--- a/Knowledge/3-Work knowledge/1-Software Engineering/2-General Technologies/9-Databases/5-My Source/2-SQL/1-Intro to SQL/7-SQL commands.docx
+++ b/Knowledge/3-Work knowledge/1-Software Engineering/2-General Technologies/9-Databases/5-My Source/2-SQL/1-Intro to SQL/7-SQL commands.docx
@@ -19,15 +19,7 @@
       <w:bookmarkStart w:id="1" w:name="_zbaxjm8laqoz" w:colFirst="0" w:colLast="0"/>
       <w:bookmarkEnd w:id="1"/>
       <w:r>
-        <w:t xml:space="preserve">what </w:t>
-      </w:r>
-      <w:proofErr w:type="gramStart"/>
-      <w:r>
-        <w:t>is</w:t>
-      </w:r>
-      <w:proofErr w:type="gramEnd"/>
-      <w:r>
-        <w:t xml:space="preserve"> SQL commands</w:t>
+        <w:t>what is SQL commands</w:t>
       </w:r>
     </w:p>
     <w:p>
@@ -49,25 +41,7 @@
           <w:sz w:val="18"/>
           <w:highlight w:val="lightGray"/>
         </w:rPr>
-        <w:t xml:space="preserve">: Persons Table -&gt; ID Column: 1, </w:t>
-      </w:r>
-      <w:proofErr w:type="spellStart"/>
-      <w:r>
-        <w:rPr>
-          <w:color w:val="000000"/>
-          <w:sz w:val="18"/>
-          <w:highlight w:val="lightGray"/>
-        </w:rPr>
-        <w:t>Name_En</w:t>
-      </w:r>
-      <w:proofErr w:type="spellEnd"/>
-      <w:r>
-        <w:rPr>
-          <w:color w:val="000000"/>
-          <w:sz w:val="18"/>
-          <w:highlight w:val="lightGray"/>
-        </w:rPr>
-        <w:t xml:space="preserve"> Column: Motasem Essam] -&gt; </w:t>
+        <w:t xml:space="preserve">: Persons Table -&gt; ID Column: 1, Name_En Column: Motasem Essam] -&gt; </w:t>
       </w:r>
       <w:r>
         <w:rPr>
@@ -113,14 +87,12 @@
           <w:rFonts w:ascii="Roboto Mono" w:eastAsia="Roboto Mono" w:hAnsi="Roboto Mono"/>
           <w:b/>
           <w:bCs/>
-          <w:sz w:val="24"/>
         </w:rPr>
         <w:t>SQL (Structured Query Language)</w:t>
       </w:r>
       <w:r>
         <w:rPr>
           <w:rFonts w:ascii="Roboto Mono" w:eastAsia="Roboto Mono" w:hAnsi="Roboto Mono"/>
-          <w:sz w:val="24"/>
         </w:rPr>
         <w:t xml:space="preserve"> commands are instructions used to communicate with and manipulate databases. These commands let you perform tasks such as creating tables, inserting data, updating records, and retrieving data from a database.</w:t>
       </w:r>
@@ -138,15 +110,7 @@
       <w:bookmarkStart w:id="2" w:name="_h84nxhkv3w4a" w:colFirst="0" w:colLast="0"/>
       <w:bookmarkEnd w:id="2"/>
       <w:r>
-        <w:t xml:space="preserve">what is </w:t>
-      </w:r>
-      <w:proofErr w:type="spellStart"/>
-      <w:r>
-        <w:t>sql</w:t>
-      </w:r>
-      <w:proofErr w:type="spellEnd"/>
-      <w:r>
-        <w:t xml:space="preserve"> commands types</w:t>
+        <w:t>what is sql commands types</w:t>
       </w:r>
     </w:p>
     <w:p>
@@ -168,25 +132,7 @@
           <w:sz w:val="18"/>
           <w:highlight w:val="lightGray"/>
         </w:rPr>
-        <w:t xml:space="preserve">: Persons Table -&gt; ID Column: 1, </w:t>
-      </w:r>
-      <w:proofErr w:type="spellStart"/>
-      <w:r>
-        <w:rPr>
-          <w:color w:val="000000"/>
-          <w:sz w:val="18"/>
-          <w:highlight w:val="lightGray"/>
-        </w:rPr>
-        <w:t>Name_En</w:t>
-      </w:r>
-      <w:proofErr w:type="spellEnd"/>
-      <w:r>
-        <w:rPr>
-          <w:color w:val="000000"/>
-          <w:sz w:val="18"/>
-          <w:highlight w:val="lightGray"/>
-        </w:rPr>
-        <w:t xml:space="preserve"> Column: Motasem Essam] -&gt; </w:t>
+        <w:t xml:space="preserve">: Persons Table -&gt; ID Column: 1, Name_En Column: Motasem Essam] -&gt; </w:t>
       </w:r>
       <w:r>
         <w:rPr>
@@ -230,7 +176,6 @@
       <w:r>
         <w:rPr>
           <w:rFonts w:ascii="Roboto Mono" w:eastAsia="Roboto Mono" w:hAnsi="Roboto Mono"/>
-          <w:sz w:val="24"/>
         </w:rPr>
         <w:t xml:space="preserve">SQL commands are grouped into </w:t>
       </w:r>
@@ -239,14 +184,12 @@
           <w:rFonts w:ascii="Roboto Mono" w:eastAsia="Roboto Mono" w:hAnsi="Roboto Mono"/>
           <w:b/>
           <w:bCs/>
-          <w:sz w:val="24"/>
         </w:rPr>
         <w:t>five main types</w:t>
       </w:r>
       <w:r>
         <w:rPr>
           <w:rFonts w:ascii="Roboto Mono" w:eastAsia="Roboto Mono" w:hAnsi="Roboto Mono"/>
-          <w:sz w:val="24"/>
         </w:rPr>
         <w:t xml:space="preserve">, based on what they do. </w:t>
       </w:r>
@@ -258,7 +201,6 @@
       <w:r>
         <w:rPr>
           <w:rFonts w:ascii="Roboto Mono" w:eastAsia="Roboto Mono" w:hAnsi="Roboto Mono"/>
-          <w:sz w:val="24"/>
         </w:rPr>
         <w:t>SQL commands are grouped into several main categories based on their purpose</w:t>
       </w:r>
@@ -270,7 +212,6 @@
       <w:r>
         <w:rPr>
           <w:rFonts w:ascii="Roboto Mono" w:eastAsia="Roboto Mono" w:hAnsi="Roboto Mono"/>
-          <w:sz w:val="24"/>
         </w:rPr>
         <w:t xml:space="preserve">Here's a breakdown of the different </w:t>
       </w:r>
@@ -279,14 +220,12 @@
           <w:rFonts w:ascii="Roboto Mono" w:eastAsia="Roboto Mono" w:hAnsi="Roboto Mono"/>
           <w:b/>
           <w:bCs/>
-          <w:sz w:val="24"/>
         </w:rPr>
         <w:t>types of SQL commands</w:t>
       </w:r>
       <w:r>
         <w:rPr>
           <w:rFonts w:ascii="Roboto Mono" w:eastAsia="Roboto Mono" w:hAnsi="Roboto Mono"/>
-          <w:sz w:val="24"/>
         </w:rPr>
         <w:t>:</w:t>
       </w:r>
@@ -295,9 +234,8 @@
       <w:r>
         <w:rPr>
           <w:rFonts w:ascii="Roboto Mono" w:eastAsia="Roboto Mono" w:hAnsi="Roboto Mono"/>
-          <w:sz w:val="24"/>
-        </w:rPr>
-        <w:pict w14:anchorId="1B679E71">
+        </w:rPr>
+        <w:pict w14:anchorId="776B830C">
           <v:rect id="_x0000_i1025" style="width:0;height:1.5pt" o:hralign="center" o:hrstd="t" o:hr="t" fillcolor="#a0a0a0" stroked="f"/>
         </w:pict>
       </w:r>
@@ -334,25 +272,7 @@
           <w:sz w:val="18"/>
           <w:highlight w:val="lightGray"/>
         </w:rPr>
-        <w:t xml:space="preserve">: Persons Table -&gt; ID Column: 1, </w:t>
-      </w:r>
-      <w:proofErr w:type="spellStart"/>
-      <w:r>
-        <w:rPr>
-          <w:color w:val="000000"/>
-          <w:sz w:val="18"/>
-          <w:highlight w:val="lightGray"/>
-        </w:rPr>
-        <w:t>Name_En</w:t>
-      </w:r>
-      <w:proofErr w:type="spellEnd"/>
-      <w:r>
-        <w:rPr>
-          <w:color w:val="000000"/>
-          <w:sz w:val="18"/>
-          <w:highlight w:val="lightGray"/>
-        </w:rPr>
-        <w:t xml:space="preserve"> Column: Motasem Essam] -&gt; </w:t>
+        <w:t xml:space="preserve">: Persons Table -&gt; ID Column: 1, Name_En Column: Motasem Essam] -&gt; </w:t>
       </w:r>
       <w:r>
         <w:rPr>
@@ -396,7 +316,6 @@
       <w:r>
         <w:rPr>
           <w:rFonts w:ascii="Roboto Mono" w:eastAsia="Roboto Mono" w:hAnsi="Roboto Mono"/>
-          <w:sz w:val="24"/>
         </w:rPr>
         <w:t xml:space="preserve">Used to manipulate </w:t>
       </w:r>
@@ -405,14 +324,12 @@
           <w:rFonts w:ascii="Roboto Mono" w:eastAsia="Roboto Mono" w:hAnsi="Roboto Mono"/>
           <w:b/>
           <w:bCs/>
-          <w:sz w:val="24"/>
         </w:rPr>
         <w:t>data inside tables</w:t>
       </w:r>
       <w:r>
         <w:rPr>
           <w:rFonts w:ascii="Roboto Mono" w:eastAsia="Roboto Mono" w:hAnsi="Roboto Mono"/>
-          <w:sz w:val="24"/>
         </w:rPr>
         <w:t>.</w:t>
       </w:r>
@@ -425,9 +342,8 @@
         <w:rPr>
           <w:noProof/>
         </w:rPr>
-        <w:lastRenderedPageBreak/>
         <w:drawing>
-          <wp:inline distT="114300" distB="114300" distL="114300" distR="114300" wp14:anchorId="5A155167" wp14:editId="7EE0CCE2">
+          <wp:inline distT="114300" distB="114300" distL="114300" distR="114300" wp14:anchorId="553075DA" wp14:editId="3F261B04">
             <wp:extent cx="5943600" cy="1752600"/>
             <wp:effectExtent l="0" t="0" r="0" b="0"/>
             <wp:docPr id="18" name="image3.png"/>
@@ -465,9 +381,7 @@
     </w:p>
     <w:tbl>
       <w:tblPr>
-        <w:tblStyle w:val="a"/>
         <w:tblW w:w="3535" w:type="dxa"/>
-        <w:tblInd w:w="0" w:type="dxa"/>
         <w:tblBorders>
           <w:top w:val="nil"/>
           <w:left w:val="nil"/>
@@ -512,7 +426,6 @@
                 <w:rFonts w:ascii="Roboto Mono" w:eastAsia="Roboto Mono" w:hAnsi="Roboto Mono"/>
                 <w:b/>
                 <w:bCs/>
-                <w:sz w:val="24"/>
               </w:rPr>
               <w:t>Command</w:t>
             </w:r>
@@ -543,7 +456,6 @@
                 <w:rFonts w:ascii="Roboto Mono" w:eastAsia="Roboto Mono" w:hAnsi="Roboto Mono"/>
                 <w:b/>
                 <w:bCs/>
-                <w:sz w:val="24"/>
               </w:rPr>
               <w:t>Purpose</w:t>
             </w:r>
@@ -575,7 +487,6 @@
               <w:rPr>
                 <w:rFonts w:ascii="Roboto Mono" w:eastAsia="Roboto Mono" w:hAnsi="Roboto Mono" w:cs="Roboto Mono"/>
                 <w:color w:val="188038"/>
-                <w:sz w:val="24"/>
               </w:rPr>
               <w:t>SELECT</w:t>
             </w:r>
@@ -601,7 +512,6 @@
             <w:r>
               <w:rPr>
                 <w:rFonts w:ascii="Roboto Mono" w:eastAsia="Roboto Mono" w:hAnsi="Roboto Mono"/>
-                <w:sz w:val="24"/>
               </w:rPr>
               <w:t>Retrieve data</w:t>
             </w:r>
@@ -633,7 +543,6 @@
               <w:rPr>
                 <w:rFonts w:ascii="Roboto Mono" w:eastAsia="Roboto Mono" w:hAnsi="Roboto Mono" w:cs="Roboto Mono"/>
                 <w:color w:val="188038"/>
-                <w:sz w:val="24"/>
               </w:rPr>
               <w:t>INSERT</w:t>
             </w:r>
@@ -659,7 +568,6 @@
             <w:r>
               <w:rPr>
                 <w:rFonts w:ascii="Roboto Mono" w:eastAsia="Roboto Mono" w:hAnsi="Roboto Mono"/>
-                <w:sz w:val="24"/>
               </w:rPr>
               <w:t>Add new rows</w:t>
             </w:r>
@@ -691,7 +599,6 @@
               <w:rPr>
                 <w:rFonts w:ascii="Roboto Mono" w:eastAsia="Roboto Mono" w:hAnsi="Roboto Mono" w:cs="Roboto Mono"/>
                 <w:color w:val="188038"/>
-                <w:sz w:val="24"/>
               </w:rPr>
               <w:t>UPDATE</w:t>
             </w:r>
@@ -717,7 +624,6 @@
             <w:r>
               <w:rPr>
                 <w:rFonts w:ascii="Roboto Mono" w:eastAsia="Roboto Mono" w:hAnsi="Roboto Mono"/>
-                <w:sz w:val="24"/>
               </w:rPr>
               <w:t>Modify existing data</w:t>
             </w:r>
@@ -749,7 +655,6 @@
               <w:rPr>
                 <w:rFonts w:ascii="Roboto Mono" w:eastAsia="Roboto Mono" w:hAnsi="Roboto Mono" w:cs="Roboto Mono"/>
                 <w:color w:val="188038"/>
-                <w:sz w:val="24"/>
               </w:rPr>
               <w:t>DELETE</w:t>
             </w:r>
@@ -775,7 +680,6 @@
             <w:r>
               <w:rPr>
                 <w:rFonts w:ascii="Roboto Mono" w:eastAsia="Roboto Mono" w:hAnsi="Roboto Mono"/>
-                <w:sz w:val="24"/>
               </w:rPr>
               <w:t>Remove rows</w:t>
             </w:r>
@@ -787,9 +691,8 @@
       <w:r>
         <w:rPr>
           <w:rFonts w:ascii="Roboto Mono" w:eastAsia="Roboto Mono" w:hAnsi="Roboto Mono"/>
-          <w:sz w:val="24"/>
-        </w:rPr>
-        <w:pict w14:anchorId="1120EC98">
+        </w:rPr>
+        <w:pict w14:anchorId="728F4E94">
           <v:rect id="_x0000_i1026" style="width:0;height:1.5pt" o:hralign="center" o:hrstd="t" o:hr="t" fillcolor="#a0a0a0" stroked="f"/>
         </w:pict>
       </w:r>
@@ -841,25 +744,7 @@
           <w:sz w:val="18"/>
           <w:highlight w:val="lightGray"/>
         </w:rPr>
-        <w:t xml:space="preserve">: Persons Table -&gt; ID Column: 1, </w:t>
-      </w:r>
-      <w:proofErr w:type="spellStart"/>
-      <w:r>
-        <w:rPr>
-          <w:color w:val="000000"/>
-          <w:sz w:val="18"/>
-          <w:highlight w:val="lightGray"/>
-        </w:rPr>
-        <w:t>Name_En</w:t>
-      </w:r>
-      <w:proofErr w:type="spellEnd"/>
-      <w:r>
-        <w:rPr>
-          <w:color w:val="000000"/>
-          <w:sz w:val="18"/>
-          <w:highlight w:val="lightGray"/>
-        </w:rPr>
-        <w:t xml:space="preserve"> Column: Motasem Essam] -&gt; </w:t>
+        <w:t xml:space="preserve">: Persons Table -&gt; ID Column: 1, Name_En Column: Motasem Essam] -&gt; </w:t>
       </w:r>
       <w:r>
         <w:rPr>
@@ -903,7 +788,6 @@
       <w:r>
         <w:rPr>
           <w:rFonts w:ascii="Roboto Mono" w:eastAsia="Roboto Mono" w:hAnsi="Roboto Mono"/>
-          <w:sz w:val="24"/>
         </w:rPr>
         <w:t>Used to manipulate data in tables:</w:t>
       </w:r>
@@ -914,6 +798,7 @@
           <w:ilvl w:val="0"/>
           <w:numId w:val="6"/>
         </w:numPr>
+        <w:spacing w:after="0" w:line="276" w:lineRule="auto"/>
       </w:pPr>
       <w:r>
         <w:rPr>
@@ -921,14 +806,12 @@
           <w:b/>
           <w:bCs/>
           <w:color w:val="188038"/>
-          <w:sz w:val="24"/>
         </w:rPr>
         <w:t>INSERT</w:t>
       </w:r>
       <w:r>
         <w:rPr>
           <w:rFonts w:ascii="Roboto Mono" w:eastAsia="Roboto Mono" w:hAnsi="Roboto Mono"/>
-          <w:sz w:val="24"/>
         </w:rPr>
         <w:t xml:space="preserve"> – Adds new records.</w:t>
       </w:r>
@@ -941,9 +824,8 @@
         <w:rPr>
           <w:noProof/>
         </w:rPr>
-        <w:lastRenderedPageBreak/>
         <w:drawing>
-          <wp:inline distT="114300" distB="114300" distL="114300" distR="114300" wp14:anchorId="37214BAD" wp14:editId="1360F821">
+          <wp:inline distT="114300" distB="114300" distL="114300" distR="114300" wp14:anchorId="33E734BB" wp14:editId="47DEC053">
             <wp:extent cx="5943600" cy="889000"/>
             <wp:effectExtent l="0" t="0" r="0" b="0"/>
             <wp:docPr id="1" name="image4.png"/>
@@ -995,6 +877,7 @@
           <w:ilvl w:val="0"/>
           <w:numId w:val="11"/>
         </w:numPr>
+        <w:spacing w:after="0" w:line="276" w:lineRule="auto"/>
       </w:pPr>
       <w:r>
         <w:rPr>
@@ -1002,14 +885,12 @@
           <w:b/>
           <w:bCs/>
           <w:color w:val="188038"/>
-          <w:sz w:val="24"/>
         </w:rPr>
         <w:t>UPDATE</w:t>
       </w:r>
       <w:r>
         <w:rPr>
           <w:rFonts w:ascii="Roboto Mono" w:eastAsia="Roboto Mono" w:hAnsi="Roboto Mono"/>
-          <w:sz w:val="24"/>
         </w:rPr>
         <w:t xml:space="preserve"> – Modifies existing records.</w:t>
       </w:r>
@@ -1023,7 +904,7 @@
           <w:noProof/>
         </w:rPr>
         <w:drawing>
-          <wp:inline distT="114300" distB="114300" distL="114300" distR="114300" wp14:anchorId="0A1BBA05" wp14:editId="64BC15D9">
+          <wp:inline distT="114300" distB="114300" distL="114300" distR="114300" wp14:anchorId="47851A8D" wp14:editId="58586A5D">
             <wp:extent cx="5943600" cy="838200"/>
             <wp:effectExtent l="0" t="0" r="0" b="0"/>
             <wp:docPr id="15" name="image9.png"/>
@@ -1082,6 +963,7 @@
           <w:ilvl w:val="0"/>
           <w:numId w:val="5"/>
         </w:numPr>
+        <w:spacing w:after="0" w:line="276" w:lineRule="auto"/>
       </w:pPr>
       <w:r>
         <w:rPr>
@@ -1089,14 +971,12 @@
           <w:b/>
           <w:bCs/>
           <w:color w:val="188038"/>
-          <w:sz w:val="24"/>
         </w:rPr>
         <w:t>DELETE</w:t>
       </w:r>
       <w:r>
         <w:rPr>
           <w:rFonts w:ascii="Roboto Mono" w:eastAsia="Roboto Mono" w:hAnsi="Roboto Mono"/>
-          <w:sz w:val="24"/>
         </w:rPr>
         <w:t xml:space="preserve"> – Removes records.</w:t>
       </w:r>
@@ -1110,7 +990,7 @@
           <w:noProof/>
         </w:rPr>
         <w:drawing>
-          <wp:inline distT="114300" distB="114300" distL="114300" distR="114300" wp14:anchorId="1E9F2357" wp14:editId="5A1B7D99">
+          <wp:inline distT="114300" distB="114300" distL="114300" distR="114300" wp14:anchorId="52F55524" wp14:editId="28D01A60">
             <wp:extent cx="5943600" cy="876300"/>
             <wp:effectExtent l="0" t="0" r="0" b="0"/>
             <wp:docPr id="11" name="image6.png"/>
@@ -1186,25 +1066,7 @@
           <w:sz w:val="18"/>
           <w:highlight w:val="lightGray"/>
         </w:rPr>
-        <w:t xml:space="preserve">: Persons Table -&gt; ID Column: 1, </w:t>
-      </w:r>
-      <w:proofErr w:type="spellStart"/>
-      <w:r>
-        <w:rPr>
-          <w:color w:val="000000"/>
-          <w:sz w:val="18"/>
-          <w:highlight w:val="lightGray"/>
-        </w:rPr>
-        <w:t>Name_En</w:t>
-      </w:r>
-      <w:proofErr w:type="spellEnd"/>
-      <w:r>
-        <w:rPr>
-          <w:color w:val="000000"/>
-          <w:sz w:val="18"/>
-          <w:highlight w:val="lightGray"/>
-        </w:rPr>
-        <w:t xml:space="preserve"> Column: Motasem Essam] -&gt; </w:t>
+        <w:t xml:space="preserve">: Persons Table -&gt; ID Column: 1, Name_En Column: Motasem Essam] -&gt; </w:t>
       </w:r>
       <w:r>
         <w:rPr>
@@ -1248,7 +1110,6 @@
       <w:r>
         <w:rPr>
           <w:rFonts w:ascii="Roboto Mono" w:eastAsia="Roboto Mono" w:hAnsi="Roboto Mono"/>
-          <w:sz w:val="24"/>
         </w:rPr>
         <w:t xml:space="preserve">Used to </w:t>
       </w:r>
@@ -1257,14 +1118,12 @@
           <w:rFonts w:ascii="Roboto Mono" w:eastAsia="Roboto Mono" w:hAnsi="Roboto Mono"/>
           <w:b/>
           <w:bCs/>
-          <w:sz w:val="24"/>
         </w:rPr>
         <w:t>define or modify the structure</w:t>
       </w:r>
       <w:r>
         <w:rPr>
           <w:rFonts w:ascii="Roboto Mono" w:eastAsia="Roboto Mono" w:hAnsi="Roboto Mono"/>
-          <w:sz w:val="24"/>
         </w:rPr>
         <w:t xml:space="preserve"> of database objects like tables.</w:t>
       </w:r>
@@ -1277,9 +1136,8 @@
         <w:rPr>
           <w:noProof/>
         </w:rPr>
-        <w:lastRenderedPageBreak/>
         <w:drawing>
-          <wp:inline distT="114300" distB="114300" distL="114300" distR="114300" wp14:anchorId="6BAE2AE0" wp14:editId="13AFBA7B">
+          <wp:inline distT="114300" distB="114300" distL="114300" distR="114300" wp14:anchorId="5290959D" wp14:editId="0FC87F7B">
             <wp:extent cx="5943600" cy="1879600"/>
             <wp:effectExtent l="0" t="0" r="0" b="0"/>
             <wp:docPr id="17" name="image7.png"/>
@@ -1317,9 +1175,7 @@
     </w:p>
     <w:tbl>
       <w:tblPr>
-        <w:tblStyle w:val="a0"/>
         <w:tblW w:w="7075" w:type="dxa"/>
-        <w:tblInd w:w="0" w:type="dxa"/>
         <w:tblBorders>
           <w:top w:val="nil"/>
           <w:left w:val="nil"/>
@@ -1364,7 +1220,6 @@
                 <w:rFonts w:ascii="Roboto Mono" w:eastAsia="Roboto Mono" w:hAnsi="Roboto Mono"/>
                 <w:b/>
                 <w:bCs/>
-                <w:sz w:val="24"/>
               </w:rPr>
               <w:t>Command</w:t>
             </w:r>
@@ -1395,7 +1250,6 @@
                 <w:rFonts w:ascii="Roboto Mono" w:eastAsia="Roboto Mono" w:hAnsi="Roboto Mono"/>
                 <w:b/>
                 <w:bCs/>
-                <w:sz w:val="24"/>
               </w:rPr>
               <w:t>Purpose</w:t>
             </w:r>
@@ -1427,7 +1281,6 @@
               <w:rPr>
                 <w:rFonts w:ascii="Roboto Mono" w:eastAsia="Roboto Mono" w:hAnsi="Roboto Mono" w:cs="Roboto Mono"/>
                 <w:color w:val="188038"/>
-                <w:sz w:val="24"/>
               </w:rPr>
               <w:t>CREATE</w:t>
             </w:r>
@@ -1453,7 +1306,6 @@
             <w:r>
               <w:rPr>
                 <w:rFonts w:ascii="Roboto Mono" w:eastAsia="Roboto Mono" w:hAnsi="Roboto Mono"/>
-                <w:sz w:val="24"/>
               </w:rPr>
               <w:t>Create new tables or databases</w:t>
             </w:r>
@@ -1485,7 +1337,6 @@
               <w:rPr>
                 <w:rFonts w:ascii="Roboto Mono" w:eastAsia="Roboto Mono" w:hAnsi="Roboto Mono" w:cs="Roboto Mono"/>
                 <w:color w:val="188038"/>
-                <w:sz w:val="24"/>
               </w:rPr>
               <w:t>ALTER</w:t>
             </w:r>
@@ -1511,7 +1362,6 @@
             <w:r>
               <w:rPr>
                 <w:rFonts w:ascii="Roboto Mono" w:eastAsia="Roboto Mono" w:hAnsi="Roboto Mono"/>
-                <w:sz w:val="24"/>
               </w:rPr>
               <w:t>Modify existing table structures</w:t>
             </w:r>
@@ -1543,7 +1393,6 @@
               <w:rPr>
                 <w:rFonts w:ascii="Roboto Mono" w:eastAsia="Roboto Mono" w:hAnsi="Roboto Mono" w:cs="Roboto Mono"/>
                 <w:color w:val="188038"/>
-                <w:sz w:val="24"/>
               </w:rPr>
               <w:t>DROP</w:t>
             </w:r>
@@ -1569,7 +1418,6 @@
             <w:r>
               <w:rPr>
                 <w:rFonts w:ascii="Roboto Mono" w:eastAsia="Roboto Mono" w:hAnsi="Roboto Mono"/>
-                <w:sz w:val="24"/>
               </w:rPr>
               <w:t>Delete tables or databases</w:t>
             </w:r>
@@ -1601,7 +1449,6 @@
               <w:rPr>
                 <w:rFonts w:ascii="Roboto Mono" w:eastAsia="Roboto Mono" w:hAnsi="Roboto Mono" w:cs="Roboto Mono"/>
                 <w:color w:val="188038"/>
-                <w:sz w:val="24"/>
               </w:rPr>
               <w:t>TRUNCATE</w:t>
             </w:r>
@@ -1627,7 +1474,6 @@
             <w:r>
               <w:rPr>
                 <w:rFonts w:ascii="Roboto Mono" w:eastAsia="Roboto Mono" w:hAnsi="Roboto Mono"/>
-                <w:sz w:val="24"/>
               </w:rPr>
               <w:t xml:space="preserve">Quickly remove all rows from a table (faster than </w:t>
             </w:r>
@@ -1635,14 +1481,12 @@
               <w:rPr>
                 <w:rFonts w:ascii="Roboto Mono" w:eastAsia="Roboto Mono" w:hAnsi="Roboto Mono" w:cs="Roboto Mono"/>
                 <w:color w:val="188038"/>
-                <w:sz w:val="24"/>
               </w:rPr>
               <w:t>DELETE</w:t>
             </w:r>
             <w:r>
               <w:rPr>
                 <w:rFonts w:ascii="Roboto Mono" w:eastAsia="Roboto Mono" w:hAnsi="Roboto Mono"/>
-                <w:sz w:val="24"/>
               </w:rPr>
               <w:t>)</w:t>
             </w:r>
@@ -1654,9 +1498,8 @@
       <w:r>
         <w:rPr>
           <w:rFonts w:ascii="Roboto Mono" w:eastAsia="Roboto Mono" w:hAnsi="Roboto Mono"/>
-          <w:sz w:val="24"/>
-        </w:rPr>
-        <w:pict w14:anchorId="5791B1C3">
+        </w:rPr>
+        <w:pict w14:anchorId="7EC68144">
           <v:rect id="_x0000_i1027" style="width:0;height:1.5pt" o:hralign="center" o:hrstd="t" o:hr="t" fillcolor="#a0a0a0" stroked="f"/>
         </w:pict>
       </w:r>
@@ -1692,25 +1535,7 @@
           <w:sz w:val="18"/>
           <w:highlight w:val="lightGray"/>
         </w:rPr>
-        <w:t xml:space="preserve">: Persons Table -&gt; ID Column: 1, </w:t>
-      </w:r>
-      <w:proofErr w:type="spellStart"/>
-      <w:r>
-        <w:rPr>
-          <w:color w:val="000000"/>
-          <w:sz w:val="18"/>
-          <w:highlight w:val="lightGray"/>
-        </w:rPr>
-        <w:t>Name_En</w:t>
-      </w:r>
-      <w:proofErr w:type="spellEnd"/>
-      <w:r>
-        <w:rPr>
-          <w:color w:val="000000"/>
-          <w:sz w:val="18"/>
-          <w:highlight w:val="lightGray"/>
-        </w:rPr>
-        <w:t xml:space="preserve"> Column: Motasem Essam] -&gt; </w:t>
+        <w:t xml:space="preserve">: Persons Table -&gt; ID Column: 1, Name_En Column: Motasem Essam] -&gt; </w:t>
       </w:r>
       <w:r>
         <w:rPr>
@@ -1754,7 +1579,6 @@
       <w:r>
         <w:rPr>
           <w:rFonts w:ascii="Roboto Mono" w:eastAsia="Roboto Mono" w:hAnsi="Roboto Mono"/>
-          <w:sz w:val="24"/>
         </w:rPr>
         <w:t>Used to define and modify database structures (schemas, tables, etc.):</w:t>
       </w:r>
@@ -1765,6 +1589,7 @@
           <w:ilvl w:val="0"/>
           <w:numId w:val="15"/>
         </w:numPr>
+        <w:spacing w:after="0" w:line="276" w:lineRule="auto"/>
       </w:pPr>
       <w:r>
         <w:rPr>
@@ -1772,14 +1597,12 @@
           <w:b/>
           <w:bCs/>
           <w:color w:val="188038"/>
-          <w:sz w:val="24"/>
         </w:rPr>
         <w:t>CREATE</w:t>
       </w:r>
       <w:r>
         <w:rPr>
           <w:rFonts w:ascii="Roboto Mono" w:eastAsia="Roboto Mono" w:hAnsi="Roboto Mono"/>
-          <w:sz w:val="24"/>
         </w:rPr>
         <w:t xml:space="preserve"> – Creates a new database object (like a table).</w:t>
       </w:r>
@@ -1789,9 +1612,8 @@
         <w:rPr>
           <w:noProof/>
         </w:rPr>
-        <w:lastRenderedPageBreak/>
         <w:drawing>
-          <wp:inline distT="114300" distB="114300" distL="114300" distR="114300" wp14:anchorId="0B5D5EB5" wp14:editId="18070991">
+          <wp:inline distT="114300" distB="114300" distL="114300" distR="114300" wp14:anchorId="19CF4430" wp14:editId="3F77A93F">
             <wp:extent cx="5943600" cy="1422400"/>
             <wp:effectExtent l="0" t="0" r="0" b="0"/>
             <wp:docPr id="10" name="image15.png"/>
@@ -1838,7 +1660,6 @@
       <w:r>
         <w:rPr>
           <w:rFonts w:ascii="Roboto Mono" w:eastAsia="Roboto Mono" w:hAnsi="Roboto Mono"/>
-          <w:sz w:val="24"/>
         </w:rPr>
         <w:t xml:space="preserve">  id INT,</w:t>
       </w:r>
@@ -1847,32 +1668,14 @@
       <w:r>
         <w:rPr>
           <w:rFonts w:ascii="Roboto Mono" w:eastAsia="Roboto Mono" w:hAnsi="Roboto Mono"/>
-          <w:sz w:val="24"/>
-        </w:rPr>
-        <w:t xml:space="preserve">  name </w:t>
-      </w:r>
-      <w:proofErr w:type="gramStart"/>
-      <w:r>
-        <w:rPr>
-          <w:rFonts w:ascii="Roboto Mono" w:eastAsia="Roboto Mono" w:hAnsi="Roboto Mono"/>
-          <w:sz w:val="24"/>
-        </w:rPr>
-        <w:t>VARCHAR(</w:t>
-      </w:r>
-      <w:proofErr w:type="gramEnd"/>
-      <w:r>
-        <w:rPr>
-          <w:rFonts w:ascii="Roboto Mono" w:eastAsia="Roboto Mono" w:hAnsi="Roboto Mono"/>
-          <w:sz w:val="24"/>
-        </w:rPr>
-        <w:t>100)</w:t>
-      </w:r>
-    </w:p>
-    <w:p>
-      <w:r>
-        <w:rPr>
-          <w:rFonts w:ascii="Roboto Mono" w:eastAsia="Roboto Mono" w:hAnsi="Roboto Mono"/>
-          <w:sz w:val="24"/>
+        </w:rPr>
+        <w:t xml:space="preserve">  name VARCHAR(100)</w:t>
+      </w:r>
+    </w:p>
+    <w:p>
+      <w:r>
+        <w:rPr>
+          <w:rFonts w:ascii="Roboto Mono" w:eastAsia="Roboto Mono" w:hAnsi="Roboto Mono"/>
         </w:rPr>
         <w:t>);</w:t>
       </w:r>
@@ -1884,7 +1687,7 @@
           <w:ilvl w:val="0"/>
           <w:numId w:val="14"/>
         </w:numPr>
-        <w:spacing w:before="240" w:after="240"/>
+        <w:spacing w:before="240" w:after="240" w:line="276" w:lineRule="auto"/>
       </w:pPr>
       <w:r>
         <w:rPr>
@@ -1892,14 +1695,12 @@
           <w:b/>
           <w:bCs/>
           <w:color w:val="188038"/>
-          <w:sz w:val="24"/>
         </w:rPr>
         <w:t>ALTER</w:t>
       </w:r>
       <w:r>
         <w:rPr>
           <w:rFonts w:ascii="Roboto Mono" w:eastAsia="Roboto Mono" w:hAnsi="Roboto Mono"/>
-          <w:sz w:val="24"/>
         </w:rPr>
         <w:t xml:space="preserve"> – Modifies an existing database object.</w:t>
       </w:r>
@@ -1910,7 +1711,7 @@
           <w:noProof/>
         </w:rPr>
         <w:drawing>
-          <wp:inline distT="114300" distB="114300" distL="114300" distR="114300" wp14:anchorId="6106C1E9" wp14:editId="5B49F75C">
+          <wp:inline distT="114300" distB="114300" distL="114300" distR="114300" wp14:anchorId="6CA4BE7C" wp14:editId="072C8AC5">
             <wp:extent cx="5943600" cy="850900"/>
             <wp:effectExtent l="0" t="0" r="0" b="0"/>
             <wp:docPr id="7" name="image11.png"/>
@@ -1950,25 +1751,8 @@
       <w:r>
         <w:rPr>
           <w:rFonts w:ascii="Roboto Mono" w:eastAsia="Roboto Mono" w:hAnsi="Roboto Mono"/>
-          <w:sz w:val="24"/>
-        </w:rPr>
-        <w:t xml:space="preserve">ALTER TABLE employees ADD email </w:t>
-      </w:r>
-      <w:proofErr w:type="gramStart"/>
-      <w:r>
-        <w:rPr>
-          <w:rFonts w:ascii="Roboto Mono" w:eastAsia="Roboto Mono" w:hAnsi="Roboto Mono"/>
-          <w:sz w:val="24"/>
-        </w:rPr>
-        <w:t>VARCHAR(</w:t>
-      </w:r>
-      <w:proofErr w:type="gramEnd"/>
-      <w:r>
-        <w:rPr>
-          <w:rFonts w:ascii="Roboto Mono" w:eastAsia="Roboto Mono" w:hAnsi="Roboto Mono"/>
-          <w:sz w:val="24"/>
-        </w:rPr>
-        <w:t>100);</w:t>
+        </w:rPr>
+        <w:t>ALTER TABLE employees ADD email VARCHAR(100);</w:t>
       </w:r>
     </w:p>
     <w:p/>
@@ -1978,7 +1762,7 @@
           <w:ilvl w:val="0"/>
           <w:numId w:val="7"/>
         </w:numPr>
-        <w:spacing w:before="240" w:after="240"/>
+        <w:spacing w:before="240" w:after="240" w:line="276" w:lineRule="auto"/>
       </w:pPr>
       <w:r>
         <w:rPr>
@@ -1986,14 +1770,12 @@
           <w:b/>
           <w:bCs/>
           <w:color w:val="188038"/>
-          <w:sz w:val="24"/>
         </w:rPr>
         <w:t>DROP</w:t>
       </w:r>
       <w:r>
         <w:rPr>
           <w:rFonts w:ascii="Roboto Mono" w:eastAsia="Roboto Mono" w:hAnsi="Roboto Mono"/>
-          <w:sz w:val="24"/>
         </w:rPr>
         <w:t xml:space="preserve"> – Deletes a database object.</w:t>
       </w:r>
@@ -2007,7 +1789,7 @@
           <w:noProof/>
         </w:rPr>
         <w:drawing>
-          <wp:inline distT="114300" distB="114300" distL="114300" distR="114300" wp14:anchorId="3FA37DF5" wp14:editId="7E23EB4E">
+          <wp:inline distT="114300" distB="114300" distL="114300" distR="114300" wp14:anchorId="52D45473" wp14:editId="36B8920D">
             <wp:extent cx="5943600" cy="838200"/>
             <wp:effectExtent l="0" t="0" r="0" b="0"/>
             <wp:docPr id="6" name="image16.png"/>
@@ -2050,7 +1832,6 @@
       <w:r>
         <w:rPr>
           <w:rFonts w:ascii="Roboto Mono" w:eastAsia="Roboto Mono" w:hAnsi="Roboto Mono"/>
-          <w:sz w:val="24"/>
         </w:rPr>
         <w:t>DROP TABLE employees;</w:t>
       </w:r>
@@ -2098,25 +1879,7 @@
           <w:sz w:val="18"/>
           <w:highlight w:val="lightGray"/>
         </w:rPr>
-        <w:t xml:space="preserve">: Persons Table -&gt; ID Column: 1, </w:t>
-      </w:r>
-      <w:proofErr w:type="spellStart"/>
-      <w:r>
-        <w:rPr>
-          <w:color w:val="000000"/>
-          <w:sz w:val="18"/>
-          <w:highlight w:val="lightGray"/>
-        </w:rPr>
-        <w:t>Name_En</w:t>
-      </w:r>
-      <w:proofErr w:type="spellEnd"/>
-      <w:r>
-        <w:rPr>
-          <w:color w:val="000000"/>
-          <w:sz w:val="18"/>
-          <w:highlight w:val="lightGray"/>
-        </w:rPr>
-        <w:t xml:space="preserve"> Column: Motasem Essam] -&gt; </w:t>
+        <w:t xml:space="preserve">: Persons Table -&gt; ID Column: 1, Name_En Column: Motasem Essam] -&gt; </w:t>
       </w:r>
       <w:r>
         <w:rPr>
@@ -2160,9 +1923,7 @@
       <w:r>
         <w:rPr>
           <w:rFonts w:ascii="Roboto Mono" w:eastAsia="Roboto Mono" w:hAnsi="Roboto Mono"/>
-          <w:sz w:val="24"/>
-        </w:rPr>
-        <w:lastRenderedPageBreak/>
+        </w:rPr>
         <w:t xml:space="preserve">Used to control </w:t>
       </w:r>
       <w:r>
@@ -2170,14 +1931,12 @@
           <w:rFonts w:ascii="Roboto Mono" w:eastAsia="Roboto Mono" w:hAnsi="Roboto Mono"/>
           <w:b/>
           <w:bCs/>
-          <w:sz w:val="24"/>
         </w:rPr>
         <w:t>access and permissions</w:t>
       </w:r>
       <w:r>
         <w:rPr>
           <w:rFonts w:ascii="Roboto Mono" w:eastAsia="Roboto Mono" w:hAnsi="Roboto Mono"/>
-          <w:sz w:val="24"/>
         </w:rPr>
         <w:t>.</w:t>
       </w:r>
@@ -2191,7 +1950,7 @@
           <w:noProof/>
         </w:rPr>
         <w:drawing>
-          <wp:inline distT="114300" distB="114300" distL="114300" distR="114300" wp14:anchorId="4306FE3B" wp14:editId="7E53F0AD">
+          <wp:inline distT="114300" distB="114300" distL="114300" distR="114300" wp14:anchorId="61C7C121" wp14:editId="474908F9">
             <wp:extent cx="5943600" cy="1104900"/>
             <wp:effectExtent l="0" t="0" r="0" b="0"/>
             <wp:docPr id="13" name="image2.png"/>
@@ -2229,9 +1988,7 @@
     </w:p>
     <w:tbl>
       <w:tblPr>
-        <w:tblStyle w:val="a1"/>
         <w:tblW w:w="4000" w:type="dxa"/>
-        <w:tblInd w:w="0" w:type="dxa"/>
         <w:tblBorders>
           <w:top w:val="nil"/>
           <w:left w:val="nil"/>
@@ -2276,7 +2033,6 @@
                 <w:rFonts w:ascii="Roboto Mono" w:eastAsia="Roboto Mono" w:hAnsi="Roboto Mono"/>
                 <w:b/>
                 <w:bCs/>
-                <w:sz w:val="24"/>
               </w:rPr>
               <w:t>Command</w:t>
             </w:r>
@@ -2307,7 +2063,6 @@
                 <w:rFonts w:ascii="Roboto Mono" w:eastAsia="Roboto Mono" w:hAnsi="Roboto Mono"/>
                 <w:b/>
                 <w:bCs/>
-                <w:sz w:val="24"/>
               </w:rPr>
               <w:t>Purpose</w:t>
             </w:r>
@@ -2339,7 +2094,6 @@
               <w:rPr>
                 <w:rFonts w:ascii="Roboto Mono" w:eastAsia="Roboto Mono" w:hAnsi="Roboto Mono" w:cs="Roboto Mono"/>
                 <w:color w:val="188038"/>
-                <w:sz w:val="24"/>
               </w:rPr>
               <w:t>GRANT</w:t>
             </w:r>
@@ -2365,7 +2119,6 @@
             <w:r>
               <w:rPr>
                 <w:rFonts w:ascii="Roboto Mono" w:eastAsia="Roboto Mono" w:hAnsi="Roboto Mono"/>
-                <w:sz w:val="24"/>
               </w:rPr>
               <w:t>Give user permissions</w:t>
             </w:r>
@@ -2397,7 +2150,6 @@
               <w:rPr>
                 <w:rFonts w:ascii="Roboto Mono" w:eastAsia="Roboto Mono" w:hAnsi="Roboto Mono" w:cs="Roboto Mono"/>
                 <w:color w:val="188038"/>
-                <w:sz w:val="24"/>
               </w:rPr>
               <w:t>REVOKE</w:t>
             </w:r>
@@ -2423,7 +2175,6 @@
             <w:r>
               <w:rPr>
                 <w:rFonts w:ascii="Roboto Mono" w:eastAsia="Roboto Mono" w:hAnsi="Roboto Mono"/>
-                <w:sz w:val="24"/>
               </w:rPr>
               <w:t>Remove user permissions</w:t>
             </w:r>
@@ -2435,9 +2186,8 @@
       <w:r>
         <w:rPr>
           <w:rFonts w:ascii="Roboto Mono" w:eastAsia="Roboto Mono" w:hAnsi="Roboto Mono"/>
-          <w:sz w:val="24"/>
-        </w:rPr>
-        <w:pict w14:anchorId="7545157B">
+        </w:rPr>
+        <w:pict w14:anchorId="205A1780">
           <v:rect id="_x0000_i1028" style="width:0;height:1.5pt" o:hralign="center" o:hrstd="t" o:hr="t" fillcolor="#a0a0a0" stroked="f"/>
         </w:pict>
       </w:r>
@@ -2473,25 +2223,7 @@
           <w:sz w:val="18"/>
           <w:highlight w:val="lightGray"/>
         </w:rPr>
-        <w:t xml:space="preserve">: Persons Table -&gt; ID Column: 1, </w:t>
-      </w:r>
-      <w:proofErr w:type="spellStart"/>
-      <w:r>
-        <w:rPr>
-          <w:color w:val="000000"/>
-          <w:sz w:val="18"/>
-          <w:highlight w:val="lightGray"/>
-        </w:rPr>
-        <w:t>Name_En</w:t>
-      </w:r>
-      <w:proofErr w:type="spellEnd"/>
-      <w:r>
-        <w:rPr>
-          <w:color w:val="000000"/>
-          <w:sz w:val="18"/>
-          <w:highlight w:val="lightGray"/>
-        </w:rPr>
-        <w:t xml:space="preserve"> Column: Motasem Essam] -&gt; </w:t>
+        <w:t xml:space="preserve">: Persons Table -&gt; ID Column: 1, Name_En Column: Motasem Essam] -&gt; </w:t>
       </w:r>
       <w:r>
         <w:rPr>
@@ -2535,7 +2267,6 @@
       <w:r>
         <w:rPr>
           <w:rFonts w:ascii="Roboto Mono" w:eastAsia="Roboto Mono" w:hAnsi="Roboto Mono"/>
-          <w:sz w:val="24"/>
         </w:rPr>
         <w:t>Used to control access to data:</w:t>
       </w:r>
@@ -2546,6 +2277,7 @@
           <w:ilvl w:val="0"/>
           <w:numId w:val="18"/>
         </w:numPr>
+        <w:spacing w:after="0" w:line="276" w:lineRule="auto"/>
       </w:pPr>
       <w:r>
         <w:rPr>
@@ -2553,14 +2285,12 @@
           <w:b/>
           <w:bCs/>
           <w:color w:val="188038"/>
-          <w:sz w:val="24"/>
         </w:rPr>
         <w:t>GRANT</w:t>
       </w:r>
       <w:r>
         <w:rPr>
           <w:rFonts w:ascii="Roboto Mono" w:eastAsia="Roboto Mono" w:hAnsi="Roboto Mono"/>
-          <w:sz w:val="24"/>
         </w:rPr>
         <w:t xml:space="preserve"> – Gives user access privileges.</w:t>
       </w:r>
@@ -2574,7 +2304,7 @@
           <w:noProof/>
         </w:rPr>
         <w:drawing>
-          <wp:inline distT="114300" distB="114300" distL="114300" distR="114300" wp14:anchorId="7655FA9A" wp14:editId="5B7BEDF0">
+          <wp:inline distT="114300" distB="114300" distL="114300" distR="114300" wp14:anchorId="57EA0735" wp14:editId="4823526C">
             <wp:extent cx="5943600" cy="850900"/>
             <wp:effectExtent l="0" t="0" r="0" b="0"/>
             <wp:docPr id="9" name="image18.png"/>
@@ -2629,6 +2359,7 @@
           <w:ilvl w:val="0"/>
           <w:numId w:val="4"/>
         </w:numPr>
+        <w:spacing w:after="0" w:line="276" w:lineRule="auto"/>
       </w:pPr>
       <w:r>
         <w:rPr>
@@ -2636,14 +2367,12 @@
           <w:b/>
           <w:bCs/>
           <w:color w:val="188038"/>
-          <w:sz w:val="24"/>
         </w:rPr>
         <w:t>REVOKE</w:t>
       </w:r>
       <w:r>
         <w:rPr>
           <w:rFonts w:ascii="Roboto Mono" w:eastAsia="Roboto Mono" w:hAnsi="Roboto Mono"/>
-          <w:sz w:val="24"/>
         </w:rPr>
         <w:t xml:space="preserve"> – Removes access privileges.</w:t>
       </w:r>
@@ -2656,9 +2385,8 @@
         <w:rPr>
           <w:noProof/>
         </w:rPr>
-        <w:lastRenderedPageBreak/>
         <w:drawing>
-          <wp:inline distT="114300" distB="114300" distL="114300" distR="114300" wp14:anchorId="3C64041A" wp14:editId="63FE3335">
+          <wp:inline distT="114300" distB="114300" distL="114300" distR="114300" wp14:anchorId="0E1DCEBB" wp14:editId="28909914">
             <wp:extent cx="5943600" cy="876300"/>
             <wp:effectExtent l="0" t="0" r="0" b="0"/>
             <wp:docPr id="16" name="image10.png"/>
@@ -2733,25 +2461,7 @@
           <w:sz w:val="18"/>
           <w:highlight w:val="lightGray"/>
         </w:rPr>
-        <w:t xml:space="preserve">: Persons Table -&gt; ID Column: 1, </w:t>
-      </w:r>
-      <w:proofErr w:type="spellStart"/>
-      <w:r>
-        <w:rPr>
-          <w:color w:val="000000"/>
-          <w:sz w:val="18"/>
-          <w:highlight w:val="lightGray"/>
-        </w:rPr>
-        <w:t>Name_En</w:t>
-      </w:r>
-      <w:proofErr w:type="spellEnd"/>
-      <w:r>
-        <w:rPr>
-          <w:color w:val="000000"/>
-          <w:sz w:val="18"/>
-          <w:highlight w:val="lightGray"/>
-        </w:rPr>
-        <w:t xml:space="preserve"> Column: Motasem Essam] -&gt; </w:t>
+        <w:t xml:space="preserve">: Persons Table -&gt; ID Column: 1, Name_En Column: Motasem Essam] -&gt; </w:t>
       </w:r>
       <w:r>
         <w:rPr>
@@ -2795,7 +2505,6 @@
       <w:r>
         <w:rPr>
           <w:rFonts w:ascii="Roboto Mono" w:eastAsia="Roboto Mono" w:hAnsi="Roboto Mono"/>
-          <w:sz w:val="24"/>
         </w:rPr>
         <w:t xml:space="preserve">Manages </w:t>
       </w:r>
@@ -2804,14 +2513,12 @@
           <w:rFonts w:ascii="Roboto Mono" w:eastAsia="Roboto Mono" w:hAnsi="Roboto Mono"/>
           <w:b/>
           <w:bCs/>
-          <w:sz w:val="24"/>
         </w:rPr>
         <w:t>transactions</w:t>
       </w:r>
       <w:r>
         <w:rPr>
           <w:rFonts w:ascii="Roboto Mono" w:eastAsia="Roboto Mono" w:hAnsi="Roboto Mono"/>
-          <w:sz w:val="24"/>
         </w:rPr>
         <w:t xml:space="preserve"> (grouped SQL operations that must succeed or fail together).</w:t>
       </w:r>
@@ -2822,7 +2529,7 @@
           <w:noProof/>
         </w:rPr>
         <w:drawing>
-          <wp:inline distT="114300" distB="114300" distL="114300" distR="114300" wp14:anchorId="29FF6953" wp14:editId="46784C4D">
+          <wp:inline distT="114300" distB="114300" distL="114300" distR="114300" wp14:anchorId="4E4D5022" wp14:editId="07080737">
             <wp:extent cx="5943600" cy="1701800"/>
             <wp:effectExtent l="0" t="0" r="0" b="0"/>
             <wp:docPr id="8" name="image8.png"/>
@@ -2860,9 +2567,7 @@
     </w:p>
     <w:tbl>
       <w:tblPr>
-        <w:tblStyle w:val="a2"/>
         <w:tblW w:w="6460" w:type="dxa"/>
-        <w:tblInd w:w="0" w:type="dxa"/>
         <w:tblBorders>
           <w:top w:val="nil"/>
           <w:left w:val="nil"/>
@@ -2907,7 +2612,6 @@
                 <w:rFonts w:ascii="Roboto Mono" w:eastAsia="Roboto Mono" w:hAnsi="Roboto Mono"/>
                 <w:b/>
                 <w:bCs/>
-                <w:sz w:val="24"/>
               </w:rPr>
               <w:t>Command</w:t>
             </w:r>
@@ -2938,7 +2642,6 @@
                 <w:rFonts w:ascii="Roboto Mono" w:eastAsia="Roboto Mono" w:hAnsi="Roboto Mono"/>
                 <w:b/>
                 <w:bCs/>
-                <w:sz w:val="24"/>
               </w:rPr>
               <w:t>Purpose</w:t>
             </w:r>
@@ -2970,7 +2673,6 @@
               <w:rPr>
                 <w:rFonts w:ascii="Roboto Mono" w:eastAsia="Roboto Mono" w:hAnsi="Roboto Mono" w:cs="Roboto Mono"/>
                 <w:color w:val="188038"/>
-                <w:sz w:val="24"/>
               </w:rPr>
               <w:t>COMMIT</w:t>
             </w:r>
@@ -2996,7 +2698,6 @@
             <w:r>
               <w:rPr>
                 <w:rFonts w:ascii="Roboto Mono" w:eastAsia="Roboto Mono" w:hAnsi="Roboto Mono"/>
-                <w:sz w:val="24"/>
               </w:rPr>
               <w:t>Save all changes permanently</w:t>
             </w:r>
@@ -3028,7 +2729,6 @@
               <w:rPr>
                 <w:rFonts w:ascii="Roboto Mono" w:eastAsia="Roboto Mono" w:hAnsi="Roboto Mono" w:cs="Roboto Mono"/>
                 <w:color w:val="188038"/>
-                <w:sz w:val="24"/>
               </w:rPr>
               <w:t>ROLLBACK</w:t>
             </w:r>
@@ -3054,7 +2754,6 @@
             <w:r>
               <w:rPr>
                 <w:rFonts w:ascii="Roboto Mono" w:eastAsia="Roboto Mono" w:hAnsi="Roboto Mono"/>
-                <w:sz w:val="24"/>
               </w:rPr>
               <w:t>Undo changes made in the current transaction</w:t>
             </w:r>
@@ -3086,7 +2785,6 @@
               <w:rPr>
                 <w:rFonts w:ascii="Roboto Mono" w:eastAsia="Roboto Mono" w:hAnsi="Roboto Mono" w:cs="Roboto Mono"/>
                 <w:color w:val="188038"/>
-                <w:sz w:val="24"/>
               </w:rPr>
               <w:t>SAVEPOINT</w:t>
             </w:r>
@@ -3112,7 +2810,6 @@
             <w:r>
               <w:rPr>
                 <w:rFonts w:ascii="Roboto Mono" w:eastAsia="Roboto Mono" w:hAnsi="Roboto Mono"/>
-                <w:sz w:val="24"/>
               </w:rPr>
               <w:t>Set a checkpoint to partially roll back to</w:t>
             </w:r>
@@ -3144,7 +2841,6 @@
               <w:rPr>
                 <w:rFonts w:ascii="Roboto Mono" w:eastAsia="Roboto Mono" w:hAnsi="Roboto Mono" w:cs="Roboto Mono"/>
                 <w:color w:val="188038"/>
-                <w:sz w:val="24"/>
               </w:rPr>
               <w:t>SET TRANSACTION</w:t>
             </w:r>
@@ -3170,7 +2866,6 @@
             <w:r>
               <w:rPr>
                 <w:rFonts w:ascii="Roboto Mono" w:eastAsia="Roboto Mono" w:hAnsi="Roboto Mono"/>
-                <w:sz w:val="24"/>
               </w:rPr>
               <w:t>Define transaction properties</w:t>
             </w:r>
@@ -3182,9 +2877,8 @@
       <w:r>
         <w:rPr>
           <w:rFonts w:ascii="Roboto Mono" w:eastAsia="Roboto Mono" w:hAnsi="Roboto Mono"/>
-          <w:sz w:val="24"/>
-        </w:rPr>
-        <w:pict w14:anchorId="1013F3D4">
+        </w:rPr>
+        <w:pict w14:anchorId="3B443E7A">
           <v:rect id="_x0000_i1029" style="width:0;height:1.5pt" o:hralign="center" o:hrstd="t" o:hr="t" fillcolor="#a0a0a0" stroked="f"/>
         </w:pict>
       </w:r>
@@ -3212,7 +2906,6 @@
           <w:sz w:val="18"/>
           <w:highlight w:val="lightGray"/>
         </w:rPr>
-        <w:lastRenderedPageBreak/>
         <w:t># Source: AI Source: Provided by: [Data Path</w:t>
       </w:r>
       <w:r>
@@ -3221,25 +2914,7 @@
           <w:sz w:val="18"/>
           <w:highlight w:val="lightGray"/>
         </w:rPr>
-        <w:t xml:space="preserve">: Persons Table -&gt; ID Column: 1, </w:t>
-      </w:r>
-      <w:proofErr w:type="spellStart"/>
-      <w:r>
-        <w:rPr>
-          <w:color w:val="000000"/>
-          <w:sz w:val="18"/>
-          <w:highlight w:val="lightGray"/>
-        </w:rPr>
-        <w:t>Name_En</w:t>
-      </w:r>
-      <w:proofErr w:type="spellEnd"/>
-      <w:r>
-        <w:rPr>
-          <w:color w:val="000000"/>
-          <w:sz w:val="18"/>
-          <w:highlight w:val="lightGray"/>
-        </w:rPr>
-        <w:t xml:space="preserve"> Column: Motasem Essam] -&gt; </w:t>
+        <w:t xml:space="preserve">: Persons Table -&gt; ID Column: 1, Name_En Column: Motasem Essam] -&gt; </w:t>
       </w:r>
       <w:r>
         <w:rPr>
@@ -3283,7 +2958,6 @@
       <w:r>
         <w:rPr>
           <w:rFonts w:ascii="Roboto Mono" w:eastAsia="Roboto Mono" w:hAnsi="Roboto Mono"/>
-          <w:sz w:val="24"/>
         </w:rPr>
         <w:t>Manages changes made by DML commands:</w:t>
       </w:r>
@@ -3294,6 +2968,7 @@
           <w:ilvl w:val="0"/>
           <w:numId w:val="16"/>
         </w:numPr>
+        <w:spacing w:after="0" w:line="276" w:lineRule="auto"/>
       </w:pPr>
       <w:r>
         <w:rPr>
@@ -3301,14 +2976,12 @@
           <w:b/>
           <w:bCs/>
           <w:color w:val="188038"/>
-          <w:sz w:val="24"/>
         </w:rPr>
         <w:t>COMMIT</w:t>
       </w:r>
       <w:r>
         <w:rPr>
           <w:rFonts w:ascii="Roboto Mono" w:eastAsia="Roboto Mono" w:hAnsi="Roboto Mono"/>
-          <w:sz w:val="24"/>
         </w:rPr>
         <w:t xml:space="preserve"> – Saves all changes made in the current transaction.</w:t>
       </w:r>
@@ -3322,7 +2995,7 @@
           <w:noProof/>
         </w:rPr>
         <w:drawing>
-          <wp:inline distT="114300" distB="114300" distL="114300" distR="114300" wp14:anchorId="687DB4ED" wp14:editId="3992C8AE">
+          <wp:inline distT="114300" distB="114300" distL="114300" distR="114300" wp14:anchorId="5A097ACE" wp14:editId="38B92906">
             <wp:extent cx="5943600" cy="863600"/>
             <wp:effectExtent l="0" t="0" r="0" b="0"/>
             <wp:docPr id="4" name="image1.png"/>
@@ -3377,6 +3050,7 @@
           <w:ilvl w:val="0"/>
           <w:numId w:val="9"/>
         </w:numPr>
+        <w:spacing w:after="0" w:line="276" w:lineRule="auto"/>
       </w:pPr>
       <w:r>
         <w:rPr>
@@ -3384,14 +3058,12 @@
           <w:b/>
           <w:bCs/>
           <w:color w:val="188038"/>
-          <w:sz w:val="24"/>
         </w:rPr>
         <w:t>ROLLBACK</w:t>
       </w:r>
       <w:r>
         <w:rPr>
           <w:rFonts w:ascii="Roboto Mono" w:eastAsia="Roboto Mono" w:hAnsi="Roboto Mono"/>
-          <w:sz w:val="24"/>
         </w:rPr>
         <w:t xml:space="preserve"> – Reverts changes made in the current transaction.</w:t>
       </w:r>
@@ -3405,7 +3077,7 @@
           <w:noProof/>
         </w:rPr>
         <w:drawing>
-          <wp:inline distT="114300" distB="114300" distL="114300" distR="114300" wp14:anchorId="4F299A38" wp14:editId="0A0E3C7A">
+          <wp:inline distT="114300" distB="114300" distL="114300" distR="114300" wp14:anchorId="32678C25" wp14:editId="49782D6D">
             <wp:extent cx="5943600" cy="863600"/>
             <wp:effectExtent l="0" t="0" r="0" b="0"/>
             <wp:docPr id="5" name="image14.png"/>
@@ -3457,6 +3129,7 @@
           <w:ilvl w:val="0"/>
           <w:numId w:val="2"/>
         </w:numPr>
+        <w:spacing w:after="0" w:line="276" w:lineRule="auto"/>
       </w:pPr>
       <w:r>
         <w:rPr>
@@ -3464,14 +3137,12 @@
           <w:b/>
           <w:bCs/>
           <w:color w:val="188038"/>
-          <w:sz w:val="24"/>
         </w:rPr>
         <w:t>SAVEPOINT</w:t>
       </w:r>
       <w:r>
         <w:rPr>
           <w:rFonts w:ascii="Roboto Mono" w:eastAsia="Roboto Mono" w:hAnsi="Roboto Mono"/>
-          <w:sz w:val="24"/>
         </w:rPr>
         <w:t xml:space="preserve"> – Sets a save point within a transaction.</w:t>
       </w:r>
@@ -3485,7 +3156,7 @@
           <w:noProof/>
         </w:rPr>
         <w:drawing>
-          <wp:inline distT="114300" distB="114300" distL="114300" distR="114300" wp14:anchorId="5F32B789" wp14:editId="37B7EAD9">
+          <wp:inline distT="114300" distB="114300" distL="114300" distR="114300" wp14:anchorId="22737B1A" wp14:editId="43465961">
             <wp:extent cx="5943600" cy="850900"/>
             <wp:effectExtent l="0" t="0" r="0" b="0"/>
             <wp:docPr id="14" name="image13.png"/>
@@ -3528,7 +3199,6 @@
       <w:r>
         <w:rPr>
           <w:rFonts w:ascii="Roboto Mono" w:eastAsia="Roboto Mono" w:hAnsi="Roboto Mono"/>
-          <w:sz w:val="24"/>
         </w:rPr>
         <w:t>SAVEPOINT sp1;</w:t>
       </w:r>
@@ -3573,25 +3243,7 @@
           <w:sz w:val="18"/>
           <w:highlight w:val="lightGray"/>
         </w:rPr>
-        <w:t xml:space="preserve">: Persons Table -&gt; ID Column: 1, </w:t>
-      </w:r>
-      <w:proofErr w:type="spellStart"/>
-      <w:r>
-        <w:rPr>
-          <w:color w:val="000000"/>
-          <w:sz w:val="18"/>
-          <w:highlight w:val="lightGray"/>
-        </w:rPr>
-        <w:t>Name_En</w:t>
-      </w:r>
-      <w:proofErr w:type="spellEnd"/>
-      <w:r>
-        <w:rPr>
-          <w:color w:val="000000"/>
-          <w:sz w:val="18"/>
-          <w:highlight w:val="lightGray"/>
-        </w:rPr>
-        <w:t xml:space="preserve"> Column: Motasem Essam] -&gt; </w:t>
+        <w:t xml:space="preserve">: Persons Table -&gt; ID Column: 1, Name_En Column: Motasem Essam] -&gt; </w:t>
       </w:r>
       <w:r>
         <w:rPr>
@@ -3635,7 +3287,6 @@
       <w:r>
         <w:rPr>
           <w:rFonts w:ascii="Roboto Mono" w:eastAsia="Roboto Mono" w:hAnsi="Roboto Mono"/>
-          <w:sz w:val="24"/>
         </w:rPr>
         <w:t xml:space="preserve">Focused only on </w:t>
       </w:r>
@@ -3644,14 +3295,12 @@
           <w:rFonts w:ascii="Roboto Mono" w:eastAsia="Roboto Mono" w:hAnsi="Roboto Mono"/>
           <w:b/>
           <w:bCs/>
-          <w:sz w:val="24"/>
         </w:rPr>
         <w:t>querying data</w:t>
       </w:r>
       <w:r>
         <w:rPr>
           <w:rFonts w:ascii="Roboto Mono" w:eastAsia="Roboto Mono" w:hAnsi="Roboto Mono"/>
-          <w:sz w:val="24"/>
         </w:rPr>
         <w:t>.</w:t>
       </w:r>
@@ -3664,9 +3313,8 @@
         <w:rPr>
           <w:noProof/>
         </w:rPr>
-        <w:lastRenderedPageBreak/>
         <w:drawing>
-          <wp:inline distT="114300" distB="114300" distL="114300" distR="114300" wp14:anchorId="25B945C6" wp14:editId="4FB68695">
+          <wp:inline distT="114300" distB="114300" distL="114300" distR="114300" wp14:anchorId="7CDFBC45" wp14:editId="2E46A1B2">
             <wp:extent cx="5943600" cy="939800"/>
             <wp:effectExtent l="0" t="0" r="0" b="0"/>
             <wp:docPr id="12" name="image12.png"/>
@@ -3704,9 +3352,7 @@
     </w:p>
     <w:tbl>
       <w:tblPr>
-        <w:tblStyle w:val="a3"/>
         <w:tblW w:w="6445" w:type="dxa"/>
-        <w:tblInd w:w="0" w:type="dxa"/>
         <w:tblBorders>
           <w:top w:val="nil"/>
           <w:left w:val="nil"/>
@@ -3751,7 +3397,6 @@
                 <w:rFonts w:ascii="Roboto Mono" w:eastAsia="Roboto Mono" w:hAnsi="Roboto Mono"/>
                 <w:b/>
                 <w:bCs/>
-                <w:sz w:val="24"/>
               </w:rPr>
               <w:t>Command</w:t>
             </w:r>
@@ -3782,7 +3427,6 @@
                 <w:rFonts w:ascii="Roboto Mono" w:eastAsia="Roboto Mono" w:hAnsi="Roboto Mono"/>
                 <w:b/>
                 <w:bCs/>
-                <w:sz w:val="24"/>
               </w:rPr>
               <w:t>Purpose</w:t>
             </w:r>
@@ -3814,7 +3458,6 @@
               <w:rPr>
                 <w:rFonts w:ascii="Roboto Mono" w:eastAsia="Roboto Mono" w:hAnsi="Roboto Mono" w:cs="Roboto Mono"/>
                 <w:color w:val="188038"/>
-                <w:sz w:val="24"/>
               </w:rPr>
               <w:t>SELECT</w:t>
             </w:r>
@@ -3840,7 +3483,6 @@
             <w:r>
               <w:rPr>
                 <w:rFonts w:ascii="Roboto Mono" w:eastAsia="Roboto Mono" w:hAnsi="Roboto Mono"/>
-                <w:sz w:val="24"/>
               </w:rPr>
               <w:t>Retrieve data (sometimes considered part of DML)</w:t>
             </w:r>
@@ -3879,25 +3521,7 @@
           <w:sz w:val="18"/>
           <w:highlight w:val="lightGray"/>
         </w:rPr>
-        <w:t xml:space="preserve">: Persons Table -&gt; ID Column: 1, </w:t>
-      </w:r>
-      <w:proofErr w:type="spellStart"/>
-      <w:r>
-        <w:rPr>
-          <w:color w:val="000000"/>
-          <w:sz w:val="18"/>
-          <w:highlight w:val="lightGray"/>
-        </w:rPr>
-        <w:t>Name_En</w:t>
-      </w:r>
-      <w:proofErr w:type="spellEnd"/>
-      <w:r>
-        <w:rPr>
-          <w:color w:val="000000"/>
-          <w:sz w:val="18"/>
-          <w:highlight w:val="lightGray"/>
-        </w:rPr>
-        <w:t xml:space="preserve"> Column: Motasem Essam] -&gt; </w:t>
+        <w:t xml:space="preserve">: Persons Table -&gt; ID Column: 1, Name_En Column: Motasem Essam] -&gt; </w:t>
       </w:r>
       <w:r>
         <w:rPr>
@@ -3941,7 +3565,6 @@
       <w:r>
         <w:rPr>
           <w:rFonts w:ascii="Roboto Mono" w:eastAsia="Roboto Mono" w:hAnsi="Roboto Mono"/>
-          <w:sz w:val="24"/>
         </w:rPr>
         <w:t>Used to query data:</w:t>
       </w:r>
@@ -3953,14 +3576,12 @@
           <w:b/>
           <w:bCs/>
           <w:color w:val="188038"/>
-          <w:sz w:val="24"/>
         </w:rPr>
         <w:t>SELECT</w:t>
       </w:r>
       <w:r>
         <w:rPr>
           <w:rFonts w:ascii="Roboto Mono" w:eastAsia="Roboto Mono" w:hAnsi="Roboto Mono"/>
-          <w:sz w:val="24"/>
         </w:rPr>
         <w:t xml:space="preserve"> – Retrieves data from one or more tables.</w:t>
       </w:r>
@@ -3971,7 +3592,7 @@
           <w:noProof/>
         </w:rPr>
         <w:drawing>
-          <wp:inline distT="114300" distB="114300" distL="114300" distR="114300" wp14:anchorId="2855F12D" wp14:editId="0412062C">
+          <wp:inline distT="114300" distB="114300" distL="114300" distR="114300" wp14:anchorId="66B6029A" wp14:editId="6F8EBF16">
             <wp:extent cx="5943600" cy="850900"/>
             <wp:effectExtent l="0" t="0" r="0" b="0"/>
             <wp:docPr id="2" name="image5.png"/>
@@ -4020,9 +3641,8 @@
       <w:r>
         <w:rPr>
           <w:rFonts w:ascii="Roboto Mono" w:eastAsia="Roboto Mono" w:hAnsi="Roboto Mono"/>
-          <w:sz w:val="24"/>
-        </w:rPr>
-        <w:pict w14:anchorId="428369A7">
+        </w:rPr>
+        <w:pict w14:anchorId="441D91E8">
           <v:rect id="_x0000_i1030" style="width:0;height:1.5pt" o:hralign="center" o:hrstd="t" o:hr="t" fillcolor="#a0a0a0" stroked="f"/>
         </w:pict>
       </w:r>
@@ -4059,25 +3679,7 @@
           <w:sz w:val="18"/>
           <w:highlight w:val="lightGray"/>
         </w:rPr>
-        <w:t xml:space="preserve">: Persons Table -&gt; ID Column: 1, </w:t>
-      </w:r>
-      <w:proofErr w:type="spellStart"/>
-      <w:r>
-        <w:rPr>
-          <w:color w:val="000000"/>
-          <w:sz w:val="18"/>
-          <w:highlight w:val="lightGray"/>
-        </w:rPr>
-        <w:t>Name_En</w:t>
-      </w:r>
-      <w:proofErr w:type="spellEnd"/>
-      <w:r>
-        <w:rPr>
-          <w:color w:val="000000"/>
-          <w:sz w:val="18"/>
-          <w:highlight w:val="lightGray"/>
-        </w:rPr>
-        <w:t xml:space="preserve"> Column: Motasem Essam] -&gt; </w:t>
+        <w:t xml:space="preserve">: Persons Table -&gt; ID Column: 1, Name_En Column: Motasem Essam] -&gt; </w:t>
       </w:r>
       <w:r>
         <w:rPr>
@@ -4119,9 +3721,8 @@
         <w:rPr>
           <w:noProof/>
         </w:rPr>
-        <w:lastRenderedPageBreak/>
         <w:drawing>
-          <wp:inline distT="114300" distB="114300" distL="114300" distR="114300" wp14:anchorId="4678F0D4" wp14:editId="28BBC198">
+          <wp:inline distT="114300" distB="114300" distL="114300" distR="114300" wp14:anchorId="52459378" wp14:editId="523752C3">
             <wp:extent cx="5943600" cy="2108200"/>
             <wp:effectExtent l="0" t="0" r="0" b="0"/>
             <wp:docPr id="3" name="image17.png"/>
@@ -4159,9 +3760,7 @@
     </w:p>
     <w:tbl>
       <w:tblPr>
-        <w:tblStyle w:val="a4"/>
         <w:tblW w:w="6600" w:type="dxa"/>
-        <w:tblInd w:w="0" w:type="dxa"/>
         <w:tblBorders>
           <w:top w:val="nil"/>
           <w:left w:val="nil"/>
@@ -4207,7 +3806,6 @@
                 <w:rFonts w:ascii="Roboto Mono" w:eastAsia="Roboto Mono" w:hAnsi="Roboto Mono"/>
                 <w:b/>
                 <w:bCs/>
-                <w:sz w:val="24"/>
               </w:rPr>
               <w:t>Type</w:t>
             </w:r>
@@ -4238,7 +3836,6 @@
                 <w:rFonts w:ascii="Roboto Mono" w:eastAsia="Roboto Mono" w:hAnsi="Roboto Mono"/>
                 <w:b/>
                 <w:bCs/>
-                <w:sz w:val="24"/>
               </w:rPr>
               <w:t>Focus</w:t>
             </w:r>
@@ -4269,7 +3866,6 @@
                 <w:rFonts w:ascii="Roboto Mono" w:eastAsia="Roboto Mono" w:hAnsi="Roboto Mono"/>
                 <w:b/>
                 <w:bCs/>
-                <w:sz w:val="24"/>
               </w:rPr>
               <w:t>Examples</w:t>
             </w:r>
@@ -4302,7 +3898,6 @@
                 <w:rFonts w:ascii="Roboto Mono" w:eastAsia="Roboto Mono" w:hAnsi="Roboto Mono"/>
                 <w:b/>
                 <w:bCs/>
-                <w:sz w:val="24"/>
               </w:rPr>
               <w:t>DML</w:t>
             </w:r>
@@ -4328,7 +3923,6 @@
             <w:r>
               <w:rPr>
                 <w:rFonts w:ascii="Roboto Mono" w:eastAsia="Roboto Mono" w:hAnsi="Roboto Mono"/>
-                <w:sz w:val="24"/>
               </w:rPr>
               <w:t>Data manipulation</w:t>
             </w:r>
@@ -4355,14 +3949,12 @@
               <w:rPr>
                 <w:rFonts w:ascii="Roboto Mono" w:eastAsia="Roboto Mono" w:hAnsi="Roboto Mono" w:cs="Roboto Mono"/>
                 <w:color w:val="188038"/>
-                <w:sz w:val="24"/>
               </w:rPr>
               <w:t>SELECT</w:t>
             </w:r>
             <w:r>
               <w:rPr>
                 <w:rFonts w:ascii="Roboto Mono" w:eastAsia="Roboto Mono" w:hAnsi="Roboto Mono"/>
-                <w:sz w:val="24"/>
               </w:rPr>
               <w:t xml:space="preserve">, </w:t>
             </w:r>
@@ -4370,14 +3962,12 @@
               <w:rPr>
                 <w:rFonts w:ascii="Roboto Mono" w:eastAsia="Roboto Mono" w:hAnsi="Roboto Mono" w:cs="Roboto Mono"/>
                 <w:color w:val="188038"/>
-                <w:sz w:val="24"/>
               </w:rPr>
               <w:t>INSERT</w:t>
             </w:r>
             <w:r>
               <w:rPr>
                 <w:rFonts w:ascii="Roboto Mono" w:eastAsia="Roboto Mono" w:hAnsi="Roboto Mono"/>
-                <w:sz w:val="24"/>
               </w:rPr>
               <w:t xml:space="preserve">, </w:t>
             </w:r>
@@ -4385,14 +3975,12 @@
               <w:rPr>
                 <w:rFonts w:ascii="Roboto Mono" w:eastAsia="Roboto Mono" w:hAnsi="Roboto Mono" w:cs="Roboto Mono"/>
                 <w:color w:val="188038"/>
-                <w:sz w:val="24"/>
               </w:rPr>
               <w:t>UPDATE</w:t>
             </w:r>
             <w:r>
               <w:rPr>
                 <w:rFonts w:ascii="Roboto Mono" w:eastAsia="Roboto Mono" w:hAnsi="Roboto Mono"/>
-                <w:sz w:val="24"/>
               </w:rPr>
               <w:t xml:space="preserve">, </w:t>
             </w:r>
@@ -4400,7 +3988,6 @@
               <w:rPr>
                 <w:rFonts w:ascii="Roboto Mono" w:eastAsia="Roboto Mono" w:hAnsi="Roboto Mono" w:cs="Roboto Mono"/>
                 <w:color w:val="188038"/>
-                <w:sz w:val="24"/>
               </w:rPr>
               <w:t>DELETE</w:t>
             </w:r>
@@ -4433,7 +4020,6 @@
                 <w:rFonts w:ascii="Roboto Mono" w:eastAsia="Roboto Mono" w:hAnsi="Roboto Mono"/>
                 <w:b/>
                 <w:bCs/>
-                <w:sz w:val="24"/>
               </w:rPr>
               <w:t>DDL</w:t>
             </w:r>
@@ -4459,7 +4045,6 @@
             <w:r>
               <w:rPr>
                 <w:rFonts w:ascii="Roboto Mono" w:eastAsia="Roboto Mono" w:hAnsi="Roboto Mono"/>
-                <w:sz w:val="24"/>
               </w:rPr>
               <w:t>Structure definition</w:t>
             </w:r>
@@ -4486,14 +4071,12 @@
               <w:rPr>
                 <w:rFonts w:ascii="Roboto Mono" w:eastAsia="Roboto Mono" w:hAnsi="Roboto Mono" w:cs="Roboto Mono"/>
                 <w:color w:val="188038"/>
-                <w:sz w:val="24"/>
               </w:rPr>
               <w:t>CREATE</w:t>
             </w:r>
             <w:r>
               <w:rPr>
                 <w:rFonts w:ascii="Roboto Mono" w:eastAsia="Roboto Mono" w:hAnsi="Roboto Mono"/>
-                <w:sz w:val="24"/>
               </w:rPr>
               <w:t xml:space="preserve">, </w:t>
             </w:r>
@@ -4501,14 +4084,12 @@
               <w:rPr>
                 <w:rFonts w:ascii="Roboto Mono" w:eastAsia="Roboto Mono" w:hAnsi="Roboto Mono" w:cs="Roboto Mono"/>
                 <w:color w:val="188038"/>
-                <w:sz w:val="24"/>
               </w:rPr>
               <w:t>ALTER</w:t>
             </w:r>
             <w:r>
               <w:rPr>
                 <w:rFonts w:ascii="Roboto Mono" w:eastAsia="Roboto Mono" w:hAnsi="Roboto Mono"/>
-                <w:sz w:val="24"/>
               </w:rPr>
               <w:t xml:space="preserve">, </w:t>
             </w:r>
@@ -4516,14 +4097,12 @@
               <w:rPr>
                 <w:rFonts w:ascii="Roboto Mono" w:eastAsia="Roboto Mono" w:hAnsi="Roboto Mono" w:cs="Roboto Mono"/>
                 <w:color w:val="188038"/>
-                <w:sz w:val="24"/>
               </w:rPr>
               <w:t>DROP</w:t>
             </w:r>
             <w:r>
               <w:rPr>
                 <w:rFonts w:ascii="Roboto Mono" w:eastAsia="Roboto Mono" w:hAnsi="Roboto Mono"/>
-                <w:sz w:val="24"/>
               </w:rPr>
               <w:t xml:space="preserve">, </w:t>
             </w:r>
@@ -4531,7 +4110,6 @@
               <w:rPr>
                 <w:rFonts w:ascii="Roboto Mono" w:eastAsia="Roboto Mono" w:hAnsi="Roboto Mono" w:cs="Roboto Mono"/>
                 <w:color w:val="188038"/>
-                <w:sz w:val="24"/>
               </w:rPr>
               <w:t>TRUNCATE</w:t>
             </w:r>
@@ -4564,7 +4142,6 @@
                 <w:rFonts w:ascii="Roboto Mono" w:eastAsia="Roboto Mono" w:hAnsi="Roboto Mono"/>
                 <w:b/>
                 <w:bCs/>
-                <w:sz w:val="24"/>
               </w:rPr>
               <w:t>DCL</w:t>
             </w:r>
@@ -4590,7 +4167,6 @@
             <w:r>
               <w:rPr>
                 <w:rFonts w:ascii="Roboto Mono" w:eastAsia="Roboto Mono" w:hAnsi="Roboto Mono"/>
-                <w:sz w:val="24"/>
               </w:rPr>
               <w:t>Access control</w:t>
             </w:r>
@@ -4617,14 +4193,12 @@
               <w:rPr>
                 <w:rFonts w:ascii="Roboto Mono" w:eastAsia="Roboto Mono" w:hAnsi="Roboto Mono" w:cs="Roboto Mono"/>
                 <w:color w:val="188038"/>
-                <w:sz w:val="24"/>
               </w:rPr>
               <w:t>GRANT</w:t>
             </w:r>
             <w:r>
               <w:rPr>
                 <w:rFonts w:ascii="Roboto Mono" w:eastAsia="Roboto Mono" w:hAnsi="Roboto Mono"/>
-                <w:sz w:val="24"/>
               </w:rPr>
               <w:t xml:space="preserve">, </w:t>
             </w:r>
@@ -4632,7 +4206,6 @@
               <w:rPr>
                 <w:rFonts w:ascii="Roboto Mono" w:eastAsia="Roboto Mono" w:hAnsi="Roboto Mono" w:cs="Roboto Mono"/>
                 <w:color w:val="188038"/>
-                <w:sz w:val="24"/>
               </w:rPr>
               <w:t>REVOKE</w:t>
             </w:r>
@@ -4665,7 +4238,6 @@
                 <w:rFonts w:ascii="Roboto Mono" w:eastAsia="Roboto Mono" w:hAnsi="Roboto Mono"/>
                 <w:b/>
                 <w:bCs/>
-                <w:sz w:val="24"/>
               </w:rPr>
               <w:t>TCL</w:t>
             </w:r>
@@ -4691,7 +4263,6 @@
             <w:r>
               <w:rPr>
                 <w:rFonts w:ascii="Roboto Mono" w:eastAsia="Roboto Mono" w:hAnsi="Roboto Mono"/>
-                <w:sz w:val="24"/>
               </w:rPr>
               <w:t>Transaction management</w:t>
             </w:r>
@@ -4718,14 +4289,12 @@
               <w:rPr>
                 <w:rFonts w:ascii="Roboto Mono" w:eastAsia="Roboto Mono" w:hAnsi="Roboto Mono" w:cs="Roboto Mono"/>
                 <w:color w:val="188038"/>
-                <w:sz w:val="24"/>
               </w:rPr>
               <w:t>COMMIT</w:t>
             </w:r>
             <w:r>
               <w:rPr>
                 <w:rFonts w:ascii="Roboto Mono" w:eastAsia="Roboto Mono" w:hAnsi="Roboto Mono"/>
-                <w:sz w:val="24"/>
               </w:rPr>
               <w:t xml:space="preserve">, </w:t>
             </w:r>
@@ -4733,14 +4302,12 @@
               <w:rPr>
                 <w:rFonts w:ascii="Roboto Mono" w:eastAsia="Roboto Mono" w:hAnsi="Roboto Mono" w:cs="Roboto Mono"/>
                 <w:color w:val="188038"/>
-                <w:sz w:val="24"/>
               </w:rPr>
               <w:t>ROLLBACK</w:t>
             </w:r>
             <w:r>
               <w:rPr>
                 <w:rFonts w:ascii="Roboto Mono" w:eastAsia="Roboto Mono" w:hAnsi="Roboto Mono"/>
-                <w:sz w:val="24"/>
               </w:rPr>
               <w:t xml:space="preserve">, </w:t>
             </w:r>
@@ -4748,7 +4315,6 @@
               <w:rPr>
                 <w:rFonts w:ascii="Roboto Mono" w:eastAsia="Roboto Mono" w:hAnsi="Roboto Mono" w:cs="Roboto Mono"/>
                 <w:color w:val="188038"/>
-                <w:sz w:val="24"/>
               </w:rPr>
               <w:t>SAVEPOINT</w:t>
             </w:r>
@@ -4781,7 +4347,6 @@
                 <w:rFonts w:ascii="Roboto Mono" w:eastAsia="Roboto Mono" w:hAnsi="Roboto Mono"/>
                 <w:b/>
                 <w:bCs/>
-                <w:sz w:val="24"/>
               </w:rPr>
               <w:t>DQL</w:t>
             </w:r>
@@ -4807,7 +4372,6 @@
             <w:r>
               <w:rPr>
                 <w:rFonts w:ascii="Roboto Mono" w:eastAsia="Roboto Mono" w:hAnsi="Roboto Mono"/>
-                <w:sz w:val="24"/>
               </w:rPr>
               <w:t>Data querying</w:t>
             </w:r>
@@ -4834,7 +4398,6 @@
               <w:rPr>
                 <w:rFonts w:ascii="Roboto Mono" w:eastAsia="Roboto Mono" w:hAnsi="Roboto Mono" w:cs="Roboto Mono"/>
                 <w:color w:val="188038"/>
-                <w:sz w:val="24"/>
               </w:rPr>
               <w:t>SELECT</w:t>
             </w:r>
@@ -4846,9 +4409,8 @@
       <w:r>
         <w:rPr>
           <w:rFonts w:ascii="Roboto Mono" w:eastAsia="Roboto Mono" w:hAnsi="Roboto Mono"/>
-          <w:sz w:val="24"/>
-        </w:rPr>
-        <w:pict w14:anchorId="45FEB01F">
+        </w:rPr>
+        <w:pict w14:anchorId="3D7344FA">
           <v:rect id="_x0000_i1031" style="width:0;height:1.5pt" o:hralign="center" o:hrstd="t" o:hr="t" fillcolor="#a0a0a0" stroked="f"/>
         </w:pict>
       </w:r>
@@ -4860,7 +4422,6 @@
       <w:r>
         <w:rPr>
           <w:rFonts w:ascii="Roboto Mono" w:eastAsia="Roboto Mono" w:hAnsi="Roboto Mono"/>
-          <w:sz w:val="24"/>
         </w:rPr>
         <w:t>Let me know if you want examples of each with real table data!</w:t>
       </w:r>
@@ -4893,16 +4454,7 @@
       <w:bookmarkStart w:id="14" w:name="_guaf5m7s1x8v" w:colFirst="0" w:colLast="0"/>
       <w:bookmarkEnd w:id="14"/>
       <w:r>
-        <w:lastRenderedPageBreak/>
-        <w:t xml:space="preserve">give me orders of them of must </w:t>
-      </w:r>
-      <w:proofErr w:type="spellStart"/>
-      <w:r>
-        <w:t>i</w:t>
-      </w:r>
-      <w:proofErr w:type="spellEnd"/>
-      <w:r>
-        <w:t xml:space="preserve"> learn first</w:t>
+        <w:t>give me orders of them of must i learn first</w:t>
       </w:r>
     </w:p>
     <w:p>
@@ -4924,25 +4476,7 @@
           <w:sz w:val="18"/>
           <w:highlight w:val="lightGray"/>
         </w:rPr>
-        <w:t xml:space="preserve">: Persons Table -&gt; ID Column: 1, </w:t>
-      </w:r>
-      <w:proofErr w:type="spellStart"/>
-      <w:r>
-        <w:rPr>
-          <w:color w:val="000000"/>
-          <w:sz w:val="18"/>
-          <w:highlight w:val="lightGray"/>
-        </w:rPr>
-        <w:t>Name_En</w:t>
-      </w:r>
-      <w:proofErr w:type="spellEnd"/>
-      <w:r>
-        <w:rPr>
-          <w:color w:val="000000"/>
-          <w:sz w:val="18"/>
-          <w:highlight w:val="lightGray"/>
-        </w:rPr>
-        <w:t xml:space="preserve"> Column: Motasem Essam] -&gt; </w:t>
+        <w:t xml:space="preserve">: Persons Table -&gt; ID Column: 1, Name_En Column: Motasem Essam] -&gt; </w:t>
       </w:r>
       <w:r>
         <w:rPr>
@@ -4986,7 +4520,6 @@
       <w:r>
         <w:rPr>
           <w:rFonts w:ascii="Roboto Mono" w:eastAsia="Roboto Mono" w:hAnsi="Roboto Mono"/>
-          <w:sz w:val="24"/>
         </w:rPr>
         <w:t>Great question! If you're starting to learn SQL, it's best to follow a logical progression from the most foundational commands to the more advanced ones.</w:t>
       </w:r>
@@ -4998,7 +4531,6 @@
       <w:r>
         <w:rPr>
           <w:rFonts w:ascii="Roboto Mono" w:eastAsia="Roboto Mono" w:hAnsi="Roboto Mono"/>
-          <w:sz w:val="24"/>
         </w:rPr>
         <w:t xml:space="preserve">Here’s a </w:t>
       </w:r>
@@ -5007,14 +4539,12 @@
           <w:rFonts w:ascii="Roboto Mono" w:eastAsia="Roboto Mono" w:hAnsi="Roboto Mono"/>
           <w:b/>
           <w:bCs/>
-          <w:sz w:val="24"/>
         </w:rPr>
         <w:t>recommended learning order</w:t>
       </w:r>
       <w:r>
         <w:rPr>
           <w:rFonts w:ascii="Roboto Mono" w:eastAsia="Roboto Mono" w:hAnsi="Roboto Mono"/>
-          <w:sz w:val="24"/>
         </w:rPr>
         <w:t>:</w:t>
       </w:r>
@@ -5023,9 +4553,8 @@
       <w:r>
         <w:rPr>
           <w:rFonts w:ascii="Roboto Mono" w:eastAsia="Roboto Mono" w:hAnsi="Roboto Mono"/>
-          <w:sz w:val="24"/>
-        </w:rPr>
-        <w:pict w14:anchorId="56B76F2D">
+        </w:rPr>
+        <w:pict w14:anchorId="0A2A008B">
           <v:rect id="_x0000_i1032" style="width:0;height:1.5pt" o:hralign="center" o:hrstd="t" o:hr="t" fillcolor="#a0a0a0" stroked="f"/>
         </w:pict>
       </w:r>
@@ -5089,25 +4618,7 @@
           <w:sz w:val="18"/>
           <w:highlight w:val="lightGray"/>
         </w:rPr>
-        <w:t xml:space="preserve">: Persons Table -&gt; ID Column: 1, </w:t>
-      </w:r>
-      <w:proofErr w:type="spellStart"/>
-      <w:r>
-        <w:rPr>
-          <w:color w:val="000000"/>
-          <w:sz w:val="18"/>
-          <w:highlight w:val="lightGray"/>
-        </w:rPr>
-        <w:t>Name_En</w:t>
-      </w:r>
-      <w:proofErr w:type="spellEnd"/>
-      <w:r>
-        <w:rPr>
-          <w:color w:val="000000"/>
-          <w:sz w:val="18"/>
-          <w:highlight w:val="lightGray"/>
-        </w:rPr>
-        <w:t xml:space="preserve"> Column: Motasem Essam] -&gt; </w:t>
+        <w:t xml:space="preserve">: Persons Table -&gt; ID Column: 1, Name_En Column: Motasem Essam] -&gt; </w:t>
       </w:r>
       <w:r>
         <w:rPr>
@@ -5151,7 +4662,6 @@
       <w:r>
         <w:rPr>
           <w:rFonts w:ascii="Roboto Mono" w:eastAsia="Roboto Mono" w:hAnsi="Roboto Mono"/>
-          <w:sz w:val="24"/>
         </w:rPr>
         <w:t>This is the heart of SQL and what you'll use most often to read data.</w:t>
       </w:r>
@@ -5162,20 +4672,18 @@
           <w:ilvl w:val="0"/>
           <w:numId w:val="3"/>
         </w:numPr>
-        <w:spacing w:before="240"/>
+        <w:spacing w:before="240" w:after="0" w:line="276" w:lineRule="auto"/>
       </w:pPr>
       <w:r>
         <w:rPr>
           <w:rFonts w:ascii="Roboto Mono" w:eastAsia="Roboto Mono" w:hAnsi="Roboto Mono" w:cs="Roboto Mono"/>
           <w:color w:val="188038"/>
-          <w:sz w:val="24"/>
         </w:rPr>
         <w:t>SELECT</w:t>
       </w:r>
       <w:r>
         <w:rPr>
           <w:rFonts w:ascii="Roboto Mono" w:eastAsia="Roboto Mono" w:hAnsi="Roboto Mono"/>
-          <w:sz w:val="24"/>
         </w:rPr>
         <w:t xml:space="preserve">, </w:t>
       </w:r>
@@ -5183,14 +4691,12 @@
         <w:rPr>
           <w:rFonts w:ascii="Roboto Mono" w:eastAsia="Roboto Mono" w:hAnsi="Roboto Mono" w:cs="Roboto Mono"/>
           <w:color w:val="188038"/>
-          <w:sz w:val="24"/>
         </w:rPr>
         <w:t>FROM</w:t>
       </w:r>
       <w:r>
         <w:rPr>
           <w:rFonts w:ascii="Roboto Mono" w:eastAsia="Roboto Mono" w:hAnsi="Roboto Mono"/>
-          <w:sz w:val="24"/>
         </w:rPr>
         <w:t xml:space="preserve">, </w:t>
       </w:r>
@@ -5198,7 +4704,6 @@
         <w:rPr>
           <w:rFonts w:ascii="Roboto Mono" w:eastAsia="Roboto Mono" w:hAnsi="Roboto Mono" w:cs="Roboto Mono"/>
           <w:color w:val="188038"/>
-          <w:sz w:val="24"/>
         </w:rPr>
         <w:t>WHERE</w:t>
       </w:r>
@@ -5206,7 +4711,6 @@
         <w:rPr>
           <w:rFonts w:ascii="Roboto Mono" w:eastAsia="Roboto Mono" w:hAnsi="Roboto Mono" w:cs="Roboto Mono"/>
           <w:color w:val="188038"/>
-          <w:sz w:val="24"/>
         </w:rPr>
         <w:br/>
       </w:r>
@@ -5217,19 +4721,18 @@
           <w:ilvl w:val="0"/>
           <w:numId w:val="3"/>
         </w:numPr>
+        <w:spacing w:after="0" w:line="276" w:lineRule="auto"/>
       </w:pPr>
       <w:r>
         <w:rPr>
           <w:rFonts w:ascii="Roboto Mono" w:eastAsia="Roboto Mono" w:hAnsi="Roboto Mono" w:cs="Roboto Mono"/>
           <w:color w:val="188038"/>
-          <w:sz w:val="24"/>
         </w:rPr>
         <w:t>ORDER BY</w:t>
       </w:r>
       <w:r>
         <w:rPr>
           <w:rFonts w:ascii="Roboto Mono" w:eastAsia="Roboto Mono" w:hAnsi="Roboto Mono"/>
-          <w:sz w:val="24"/>
         </w:rPr>
         <w:t xml:space="preserve">, </w:t>
       </w:r>
@@ -5237,7 +4740,6 @@
         <w:rPr>
           <w:rFonts w:ascii="Roboto Mono" w:eastAsia="Roboto Mono" w:hAnsi="Roboto Mono" w:cs="Roboto Mono"/>
           <w:color w:val="188038"/>
-          <w:sz w:val="24"/>
         </w:rPr>
         <w:t>LIMIT</w:t>
       </w:r>
@@ -5245,7 +4747,6 @@
         <w:rPr>
           <w:rFonts w:ascii="Roboto Mono" w:eastAsia="Roboto Mono" w:hAnsi="Roboto Mono" w:cs="Roboto Mono"/>
           <w:color w:val="188038"/>
-          <w:sz w:val="24"/>
         </w:rPr>
         <w:br/>
       </w:r>
@@ -5256,12 +4757,12 @@
           <w:ilvl w:val="0"/>
           <w:numId w:val="3"/>
         </w:numPr>
+        <w:spacing w:after="0" w:line="276" w:lineRule="auto"/>
       </w:pPr>
       <w:r>
         <w:rPr>
           <w:rFonts w:ascii="Roboto Mono" w:eastAsia="Roboto Mono" w:hAnsi="Roboto Mono" w:cs="Roboto Mono"/>
           <w:color w:val="188038"/>
-          <w:sz w:val="24"/>
         </w:rPr>
         <w:t>DISTINCT</w:t>
       </w:r>
@@ -5269,7 +4770,6 @@
         <w:rPr>
           <w:rFonts w:ascii="Roboto Mono" w:eastAsia="Roboto Mono" w:hAnsi="Roboto Mono" w:cs="Roboto Mono"/>
           <w:color w:val="188038"/>
-          <w:sz w:val="24"/>
         </w:rPr>
         <w:br/>
       </w:r>
@@ -5280,12 +4780,11 @@
           <w:ilvl w:val="0"/>
           <w:numId w:val="3"/>
         </w:numPr>
-        <w:spacing w:after="240"/>
-      </w:pPr>
-      <w:r>
-        <w:rPr>
-          <w:rFonts w:ascii="Roboto Mono" w:eastAsia="Roboto Mono" w:hAnsi="Roboto Mono"/>
-          <w:sz w:val="24"/>
+        <w:spacing w:after="240" w:line="276" w:lineRule="auto"/>
+      </w:pPr>
+      <w:r>
+        <w:rPr>
+          <w:rFonts w:ascii="Roboto Mono" w:eastAsia="Roboto Mono" w:hAnsi="Roboto Mono"/>
         </w:rPr>
         <w:t>Basic filtering and conditions (</w:t>
       </w:r>
@@ -5293,14 +4792,12 @@
         <w:rPr>
           <w:rFonts w:ascii="Roboto Mono" w:eastAsia="Roboto Mono" w:hAnsi="Roboto Mono" w:cs="Roboto Mono"/>
           <w:color w:val="188038"/>
-          <w:sz w:val="24"/>
         </w:rPr>
         <w:t>=</w:t>
       </w:r>
       <w:r>
         <w:rPr>
           <w:rFonts w:ascii="Roboto Mono" w:eastAsia="Roboto Mono" w:hAnsi="Roboto Mono"/>
-          <w:sz w:val="24"/>
         </w:rPr>
         <w:t xml:space="preserve">, </w:t>
       </w:r>
@@ -5308,14 +4805,12 @@
         <w:rPr>
           <w:rFonts w:ascii="Roboto Mono" w:eastAsia="Roboto Mono" w:hAnsi="Roboto Mono" w:cs="Roboto Mono"/>
           <w:color w:val="188038"/>
-          <w:sz w:val="24"/>
         </w:rPr>
         <w:t>&gt;</w:t>
       </w:r>
       <w:r>
         <w:rPr>
           <w:rFonts w:ascii="Roboto Mono" w:eastAsia="Roboto Mono" w:hAnsi="Roboto Mono"/>
-          <w:sz w:val="24"/>
         </w:rPr>
         <w:t xml:space="preserve">, </w:t>
       </w:r>
@@ -5323,14 +4818,12 @@
         <w:rPr>
           <w:rFonts w:ascii="Roboto Mono" w:eastAsia="Roboto Mono" w:hAnsi="Roboto Mono" w:cs="Roboto Mono"/>
           <w:color w:val="188038"/>
-          <w:sz w:val="24"/>
         </w:rPr>
         <w:t>&lt;</w:t>
       </w:r>
       <w:r>
         <w:rPr>
           <w:rFonts w:ascii="Roboto Mono" w:eastAsia="Roboto Mono" w:hAnsi="Roboto Mono"/>
-          <w:sz w:val="24"/>
         </w:rPr>
         <w:t xml:space="preserve">, </w:t>
       </w:r>
@@ -5338,14 +4831,12 @@
         <w:rPr>
           <w:rFonts w:ascii="Roboto Mono" w:eastAsia="Roboto Mono" w:hAnsi="Roboto Mono" w:cs="Roboto Mono"/>
           <w:color w:val="188038"/>
-          <w:sz w:val="24"/>
         </w:rPr>
         <w:t>AND</w:t>
       </w:r>
       <w:r>
         <w:rPr>
           <w:rFonts w:ascii="Roboto Mono" w:eastAsia="Roboto Mono" w:hAnsi="Roboto Mono"/>
-          <w:sz w:val="24"/>
         </w:rPr>
         <w:t xml:space="preserve">, </w:t>
       </w:r>
@@ -5353,14 +4844,12 @@
         <w:rPr>
           <w:rFonts w:ascii="Roboto Mono" w:eastAsia="Roboto Mono" w:hAnsi="Roboto Mono" w:cs="Roboto Mono"/>
           <w:color w:val="188038"/>
-          <w:sz w:val="24"/>
         </w:rPr>
         <w:t>OR</w:t>
       </w:r>
       <w:r>
         <w:rPr>
           <w:rFonts w:ascii="Roboto Mono" w:eastAsia="Roboto Mono" w:hAnsi="Roboto Mono"/>
-          <w:sz w:val="24"/>
         </w:rPr>
         <w:t xml:space="preserve">, </w:t>
       </w:r>
@@ -5368,14 +4857,12 @@
         <w:rPr>
           <w:rFonts w:ascii="Roboto Mono" w:eastAsia="Roboto Mono" w:hAnsi="Roboto Mono" w:cs="Roboto Mono"/>
           <w:color w:val="188038"/>
-          <w:sz w:val="24"/>
         </w:rPr>
         <w:t>LIKE</w:t>
       </w:r>
       <w:r>
         <w:rPr>
           <w:rFonts w:ascii="Roboto Mono" w:eastAsia="Roboto Mono" w:hAnsi="Roboto Mono"/>
-          <w:sz w:val="24"/>
         </w:rPr>
         <w:t xml:space="preserve">, </w:t>
       </w:r>
@@ -5383,14 +4870,12 @@
         <w:rPr>
           <w:rFonts w:ascii="Roboto Mono" w:eastAsia="Roboto Mono" w:hAnsi="Roboto Mono" w:cs="Roboto Mono"/>
           <w:color w:val="188038"/>
-          <w:sz w:val="24"/>
         </w:rPr>
         <w:t>IN</w:t>
       </w:r>
       <w:r>
         <w:rPr>
           <w:rFonts w:ascii="Roboto Mono" w:eastAsia="Roboto Mono" w:hAnsi="Roboto Mono"/>
-          <w:sz w:val="24"/>
         </w:rPr>
         <w:t xml:space="preserve">, </w:t>
       </w:r>
@@ -5398,21 +4883,18 @@
         <w:rPr>
           <w:rFonts w:ascii="Roboto Mono" w:eastAsia="Roboto Mono" w:hAnsi="Roboto Mono" w:cs="Roboto Mono"/>
           <w:color w:val="188038"/>
-          <w:sz w:val="24"/>
         </w:rPr>
         <w:t>BETWEEN</w:t>
       </w:r>
       <w:r>
         <w:rPr>
           <w:rFonts w:ascii="Roboto Mono" w:eastAsia="Roboto Mono" w:hAnsi="Roboto Mono"/>
-          <w:sz w:val="24"/>
         </w:rPr>
         <w:t>)</w:t>
       </w:r>
       <w:r>
         <w:rPr>
           <w:rFonts w:ascii="Roboto Mono" w:eastAsia="Roboto Mono" w:hAnsi="Roboto Mono"/>
-          <w:sz w:val="24"/>
         </w:rPr>
         <w:br/>
       </w:r>
@@ -5424,7 +4906,6 @@
       <w:r>
         <w:rPr>
           <w:rFonts w:ascii="Roboto Mono" w:eastAsia="Roboto Mono" w:hAnsi="Roboto Mono"/>
-          <w:sz w:val="24"/>
         </w:rPr>
         <w:t xml:space="preserve">👉 </w:t>
       </w:r>
@@ -5433,14 +4914,12 @@
           <w:rFonts w:ascii="Roboto Mono" w:eastAsia="Roboto Mono" w:hAnsi="Roboto Mono"/>
           <w:i/>
           <w:iCs/>
-          <w:sz w:val="24"/>
         </w:rPr>
         <w:t>Why first?</w:t>
       </w:r>
       <w:r>
         <w:rPr>
           <w:rFonts w:ascii="Roboto Mono" w:eastAsia="Roboto Mono" w:hAnsi="Roboto Mono"/>
-          <w:sz w:val="24"/>
         </w:rPr>
         <w:t xml:space="preserve"> You need to learn how to read data before doing anything else.</w:t>
       </w:r>
@@ -5449,9 +4928,8 @@
       <w:r>
         <w:rPr>
           <w:rFonts w:ascii="Roboto Mono" w:eastAsia="Roboto Mono" w:hAnsi="Roboto Mono"/>
-          <w:sz w:val="24"/>
-        </w:rPr>
-        <w:pict w14:anchorId="5630E9FD">
+        </w:rPr>
+        <w:pict w14:anchorId="0863802F">
           <v:rect id="_x0000_i1033" style="width:0;height:1.5pt" o:hralign="center" o:hrstd="t" o:hr="t" fillcolor="#a0a0a0" stroked="f"/>
         </w:pict>
       </w:r>
@@ -5503,25 +4981,7 @@
           <w:sz w:val="18"/>
           <w:highlight w:val="lightGray"/>
         </w:rPr>
-        <w:t xml:space="preserve">: Persons Table -&gt; ID Column: 1, </w:t>
-      </w:r>
-      <w:proofErr w:type="spellStart"/>
-      <w:r>
-        <w:rPr>
-          <w:color w:val="000000"/>
-          <w:sz w:val="18"/>
-          <w:highlight w:val="lightGray"/>
-        </w:rPr>
-        <w:t>Name_En</w:t>
-      </w:r>
-      <w:proofErr w:type="spellEnd"/>
-      <w:r>
-        <w:rPr>
-          <w:color w:val="000000"/>
-          <w:sz w:val="18"/>
-          <w:highlight w:val="lightGray"/>
-        </w:rPr>
-        <w:t xml:space="preserve"> Column: Motasem Essam] -&gt; </w:t>
+        <w:t xml:space="preserve">: Persons Table -&gt; ID Column: 1, Name_En Column: Motasem Essam] -&gt; </w:t>
       </w:r>
       <w:r>
         <w:rPr>
@@ -5565,7 +5025,6 @@
       <w:r>
         <w:rPr>
           <w:rFonts w:ascii="Roboto Mono" w:eastAsia="Roboto Mono" w:hAnsi="Roboto Mono"/>
-          <w:sz w:val="24"/>
         </w:rPr>
         <w:t>Once you know how to view data, learn how to manipulate it.</w:t>
       </w:r>
@@ -5576,28 +5035,24 @@
           <w:ilvl w:val="0"/>
           <w:numId w:val="10"/>
         </w:numPr>
-        <w:spacing w:before="240"/>
+        <w:spacing w:before="240" w:after="0" w:line="276" w:lineRule="auto"/>
       </w:pPr>
       <w:r>
         <w:rPr>
           <w:rFonts w:ascii="Roboto Mono" w:eastAsia="Roboto Mono" w:hAnsi="Roboto Mono" w:cs="Roboto Mono"/>
           <w:color w:val="188038"/>
-          <w:sz w:val="24"/>
-        </w:rPr>
-        <w:lastRenderedPageBreak/>
+        </w:rPr>
         <w:t>INSERT INTO</w:t>
       </w:r>
       <w:r>
         <w:rPr>
           <w:rFonts w:ascii="Roboto Mono" w:eastAsia="Roboto Mono" w:hAnsi="Roboto Mono"/>
-          <w:sz w:val="24"/>
         </w:rPr>
         <w:t xml:space="preserve"> – Add new records</w:t>
       </w:r>
       <w:r>
         <w:rPr>
           <w:rFonts w:ascii="Roboto Mono" w:eastAsia="Roboto Mono" w:hAnsi="Roboto Mono"/>
-          <w:sz w:val="24"/>
         </w:rPr>
         <w:br/>
       </w:r>
@@ -5608,26 +5063,24 @@
           <w:ilvl w:val="0"/>
           <w:numId w:val="10"/>
         </w:numPr>
+        <w:spacing w:after="0" w:line="276" w:lineRule="auto"/>
       </w:pPr>
       <w:r>
         <w:rPr>
           <w:rFonts w:ascii="Roboto Mono" w:eastAsia="Roboto Mono" w:hAnsi="Roboto Mono" w:cs="Roboto Mono"/>
           <w:color w:val="188038"/>
-          <w:sz w:val="24"/>
         </w:rPr>
         <w:t>UPDATE</w:t>
       </w:r>
       <w:r>
         <w:rPr>
           <w:rFonts w:ascii="Roboto Mono" w:eastAsia="Roboto Mono" w:hAnsi="Roboto Mono"/>
-          <w:sz w:val="24"/>
         </w:rPr>
         <w:t xml:space="preserve"> – Modify existing data</w:t>
       </w:r>
       <w:r>
         <w:rPr>
           <w:rFonts w:ascii="Roboto Mono" w:eastAsia="Roboto Mono" w:hAnsi="Roboto Mono"/>
-          <w:sz w:val="24"/>
         </w:rPr>
         <w:br/>
       </w:r>
@@ -5638,27 +5091,24 @@
           <w:ilvl w:val="0"/>
           <w:numId w:val="10"/>
         </w:numPr>
-        <w:spacing w:after="240"/>
+        <w:spacing w:after="240" w:line="276" w:lineRule="auto"/>
       </w:pPr>
       <w:r>
         <w:rPr>
           <w:rFonts w:ascii="Roboto Mono" w:eastAsia="Roboto Mono" w:hAnsi="Roboto Mono" w:cs="Roboto Mono"/>
           <w:color w:val="188038"/>
-          <w:sz w:val="24"/>
         </w:rPr>
         <w:t>DELETE</w:t>
       </w:r>
       <w:r>
         <w:rPr>
           <w:rFonts w:ascii="Roboto Mono" w:eastAsia="Roboto Mono" w:hAnsi="Roboto Mono"/>
-          <w:sz w:val="24"/>
         </w:rPr>
         <w:t xml:space="preserve"> – Remove data</w:t>
       </w:r>
       <w:r>
         <w:rPr>
           <w:rFonts w:ascii="Roboto Mono" w:eastAsia="Roboto Mono" w:hAnsi="Roboto Mono"/>
-          <w:sz w:val="24"/>
         </w:rPr>
         <w:br/>
       </w:r>
@@ -5670,7 +5120,6 @@
       <w:r>
         <w:rPr>
           <w:rFonts w:ascii="Roboto Mono" w:eastAsia="Roboto Mono" w:hAnsi="Roboto Mono"/>
-          <w:sz w:val="24"/>
         </w:rPr>
         <w:t xml:space="preserve">👉 </w:t>
       </w:r>
@@ -5679,14 +5128,12 @@
           <w:rFonts w:ascii="Roboto Mono" w:eastAsia="Roboto Mono" w:hAnsi="Roboto Mono"/>
           <w:i/>
           <w:iCs/>
-          <w:sz w:val="24"/>
         </w:rPr>
         <w:t>Why second?</w:t>
       </w:r>
       <w:r>
         <w:rPr>
           <w:rFonts w:ascii="Roboto Mono" w:eastAsia="Roboto Mono" w:hAnsi="Roboto Mono"/>
-          <w:sz w:val="24"/>
         </w:rPr>
         <w:t xml:space="preserve"> After you can read data, you’ll want to learn how to change it.</w:t>
       </w:r>
@@ -5695,9 +5142,8 @@
       <w:r>
         <w:rPr>
           <w:rFonts w:ascii="Roboto Mono" w:eastAsia="Roboto Mono" w:hAnsi="Roboto Mono"/>
-          <w:sz w:val="24"/>
-        </w:rPr>
-        <w:pict w14:anchorId="2D8D642E">
+        </w:rPr>
+        <w:pict w14:anchorId="6C393A94">
           <v:rect id="_x0000_i1034" style="width:0;height:1.5pt" o:hralign="center" o:hrstd="t" o:hr="t" fillcolor="#a0a0a0" stroked="f"/>
         </w:pict>
       </w:r>
@@ -5749,25 +5195,7 @@
           <w:sz w:val="18"/>
           <w:highlight w:val="lightGray"/>
         </w:rPr>
-        <w:t xml:space="preserve">: Persons Table -&gt; ID Column: 1, </w:t>
-      </w:r>
-      <w:proofErr w:type="spellStart"/>
-      <w:r>
-        <w:rPr>
-          <w:color w:val="000000"/>
-          <w:sz w:val="18"/>
-          <w:highlight w:val="lightGray"/>
-        </w:rPr>
-        <w:t>Name_En</w:t>
-      </w:r>
-      <w:proofErr w:type="spellEnd"/>
-      <w:r>
-        <w:rPr>
-          <w:color w:val="000000"/>
-          <w:sz w:val="18"/>
-          <w:highlight w:val="lightGray"/>
-        </w:rPr>
-        <w:t xml:space="preserve"> Column: Motasem Essam] -&gt; </w:t>
+        <w:t xml:space="preserve">: Persons Table -&gt; ID Column: 1, Name_En Column: Motasem Essam] -&gt; </w:t>
       </w:r>
       <w:r>
         <w:rPr>
@@ -5811,7 +5239,6 @@
       <w:r>
         <w:rPr>
           <w:rFonts w:ascii="Roboto Mono" w:eastAsia="Roboto Mono" w:hAnsi="Roboto Mono"/>
-          <w:sz w:val="24"/>
         </w:rPr>
         <w:t>Now learn how to create and change tables and structures.</w:t>
       </w:r>
@@ -5822,13 +5249,12 @@
           <w:ilvl w:val="0"/>
           <w:numId w:val="13"/>
         </w:numPr>
-        <w:spacing w:before="240"/>
+        <w:spacing w:before="240" w:after="0" w:line="276" w:lineRule="auto"/>
       </w:pPr>
       <w:r>
         <w:rPr>
           <w:rFonts w:ascii="Roboto Mono" w:eastAsia="Roboto Mono" w:hAnsi="Roboto Mono" w:cs="Roboto Mono"/>
           <w:color w:val="188038"/>
-          <w:sz w:val="24"/>
         </w:rPr>
         <w:t>CREATE TABLE</w:t>
       </w:r>
@@ -5836,7 +5262,6 @@
         <w:rPr>
           <w:rFonts w:ascii="Roboto Mono" w:eastAsia="Roboto Mono" w:hAnsi="Roboto Mono" w:cs="Roboto Mono"/>
           <w:color w:val="188038"/>
-          <w:sz w:val="24"/>
         </w:rPr>
         <w:br/>
       </w:r>
@@ -5847,12 +5272,12 @@
           <w:ilvl w:val="0"/>
           <w:numId w:val="13"/>
         </w:numPr>
+        <w:spacing w:after="0" w:line="276" w:lineRule="auto"/>
       </w:pPr>
       <w:r>
         <w:rPr>
           <w:rFonts w:ascii="Roboto Mono" w:eastAsia="Roboto Mono" w:hAnsi="Roboto Mono" w:cs="Roboto Mono"/>
           <w:color w:val="188038"/>
-          <w:sz w:val="24"/>
         </w:rPr>
         <w:t>ALTER TABLE</w:t>
       </w:r>
@@ -5860,7 +5285,6 @@
         <w:rPr>
           <w:rFonts w:ascii="Roboto Mono" w:eastAsia="Roboto Mono" w:hAnsi="Roboto Mono" w:cs="Roboto Mono"/>
           <w:color w:val="188038"/>
-          <w:sz w:val="24"/>
         </w:rPr>
         <w:br/>
       </w:r>
@@ -5871,13 +5295,12 @@
           <w:ilvl w:val="0"/>
           <w:numId w:val="13"/>
         </w:numPr>
-        <w:spacing w:after="240"/>
+        <w:spacing w:after="240" w:line="276" w:lineRule="auto"/>
       </w:pPr>
       <w:r>
         <w:rPr>
           <w:rFonts w:ascii="Roboto Mono" w:eastAsia="Roboto Mono" w:hAnsi="Roboto Mono" w:cs="Roboto Mono"/>
           <w:color w:val="188038"/>
-          <w:sz w:val="24"/>
         </w:rPr>
         <w:t>DROP TABLE</w:t>
       </w:r>
@@ -5885,7 +5308,6 @@
         <w:rPr>
           <w:rFonts w:ascii="Roboto Mono" w:eastAsia="Roboto Mono" w:hAnsi="Roboto Mono" w:cs="Roboto Mono"/>
           <w:color w:val="188038"/>
-          <w:sz w:val="24"/>
         </w:rPr>
         <w:br/>
       </w:r>
@@ -5897,7 +5319,6 @@
       <w:r>
         <w:rPr>
           <w:rFonts w:ascii="Roboto Mono" w:eastAsia="Roboto Mono" w:hAnsi="Roboto Mono"/>
-          <w:sz w:val="24"/>
         </w:rPr>
         <w:t xml:space="preserve">👉 </w:t>
       </w:r>
@@ -5906,14 +5327,12 @@
           <w:rFonts w:ascii="Roboto Mono" w:eastAsia="Roboto Mono" w:hAnsi="Roboto Mono"/>
           <w:i/>
           <w:iCs/>
-          <w:sz w:val="24"/>
         </w:rPr>
         <w:t>Why third?</w:t>
       </w:r>
       <w:r>
         <w:rPr>
           <w:rFonts w:ascii="Roboto Mono" w:eastAsia="Roboto Mono" w:hAnsi="Roboto Mono"/>
-          <w:sz w:val="24"/>
         </w:rPr>
         <w:t xml:space="preserve"> You’ll eventually need to create your own tables to work with data.</w:t>
       </w:r>
@@ -5922,9 +5341,8 @@
       <w:r>
         <w:rPr>
           <w:rFonts w:ascii="Roboto Mono" w:eastAsia="Roboto Mono" w:hAnsi="Roboto Mono"/>
-          <w:sz w:val="24"/>
-        </w:rPr>
-        <w:pict w14:anchorId="24490750">
+        </w:rPr>
+        <w:pict w14:anchorId="6A891FBF">
           <v:rect id="_x0000_i1035" style="width:0;height:1.5pt" o:hralign="center" o:hrstd="t" o:hr="t" fillcolor="#a0a0a0" stroked="f"/>
         </w:pict>
       </w:r>
@@ -5976,25 +5394,7 @@
           <w:sz w:val="18"/>
           <w:highlight w:val="lightGray"/>
         </w:rPr>
-        <w:t xml:space="preserve">: Persons Table -&gt; ID Column: 1, </w:t>
-      </w:r>
-      <w:proofErr w:type="spellStart"/>
-      <w:r>
-        <w:rPr>
-          <w:color w:val="000000"/>
-          <w:sz w:val="18"/>
-          <w:highlight w:val="lightGray"/>
-        </w:rPr>
-        <w:t>Name_En</w:t>
-      </w:r>
-      <w:proofErr w:type="spellEnd"/>
-      <w:r>
-        <w:rPr>
-          <w:color w:val="000000"/>
-          <w:sz w:val="18"/>
-          <w:highlight w:val="lightGray"/>
-        </w:rPr>
-        <w:t xml:space="preserve"> Column: Motasem Essam] -&gt; </w:t>
+        <w:t xml:space="preserve">: Persons Table -&gt; ID Column: 1, Name_En Column: Motasem Essam] -&gt; </w:t>
       </w:r>
       <w:r>
         <w:rPr>
@@ -6038,7 +5438,6 @@
       <w:r>
         <w:rPr>
           <w:rFonts w:ascii="Roboto Mono" w:eastAsia="Roboto Mono" w:hAnsi="Roboto Mono"/>
-          <w:sz w:val="24"/>
         </w:rPr>
         <w:t>Expand your SELECT knowledge to multiple tables and complex queries.</w:t>
       </w:r>
@@ -6049,27 +5448,24 @@
           <w:ilvl w:val="0"/>
           <w:numId w:val="8"/>
         </w:numPr>
-        <w:spacing w:before="240"/>
+        <w:spacing w:before="240" w:after="0" w:line="276" w:lineRule="auto"/>
       </w:pPr>
       <w:r>
         <w:rPr>
           <w:rFonts w:ascii="Roboto Mono" w:eastAsia="Roboto Mono" w:hAnsi="Roboto Mono" w:cs="Roboto Mono"/>
           <w:color w:val="188038"/>
-          <w:sz w:val="24"/>
         </w:rPr>
         <w:t>JOIN</w:t>
       </w:r>
       <w:r>
         <w:rPr>
           <w:rFonts w:ascii="Roboto Mono" w:eastAsia="Roboto Mono" w:hAnsi="Roboto Mono"/>
-          <w:sz w:val="24"/>
         </w:rPr>
         <w:t xml:space="preserve"> (INNER, LEFT, RIGHT, FULL)</w:t>
       </w:r>
       <w:r>
         <w:rPr>
           <w:rFonts w:ascii="Roboto Mono" w:eastAsia="Roboto Mono" w:hAnsi="Roboto Mono"/>
-          <w:sz w:val="24"/>
         </w:rPr>
         <w:br/>
       </w:r>
@@ -6080,20 +5476,18 @@
           <w:ilvl w:val="0"/>
           <w:numId w:val="8"/>
         </w:numPr>
+        <w:spacing w:after="0" w:line="276" w:lineRule="auto"/>
       </w:pPr>
       <w:r>
         <w:rPr>
           <w:rFonts w:ascii="Roboto Mono" w:eastAsia="Roboto Mono" w:hAnsi="Roboto Mono" w:cs="Roboto Mono"/>
           <w:color w:val="188038"/>
-          <w:sz w:val="24"/>
-        </w:rPr>
-        <w:lastRenderedPageBreak/>
+        </w:rPr>
         <w:t>GROUP BY</w:t>
       </w:r>
       <w:r>
         <w:rPr>
           <w:rFonts w:ascii="Roboto Mono" w:eastAsia="Roboto Mono" w:hAnsi="Roboto Mono"/>
-          <w:sz w:val="24"/>
         </w:rPr>
         <w:t xml:space="preserve">, </w:t>
       </w:r>
@@ -6101,7 +5495,6 @@
         <w:rPr>
           <w:rFonts w:ascii="Roboto Mono" w:eastAsia="Roboto Mono" w:hAnsi="Roboto Mono" w:cs="Roboto Mono"/>
           <w:color w:val="188038"/>
-          <w:sz w:val="24"/>
         </w:rPr>
         <w:t>HAVING</w:t>
       </w:r>
@@ -6109,7 +5502,6 @@
         <w:rPr>
           <w:rFonts w:ascii="Roboto Mono" w:eastAsia="Roboto Mono" w:hAnsi="Roboto Mono" w:cs="Roboto Mono"/>
           <w:color w:val="188038"/>
-          <w:sz w:val="24"/>
         </w:rPr>
         <w:br/>
       </w:r>
@@ -6120,20 +5512,18 @@
           <w:ilvl w:val="0"/>
           <w:numId w:val="8"/>
         </w:numPr>
-        <w:spacing w:after="240"/>
+        <w:spacing w:after="240" w:line="276" w:lineRule="auto"/>
       </w:pPr>
       <w:r>
         <w:rPr>
           <w:rFonts w:ascii="Roboto Mono" w:eastAsia="Roboto Mono" w:hAnsi="Roboto Mono" w:cs="Roboto Mono"/>
           <w:color w:val="188038"/>
-          <w:sz w:val="24"/>
         </w:rPr>
         <w:t>AS</w:t>
       </w:r>
       <w:r>
         <w:rPr>
           <w:rFonts w:ascii="Roboto Mono" w:eastAsia="Roboto Mono" w:hAnsi="Roboto Mono"/>
-          <w:sz w:val="24"/>
         </w:rPr>
         <w:t xml:space="preserve"> (aliasing), </w:t>
       </w:r>
@@ -6141,14 +5531,12 @@
         <w:rPr>
           <w:rFonts w:ascii="Roboto Mono" w:eastAsia="Roboto Mono" w:hAnsi="Roboto Mono" w:cs="Roboto Mono"/>
           <w:color w:val="188038"/>
-          <w:sz w:val="24"/>
         </w:rPr>
         <w:t>UNION</w:t>
       </w:r>
       <w:r>
         <w:rPr>
           <w:rFonts w:ascii="Roboto Mono" w:eastAsia="Roboto Mono" w:hAnsi="Roboto Mono"/>
-          <w:sz w:val="24"/>
         </w:rPr>
         <w:t xml:space="preserve">, </w:t>
       </w:r>
@@ -6156,7 +5544,6 @@
         <w:rPr>
           <w:rFonts w:ascii="Roboto Mono" w:eastAsia="Roboto Mono" w:hAnsi="Roboto Mono" w:cs="Roboto Mono"/>
           <w:color w:val="188038"/>
-          <w:sz w:val="24"/>
         </w:rPr>
         <w:t>SUBQUERIES</w:t>
       </w:r>
@@ -6164,7 +5551,6 @@
         <w:rPr>
           <w:rFonts w:ascii="Roboto Mono" w:eastAsia="Roboto Mono" w:hAnsi="Roboto Mono" w:cs="Roboto Mono"/>
           <w:color w:val="188038"/>
-          <w:sz w:val="24"/>
         </w:rPr>
         <w:br/>
       </w:r>
@@ -6176,7 +5562,6 @@
       <w:r>
         <w:rPr>
           <w:rFonts w:ascii="Roboto Mono" w:eastAsia="Roboto Mono" w:hAnsi="Roboto Mono"/>
-          <w:sz w:val="24"/>
         </w:rPr>
         <w:t xml:space="preserve">👉 </w:t>
       </w:r>
@@ -6185,14 +5570,12 @@
           <w:rFonts w:ascii="Roboto Mono" w:eastAsia="Roboto Mono" w:hAnsi="Roboto Mono"/>
           <w:i/>
           <w:iCs/>
-          <w:sz w:val="24"/>
         </w:rPr>
         <w:t>Why now?</w:t>
       </w:r>
       <w:r>
         <w:rPr>
           <w:rFonts w:ascii="Roboto Mono" w:eastAsia="Roboto Mono" w:hAnsi="Roboto Mono"/>
-          <w:sz w:val="24"/>
         </w:rPr>
         <w:t xml:space="preserve"> This gives you power to analyze data across tables.</w:t>
       </w:r>
@@ -6201,9 +5584,8 @@
       <w:r>
         <w:rPr>
           <w:rFonts w:ascii="Roboto Mono" w:eastAsia="Roboto Mono" w:hAnsi="Roboto Mono"/>
-          <w:sz w:val="24"/>
-        </w:rPr>
-        <w:pict w14:anchorId="20AA504C">
+        </w:rPr>
+        <w:pict w14:anchorId="2993D674">
           <v:rect id="_x0000_i1036" style="width:0;height:1.5pt" o:hralign="center" o:hrstd="t" o:hr="t" fillcolor="#a0a0a0" stroked="f"/>
         </w:pict>
       </w:r>
@@ -6255,25 +5637,7 @@
           <w:sz w:val="18"/>
           <w:highlight w:val="lightGray"/>
         </w:rPr>
-        <w:t xml:space="preserve">: Persons Table -&gt; ID Column: 1, </w:t>
-      </w:r>
-      <w:proofErr w:type="spellStart"/>
-      <w:r>
-        <w:rPr>
-          <w:color w:val="000000"/>
-          <w:sz w:val="18"/>
-          <w:highlight w:val="lightGray"/>
-        </w:rPr>
-        <w:t>Name_En</w:t>
-      </w:r>
-      <w:proofErr w:type="spellEnd"/>
-      <w:r>
-        <w:rPr>
-          <w:color w:val="000000"/>
-          <w:sz w:val="18"/>
-          <w:highlight w:val="lightGray"/>
-        </w:rPr>
-        <w:t xml:space="preserve"> Column: Motasem Essam] -&gt; </w:t>
+        <w:t xml:space="preserve">: Persons Table -&gt; ID Column: 1, Name_En Column: Motasem Essam] -&gt; </w:t>
       </w:r>
       <w:r>
         <w:rPr>
@@ -6317,7 +5681,6 @@
       <w:r>
         <w:rPr>
           <w:rFonts w:ascii="Roboto Mono" w:eastAsia="Roboto Mono" w:hAnsi="Roboto Mono"/>
-          <w:sz w:val="24"/>
         </w:rPr>
         <w:t>If you’re working with applications or need safe data changes:</w:t>
       </w:r>
@@ -6328,20 +5691,18 @@
           <w:ilvl w:val="0"/>
           <w:numId w:val="1"/>
         </w:numPr>
-        <w:spacing w:before="240" w:after="240"/>
+        <w:spacing w:before="240" w:after="240" w:line="276" w:lineRule="auto"/>
       </w:pPr>
       <w:r>
         <w:rPr>
           <w:rFonts w:ascii="Roboto Mono" w:eastAsia="Roboto Mono" w:hAnsi="Roboto Mono" w:cs="Roboto Mono"/>
           <w:color w:val="188038"/>
-          <w:sz w:val="24"/>
         </w:rPr>
         <w:t>BEGIN</w:t>
       </w:r>
       <w:r>
         <w:rPr>
           <w:rFonts w:ascii="Roboto Mono" w:eastAsia="Roboto Mono" w:hAnsi="Roboto Mono"/>
-          <w:sz w:val="24"/>
         </w:rPr>
         <w:t xml:space="preserve">, </w:t>
       </w:r>
@@ -6349,14 +5710,12 @@
         <w:rPr>
           <w:rFonts w:ascii="Roboto Mono" w:eastAsia="Roboto Mono" w:hAnsi="Roboto Mono" w:cs="Roboto Mono"/>
           <w:color w:val="188038"/>
-          <w:sz w:val="24"/>
         </w:rPr>
         <w:t>COMMIT</w:t>
       </w:r>
       <w:r>
         <w:rPr>
           <w:rFonts w:ascii="Roboto Mono" w:eastAsia="Roboto Mono" w:hAnsi="Roboto Mono"/>
-          <w:sz w:val="24"/>
         </w:rPr>
         <w:t xml:space="preserve">, </w:t>
       </w:r>
@@ -6364,14 +5723,12 @@
         <w:rPr>
           <w:rFonts w:ascii="Roboto Mono" w:eastAsia="Roboto Mono" w:hAnsi="Roboto Mono" w:cs="Roboto Mono"/>
           <w:color w:val="188038"/>
-          <w:sz w:val="24"/>
         </w:rPr>
         <w:t>ROLLBACK</w:t>
       </w:r>
       <w:r>
         <w:rPr>
           <w:rFonts w:ascii="Roboto Mono" w:eastAsia="Roboto Mono" w:hAnsi="Roboto Mono"/>
-          <w:sz w:val="24"/>
         </w:rPr>
         <w:t xml:space="preserve">, </w:t>
       </w:r>
@@ -6379,7 +5736,6 @@
         <w:rPr>
           <w:rFonts w:ascii="Roboto Mono" w:eastAsia="Roboto Mono" w:hAnsi="Roboto Mono" w:cs="Roboto Mono"/>
           <w:color w:val="188038"/>
-          <w:sz w:val="24"/>
         </w:rPr>
         <w:t>SAVEPOINT</w:t>
       </w:r>
@@ -6387,7 +5743,6 @@
         <w:rPr>
           <w:rFonts w:ascii="Roboto Mono" w:eastAsia="Roboto Mono" w:hAnsi="Roboto Mono" w:cs="Roboto Mono"/>
           <w:color w:val="188038"/>
-          <w:sz w:val="24"/>
         </w:rPr>
         <w:br/>
       </w:r>
@@ -6399,7 +5754,6 @@
       <w:r>
         <w:rPr>
           <w:rFonts w:ascii="Roboto Mono" w:eastAsia="Roboto Mono" w:hAnsi="Roboto Mono"/>
-          <w:sz w:val="24"/>
         </w:rPr>
         <w:t xml:space="preserve">👉 </w:t>
       </w:r>
@@ -6408,14 +5762,12 @@
           <w:rFonts w:ascii="Roboto Mono" w:eastAsia="Roboto Mono" w:hAnsi="Roboto Mono"/>
           <w:i/>
           <w:iCs/>
-          <w:sz w:val="24"/>
         </w:rPr>
         <w:t>Why later?</w:t>
       </w:r>
       <w:r>
         <w:rPr>
           <w:rFonts w:ascii="Roboto Mono" w:eastAsia="Roboto Mono" w:hAnsi="Roboto Mono"/>
-          <w:sz w:val="24"/>
         </w:rPr>
         <w:t xml:space="preserve"> Useful for managing big changes safely, mostly in apps.</w:t>
       </w:r>
@@ -6424,9 +5776,8 @@
       <w:r>
         <w:rPr>
           <w:rFonts w:ascii="Roboto Mono" w:eastAsia="Roboto Mono" w:hAnsi="Roboto Mono"/>
-          <w:sz w:val="24"/>
-        </w:rPr>
-        <w:pict w14:anchorId="40D72AFB">
+        </w:rPr>
+        <w:pict w14:anchorId="2796E17B">
           <v:rect id="_x0000_i1037" style="width:0;height:1.5pt" o:hralign="center" o:hrstd="t" o:hr="t" fillcolor="#a0a0a0" stroked="f"/>
         </w:pict>
       </w:r>
@@ -6476,25 +5827,7 @@
           <w:sz w:val="18"/>
           <w:highlight w:val="lightGray"/>
         </w:rPr>
-        <w:t xml:space="preserve">: Persons Table -&gt; ID Column: 1, </w:t>
-      </w:r>
-      <w:proofErr w:type="spellStart"/>
-      <w:r>
-        <w:rPr>
-          <w:color w:val="000000"/>
-          <w:sz w:val="18"/>
-          <w:highlight w:val="lightGray"/>
-        </w:rPr>
-        <w:t>Name_En</w:t>
-      </w:r>
-      <w:proofErr w:type="spellEnd"/>
-      <w:r>
-        <w:rPr>
-          <w:color w:val="000000"/>
-          <w:sz w:val="18"/>
-          <w:highlight w:val="lightGray"/>
-        </w:rPr>
-        <w:t xml:space="preserve"> Column: Motasem Essam] -&gt; </w:t>
+        <w:t xml:space="preserve">: Persons Table -&gt; ID Column: 1, Name_En Column: Motasem Essam] -&gt; </w:t>
       </w:r>
       <w:r>
         <w:rPr>
@@ -6537,20 +5870,18 @@
           <w:ilvl w:val="0"/>
           <w:numId w:val="17"/>
         </w:numPr>
-        <w:spacing w:before="240" w:after="240"/>
+        <w:spacing w:before="240" w:after="240" w:line="276" w:lineRule="auto"/>
       </w:pPr>
       <w:r>
         <w:rPr>
           <w:rFonts w:ascii="Roboto Mono" w:eastAsia="Roboto Mono" w:hAnsi="Roboto Mono" w:cs="Roboto Mono"/>
           <w:color w:val="188038"/>
-          <w:sz w:val="24"/>
         </w:rPr>
         <w:t>GRANT</w:t>
       </w:r>
       <w:r>
         <w:rPr>
           <w:rFonts w:ascii="Roboto Mono" w:eastAsia="Roboto Mono" w:hAnsi="Roboto Mono"/>
-          <w:sz w:val="24"/>
         </w:rPr>
         <w:t xml:space="preserve">, </w:t>
       </w:r>
@@ -6558,7 +5889,6 @@
         <w:rPr>
           <w:rFonts w:ascii="Roboto Mono" w:eastAsia="Roboto Mono" w:hAnsi="Roboto Mono" w:cs="Roboto Mono"/>
           <w:color w:val="188038"/>
-          <w:sz w:val="24"/>
         </w:rPr>
         <w:t>REVOKE</w:t>
       </w:r>
@@ -6566,7 +5896,6 @@
         <w:rPr>
           <w:rFonts w:ascii="Roboto Mono" w:eastAsia="Roboto Mono" w:hAnsi="Roboto Mono" w:cs="Roboto Mono"/>
           <w:color w:val="188038"/>
-          <w:sz w:val="24"/>
         </w:rPr>
         <w:br/>
       </w:r>
@@ -6578,7 +5907,6 @@
       <w:r>
         <w:rPr>
           <w:rFonts w:ascii="Roboto Mono" w:eastAsia="Roboto Mono" w:hAnsi="Roboto Mono"/>
-          <w:sz w:val="24"/>
         </w:rPr>
         <w:t xml:space="preserve">👉 </w:t>
       </w:r>
@@ -6587,14 +5915,12 @@
           <w:rFonts w:ascii="Roboto Mono" w:eastAsia="Roboto Mono" w:hAnsi="Roboto Mono"/>
           <w:i/>
           <w:iCs/>
-          <w:sz w:val="24"/>
         </w:rPr>
         <w:t>Why last?</w:t>
       </w:r>
       <w:r>
         <w:rPr>
           <w:rFonts w:ascii="Roboto Mono" w:eastAsia="Roboto Mono" w:hAnsi="Roboto Mono"/>
-          <w:sz w:val="24"/>
         </w:rPr>
         <w:t xml:space="preserve"> You typically won’t deal with permissions early on.</w:t>
       </w:r>
@@ -6603,9 +5929,8 @@
       <w:r>
         <w:rPr>
           <w:rFonts w:ascii="Roboto Mono" w:eastAsia="Roboto Mono" w:hAnsi="Roboto Mono"/>
-          <w:sz w:val="24"/>
-        </w:rPr>
-        <w:pict w14:anchorId="1998C1F1">
+        </w:rPr>
+        <w:pict w14:anchorId="6254EE25">
           <v:rect id="_x0000_i1038" style="width:0;height:1.5pt" o:hralign="center" o:hrstd="t" o:hr="t" fillcolor="#a0a0a0" stroked="f"/>
         </w:pict>
       </w:r>
@@ -6655,25 +5980,7 @@
           <w:sz w:val="18"/>
           <w:highlight w:val="lightGray"/>
         </w:rPr>
-        <w:t xml:space="preserve">: Persons Table -&gt; ID Column: 1, </w:t>
-      </w:r>
-      <w:proofErr w:type="spellStart"/>
-      <w:r>
-        <w:rPr>
-          <w:color w:val="000000"/>
-          <w:sz w:val="18"/>
-          <w:highlight w:val="lightGray"/>
-        </w:rPr>
-        <w:t>Name_En</w:t>
-      </w:r>
-      <w:proofErr w:type="spellEnd"/>
-      <w:r>
-        <w:rPr>
-          <w:color w:val="000000"/>
-          <w:sz w:val="18"/>
-          <w:highlight w:val="lightGray"/>
-        </w:rPr>
-        <w:t xml:space="preserve"> Column: Motasem Essam] -&gt; </w:t>
+        <w:t xml:space="preserve">: Persons Table -&gt; ID Column: 1, Name_En Column: Motasem Essam] -&gt; </w:t>
       </w:r>
       <w:r>
         <w:rPr>
@@ -6716,27 +6023,24 @@
           <w:ilvl w:val="0"/>
           <w:numId w:val="12"/>
         </w:numPr>
-        <w:spacing w:before="240"/>
+        <w:spacing w:before="240" w:after="0" w:line="276" w:lineRule="auto"/>
       </w:pPr>
       <w:r>
         <w:rPr>
           <w:rFonts w:ascii="Roboto Mono" w:eastAsia="Roboto Mono" w:hAnsi="Roboto Mono" w:cs="Roboto Mono"/>
           <w:color w:val="188038"/>
-          <w:sz w:val="24"/>
         </w:rPr>
         <w:t>SELECT</w:t>
       </w:r>
       <w:r>
         <w:rPr>
           <w:rFonts w:ascii="Roboto Mono" w:eastAsia="Roboto Mono" w:hAnsi="Roboto Mono"/>
-          <w:sz w:val="24"/>
         </w:rPr>
         <w:t xml:space="preserve"> (DQL)</w:t>
       </w:r>
       <w:r>
         <w:rPr>
           <w:rFonts w:ascii="Roboto Mono" w:eastAsia="Roboto Mono" w:hAnsi="Roboto Mono"/>
-          <w:sz w:val="24"/>
         </w:rPr>
         <w:br/>
       </w:r>
@@ -6747,20 +6051,18 @@
           <w:ilvl w:val="0"/>
           <w:numId w:val="12"/>
         </w:numPr>
+        <w:spacing w:after="0" w:line="276" w:lineRule="auto"/>
       </w:pPr>
       <w:r>
         <w:rPr>
           <w:rFonts w:ascii="Roboto Mono" w:eastAsia="Roboto Mono" w:hAnsi="Roboto Mono" w:cs="Roboto Mono"/>
           <w:color w:val="188038"/>
-          <w:sz w:val="24"/>
-        </w:rPr>
-        <w:lastRenderedPageBreak/>
+        </w:rPr>
         <w:t>INSERT</w:t>
       </w:r>
       <w:r>
         <w:rPr>
           <w:rFonts w:ascii="Roboto Mono" w:eastAsia="Roboto Mono" w:hAnsi="Roboto Mono"/>
-          <w:sz w:val="24"/>
         </w:rPr>
         <w:t xml:space="preserve">, </w:t>
       </w:r>
@@ -6768,14 +6070,12 @@
         <w:rPr>
           <w:rFonts w:ascii="Roboto Mono" w:eastAsia="Roboto Mono" w:hAnsi="Roboto Mono" w:cs="Roboto Mono"/>
           <w:color w:val="188038"/>
-          <w:sz w:val="24"/>
         </w:rPr>
         <w:t>UPDATE</w:t>
       </w:r>
       <w:r>
         <w:rPr>
           <w:rFonts w:ascii="Roboto Mono" w:eastAsia="Roboto Mono" w:hAnsi="Roboto Mono"/>
-          <w:sz w:val="24"/>
         </w:rPr>
         <w:t xml:space="preserve">, </w:t>
       </w:r>
@@ -6783,21 +6083,18 @@
         <w:rPr>
           <w:rFonts w:ascii="Roboto Mono" w:eastAsia="Roboto Mono" w:hAnsi="Roboto Mono" w:cs="Roboto Mono"/>
           <w:color w:val="188038"/>
-          <w:sz w:val="24"/>
         </w:rPr>
         <w:t>DELETE</w:t>
       </w:r>
       <w:r>
         <w:rPr>
           <w:rFonts w:ascii="Roboto Mono" w:eastAsia="Roboto Mono" w:hAnsi="Roboto Mono"/>
-          <w:sz w:val="24"/>
         </w:rPr>
         <w:t xml:space="preserve"> (DML)</w:t>
       </w:r>
       <w:r>
         <w:rPr>
           <w:rFonts w:ascii="Roboto Mono" w:eastAsia="Roboto Mono" w:hAnsi="Roboto Mono"/>
-          <w:sz w:val="24"/>
         </w:rPr>
         <w:br/>
       </w:r>
@@ -6808,19 +6105,18 @@
           <w:ilvl w:val="0"/>
           <w:numId w:val="12"/>
         </w:numPr>
+        <w:spacing w:after="0" w:line="276" w:lineRule="auto"/>
       </w:pPr>
       <w:r>
         <w:rPr>
           <w:rFonts w:ascii="Roboto Mono" w:eastAsia="Roboto Mono" w:hAnsi="Roboto Mono" w:cs="Roboto Mono"/>
           <w:color w:val="188038"/>
-          <w:sz w:val="24"/>
         </w:rPr>
         <w:t>CREATE</w:t>
       </w:r>
       <w:r>
         <w:rPr>
           <w:rFonts w:ascii="Roboto Mono" w:eastAsia="Roboto Mono" w:hAnsi="Roboto Mono"/>
-          <w:sz w:val="24"/>
         </w:rPr>
         <w:t xml:space="preserve">, </w:t>
       </w:r>
@@ -6828,14 +6124,12 @@
         <w:rPr>
           <w:rFonts w:ascii="Roboto Mono" w:eastAsia="Roboto Mono" w:hAnsi="Roboto Mono" w:cs="Roboto Mono"/>
           <w:color w:val="188038"/>
-          <w:sz w:val="24"/>
         </w:rPr>
         <w:t>ALTER</w:t>
       </w:r>
       <w:r>
         <w:rPr>
           <w:rFonts w:ascii="Roboto Mono" w:eastAsia="Roboto Mono" w:hAnsi="Roboto Mono"/>
-          <w:sz w:val="24"/>
         </w:rPr>
         <w:t xml:space="preserve">, </w:t>
       </w:r>
@@ -6843,21 +6137,18 @@
         <w:rPr>
           <w:rFonts w:ascii="Roboto Mono" w:eastAsia="Roboto Mono" w:hAnsi="Roboto Mono" w:cs="Roboto Mono"/>
           <w:color w:val="188038"/>
-          <w:sz w:val="24"/>
         </w:rPr>
         <w:t>DROP</w:t>
       </w:r>
       <w:r>
         <w:rPr>
           <w:rFonts w:ascii="Roboto Mono" w:eastAsia="Roboto Mono" w:hAnsi="Roboto Mono"/>
-          <w:sz w:val="24"/>
         </w:rPr>
         <w:t xml:space="preserve"> (DDL)</w:t>
       </w:r>
       <w:r>
         <w:rPr>
           <w:rFonts w:ascii="Roboto Mono" w:eastAsia="Roboto Mono" w:hAnsi="Roboto Mono"/>
-          <w:sz w:val="24"/>
         </w:rPr>
         <w:br/>
       </w:r>
@@ -6868,19 +6159,18 @@
           <w:ilvl w:val="0"/>
           <w:numId w:val="12"/>
         </w:numPr>
+        <w:spacing w:after="0" w:line="276" w:lineRule="auto"/>
       </w:pPr>
       <w:r>
         <w:rPr>
           <w:rFonts w:ascii="Roboto Mono" w:eastAsia="Roboto Mono" w:hAnsi="Roboto Mono" w:cs="Roboto Mono"/>
           <w:color w:val="188038"/>
-          <w:sz w:val="24"/>
         </w:rPr>
         <w:t>JOIN</w:t>
       </w:r>
       <w:r>
         <w:rPr>
           <w:rFonts w:ascii="Roboto Mono" w:eastAsia="Roboto Mono" w:hAnsi="Roboto Mono"/>
-          <w:sz w:val="24"/>
         </w:rPr>
         <w:t xml:space="preserve">, </w:t>
       </w:r>
@@ -6888,14 +6178,12 @@
         <w:rPr>
           <w:rFonts w:ascii="Roboto Mono" w:eastAsia="Roboto Mono" w:hAnsi="Roboto Mono" w:cs="Roboto Mono"/>
           <w:color w:val="188038"/>
-          <w:sz w:val="24"/>
         </w:rPr>
         <w:t>GROUP BY</w:t>
       </w:r>
       <w:r>
         <w:rPr>
           <w:rFonts w:ascii="Roboto Mono" w:eastAsia="Roboto Mono" w:hAnsi="Roboto Mono"/>
-          <w:sz w:val="24"/>
         </w:rPr>
         <w:t xml:space="preserve">, </w:t>
       </w:r>
@@ -6903,14 +6191,12 @@
         <w:rPr>
           <w:rFonts w:ascii="Roboto Mono" w:eastAsia="Roboto Mono" w:hAnsi="Roboto Mono" w:cs="Roboto Mono"/>
           <w:color w:val="188038"/>
-          <w:sz w:val="24"/>
         </w:rPr>
         <w:t>HAVING</w:t>
       </w:r>
       <w:r>
         <w:rPr>
           <w:rFonts w:ascii="Roboto Mono" w:eastAsia="Roboto Mono" w:hAnsi="Roboto Mono"/>
-          <w:sz w:val="24"/>
         </w:rPr>
         <w:t xml:space="preserve">, </w:t>
       </w:r>
@@ -6918,7 +6204,6 @@
         <w:rPr>
           <w:rFonts w:ascii="Roboto Mono" w:eastAsia="Roboto Mono" w:hAnsi="Roboto Mono" w:cs="Roboto Mono"/>
           <w:color w:val="188038"/>
-          <w:sz w:val="24"/>
         </w:rPr>
         <w:t>SUBQUERIES</w:t>
       </w:r>
@@ -6926,7 +6211,6 @@
         <w:rPr>
           <w:rFonts w:ascii="Roboto Mono" w:eastAsia="Roboto Mono" w:hAnsi="Roboto Mono" w:cs="Roboto Mono"/>
           <w:color w:val="188038"/>
-          <w:sz w:val="24"/>
         </w:rPr>
         <w:br/>
       </w:r>
@@ -6937,11 +6221,11 @@
           <w:ilvl w:val="0"/>
           <w:numId w:val="12"/>
         </w:numPr>
-      </w:pPr>
-      <w:r>
-        <w:rPr>
-          <w:rFonts w:ascii="Roboto Mono" w:eastAsia="Roboto Mono" w:hAnsi="Roboto Mono"/>
-          <w:sz w:val="24"/>
+        <w:spacing w:after="0" w:line="276" w:lineRule="auto"/>
+      </w:pPr>
+      <w:r>
+        <w:rPr>
+          <w:rFonts w:ascii="Roboto Mono" w:eastAsia="Roboto Mono" w:hAnsi="Roboto Mono"/>
         </w:rPr>
         <w:t xml:space="preserve">Transactions: </w:t>
       </w:r>
@@ -6949,14 +6233,12 @@
         <w:rPr>
           <w:rFonts w:ascii="Roboto Mono" w:eastAsia="Roboto Mono" w:hAnsi="Roboto Mono" w:cs="Roboto Mono"/>
           <w:color w:val="188038"/>
-          <w:sz w:val="24"/>
         </w:rPr>
         <w:t>COMMIT</w:t>
       </w:r>
       <w:r>
         <w:rPr>
           <w:rFonts w:ascii="Roboto Mono" w:eastAsia="Roboto Mono" w:hAnsi="Roboto Mono"/>
-          <w:sz w:val="24"/>
         </w:rPr>
         <w:t xml:space="preserve">, </w:t>
       </w:r>
@@ -6964,21 +6246,18 @@
         <w:rPr>
           <w:rFonts w:ascii="Roboto Mono" w:eastAsia="Roboto Mono" w:hAnsi="Roboto Mono" w:cs="Roboto Mono"/>
           <w:color w:val="188038"/>
-          <w:sz w:val="24"/>
         </w:rPr>
         <w:t>ROLLBACK</w:t>
       </w:r>
       <w:r>
         <w:rPr>
           <w:rFonts w:ascii="Roboto Mono" w:eastAsia="Roboto Mono" w:hAnsi="Roboto Mono"/>
-          <w:sz w:val="24"/>
         </w:rPr>
         <w:t xml:space="preserve"> (TCL)</w:t>
       </w:r>
       <w:r>
         <w:rPr>
           <w:rFonts w:ascii="Roboto Mono" w:eastAsia="Roboto Mono" w:hAnsi="Roboto Mono"/>
-          <w:sz w:val="24"/>
         </w:rPr>
         <w:br/>
       </w:r>
@@ -6989,12 +6268,11 @@
           <w:ilvl w:val="0"/>
           <w:numId w:val="12"/>
         </w:numPr>
-        <w:spacing w:after="240"/>
-      </w:pPr>
-      <w:r>
-        <w:rPr>
-          <w:rFonts w:ascii="Roboto Mono" w:eastAsia="Roboto Mono" w:hAnsi="Roboto Mono"/>
-          <w:sz w:val="24"/>
+        <w:spacing w:after="240" w:line="276" w:lineRule="auto"/>
+      </w:pPr>
+      <w:r>
+        <w:rPr>
+          <w:rFonts w:ascii="Roboto Mono" w:eastAsia="Roboto Mono" w:hAnsi="Roboto Mono"/>
         </w:rPr>
         <w:t xml:space="preserve">Permissions: </w:t>
       </w:r>
@@ -7002,14 +6280,12 @@
         <w:rPr>
           <w:rFonts w:ascii="Roboto Mono" w:eastAsia="Roboto Mono" w:hAnsi="Roboto Mono" w:cs="Roboto Mono"/>
           <w:color w:val="188038"/>
-          <w:sz w:val="24"/>
         </w:rPr>
         <w:t>GRANT</w:t>
       </w:r>
       <w:r>
         <w:rPr>
           <w:rFonts w:ascii="Roboto Mono" w:eastAsia="Roboto Mono" w:hAnsi="Roboto Mono"/>
-          <w:sz w:val="24"/>
         </w:rPr>
         <w:t xml:space="preserve">, </w:t>
       </w:r>
@@ -7017,21 +6293,18 @@
         <w:rPr>
           <w:rFonts w:ascii="Roboto Mono" w:eastAsia="Roboto Mono" w:hAnsi="Roboto Mono" w:cs="Roboto Mono"/>
           <w:color w:val="188038"/>
-          <w:sz w:val="24"/>
         </w:rPr>
         <w:t>REVOKE</w:t>
       </w:r>
       <w:r>
         <w:rPr>
           <w:rFonts w:ascii="Roboto Mono" w:eastAsia="Roboto Mono" w:hAnsi="Roboto Mono"/>
-          <w:sz w:val="24"/>
         </w:rPr>
         <w:t xml:space="preserve"> (DCL)</w:t>
       </w:r>
       <w:r>
         <w:rPr>
           <w:rFonts w:ascii="Roboto Mono" w:eastAsia="Roboto Mono" w:hAnsi="Roboto Mono"/>
-          <w:sz w:val="24"/>
         </w:rPr>
         <w:br/>
       </w:r>
@@ -7040,20 +6313,20 @@
       <w:r>
         <w:rPr>
           <w:rFonts w:ascii="Roboto Mono" w:eastAsia="Roboto Mono" w:hAnsi="Roboto Mono"/>
-          <w:sz w:val="24"/>
-        </w:rPr>
-        <w:pict w14:anchorId="1454FD77">
+        </w:rPr>
+        <w:pict w14:anchorId="6F40DFB3">
           <v:rect id="_x0000_i1039" style="width:0;height:1.5pt" o:hralign="center" o:hrstd="t" o:hr="t" fillcolor="#a0a0a0" stroked="f"/>
         </w:pict>
       </w:r>
     </w:p>
+    <w:p/>
     <w:p/>
     <w:p/>
     <w:sectPr>
       <w:pgSz w:w="12240" w:h="15840"/>
       <w:pgMar w:top="1440" w:right="1440" w:bottom="1440" w:left="1440" w:header="720" w:footer="720" w:gutter="0"/>
-      <w:pgNumType w:start="1"/>
       <w:cols w:space="720"/>
+      <w:docGrid w:linePitch="360"/>
     </w:sectPr>
   </w:body>
 </w:document>
@@ -9157,15 +8430,17 @@
   <w:docDefaults>
     <w:rPrDefault>
       <w:rPr>
-        <w:rFonts w:ascii="Arial" w:eastAsia="Arial" w:hAnsi="Arial" w:cs="Arial"/>
-        <w:sz w:val="22"/>
-        <w:szCs w:val="22"/>
-        <w:lang w:val="en" w:eastAsia="en-US" w:bidi="ar-SA"/>
+        <w:rFonts w:asciiTheme="minorHAnsi" w:eastAsiaTheme="minorHAnsi" w:hAnsiTheme="minorHAnsi" w:cstheme="minorBidi"/>
+        <w:kern w:val="2"/>
+        <w:sz w:val="24"/>
+        <w:szCs w:val="24"/>
+        <w:lang w:val="en-US" w:eastAsia="en-US" w:bidi="ar-SA"/>
+        <w14:ligatures w14:val="standardContextual"/>
       </w:rPr>
     </w:rPrDefault>
     <w:pPrDefault>
       <w:pPr>
-        <w:spacing w:line="276" w:lineRule="auto"/>
+        <w:spacing w:after="160" w:line="278" w:lineRule="auto"/>
       </w:pPr>
     </w:pPrDefault>
   </w:docDefaults>
@@ -9555,15 +8830,19 @@
     <w:name w:val="heading 1"/>
     <w:basedOn w:val="Normal"/>
     <w:next w:val="Normal"/>
+    <w:link w:val="Heading1Char"/>
     <w:uiPriority w:val="9"/>
     <w:qFormat/>
+    <w:rsid w:val="00256F8D"/>
     <w:pPr>
       <w:keepNext/>
       <w:keepLines/>
-      <w:spacing w:before="400" w:after="120"/>
+      <w:spacing w:before="360" w:after="80"/>
       <w:outlineLvl w:val="0"/>
     </w:pPr>
     <w:rPr>
+      <w:rFonts w:asciiTheme="majorHAnsi" w:eastAsiaTheme="majorEastAsia" w:hAnsiTheme="majorHAnsi" w:cstheme="majorBidi"/>
+      <w:color w:val="2F5496" w:themeColor="accent1" w:themeShade="BF"/>
       <w:sz w:val="40"/>
       <w:szCs w:val="40"/>
     </w:rPr>
@@ -9572,16 +8851,20 @@
     <w:name w:val="heading 2"/>
     <w:basedOn w:val="Normal"/>
     <w:next w:val="Normal"/>
+    <w:link w:val="Heading2Char"/>
     <w:uiPriority w:val="9"/>
     <w:unhideWhenUsed/>
     <w:qFormat/>
+    <w:rsid w:val="00256F8D"/>
     <w:pPr>
       <w:keepNext/>
       <w:keepLines/>
-      <w:spacing w:before="360" w:after="120"/>
+      <w:spacing w:before="160" w:after="80"/>
       <w:outlineLvl w:val="1"/>
     </w:pPr>
     <w:rPr>
+      <w:rFonts w:asciiTheme="majorHAnsi" w:eastAsiaTheme="majorEastAsia" w:hAnsiTheme="majorHAnsi" w:cstheme="majorBidi"/>
+      <w:color w:val="2F5496" w:themeColor="accent1" w:themeShade="BF"/>
       <w:sz w:val="32"/>
       <w:szCs w:val="32"/>
     </w:rPr>
@@ -9590,17 +8873,20 @@
     <w:name w:val="heading 3"/>
     <w:basedOn w:val="Normal"/>
     <w:next w:val="Normal"/>
+    <w:link w:val="Heading3Char"/>
     <w:uiPriority w:val="9"/>
     <w:unhideWhenUsed/>
     <w:qFormat/>
+    <w:rsid w:val="00256F8D"/>
     <w:pPr>
       <w:keepNext/>
       <w:keepLines/>
-      <w:spacing w:before="320" w:after="80"/>
+      <w:spacing w:before="160" w:after="80"/>
       <w:outlineLvl w:val="2"/>
     </w:pPr>
     <w:rPr>
-      <w:color w:val="434343"/>
+      <w:rFonts w:eastAsiaTheme="majorEastAsia" w:cstheme="majorBidi"/>
+      <w:color w:val="2F5496" w:themeColor="accent1" w:themeShade="BF"/>
       <w:sz w:val="28"/>
       <w:szCs w:val="28"/>
     </w:rPr>
@@ -9609,57 +8895,131 @@
     <w:name w:val="heading 4"/>
     <w:basedOn w:val="Normal"/>
     <w:next w:val="Normal"/>
+    <w:link w:val="Heading4Char"/>
     <w:uiPriority w:val="9"/>
     <w:unhideWhenUsed/>
     <w:qFormat/>
+    <w:rsid w:val="00256F8D"/>
     <w:pPr>
       <w:keepNext/>
       <w:keepLines/>
-      <w:spacing w:before="280" w:after="80"/>
+      <w:spacing w:before="80" w:after="40"/>
       <w:outlineLvl w:val="3"/>
     </w:pPr>
     <w:rPr>
-      <w:color w:val="666666"/>
-      <w:sz w:val="24"/>
-      <w:szCs w:val="24"/>
+      <w:rFonts w:eastAsiaTheme="majorEastAsia" w:cstheme="majorBidi"/>
+      <w:i/>
+      <w:iCs/>
+      <w:color w:val="2F5496" w:themeColor="accent1" w:themeShade="BF"/>
     </w:rPr>
   </w:style>
   <w:style w:type="paragraph" w:styleId="Heading5">
     <w:name w:val="heading 5"/>
     <w:basedOn w:val="Normal"/>
     <w:next w:val="Normal"/>
+    <w:link w:val="Heading5Char"/>
     <w:uiPriority w:val="9"/>
     <w:semiHidden/>
     <w:unhideWhenUsed/>
     <w:qFormat/>
+    <w:rsid w:val="00256F8D"/>
     <w:pPr>
       <w:keepNext/>
       <w:keepLines/>
-      <w:spacing w:before="240" w:after="80"/>
+      <w:spacing w:before="80" w:after="40"/>
       <w:outlineLvl w:val="4"/>
     </w:pPr>
     <w:rPr>
-      <w:color w:val="666666"/>
+      <w:rFonts w:eastAsiaTheme="majorEastAsia" w:cstheme="majorBidi"/>
+      <w:color w:val="2F5496" w:themeColor="accent1" w:themeShade="BF"/>
     </w:rPr>
   </w:style>
   <w:style w:type="paragraph" w:styleId="Heading6">
     <w:name w:val="heading 6"/>
     <w:basedOn w:val="Normal"/>
     <w:next w:val="Normal"/>
+    <w:link w:val="Heading6Char"/>
     <w:uiPriority w:val="9"/>
     <w:semiHidden/>
     <w:unhideWhenUsed/>
     <w:qFormat/>
+    <w:rsid w:val="00256F8D"/>
     <w:pPr>
       <w:keepNext/>
       <w:keepLines/>
-      <w:spacing w:before="240" w:after="80"/>
+      <w:spacing w:before="40" w:after="0"/>
       <w:outlineLvl w:val="5"/>
     </w:pPr>
     <w:rPr>
+      <w:rFonts w:eastAsiaTheme="majorEastAsia" w:cstheme="majorBidi"/>
       <w:i/>
       <w:iCs/>
-      <w:color w:val="666666"/>
+      <w:color w:val="595959" w:themeColor="text1" w:themeTint="A6"/>
+    </w:rPr>
+  </w:style>
+  <w:style w:type="paragraph" w:styleId="Heading7">
+    <w:name w:val="heading 7"/>
+    <w:basedOn w:val="Normal"/>
+    <w:next w:val="Normal"/>
+    <w:link w:val="Heading7Char"/>
+    <w:uiPriority w:val="9"/>
+    <w:semiHidden/>
+    <w:unhideWhenUsed/>
+    <w:qFormat/>
+    <w:rsid w:val="00256F8D"/>
+    <w:pPr>
+      <w:keepNext/>
+      <w:keepLines/>
+      <w:spacing w:before="40" w:after="0"/>
+      <w:outlineLvl w:val="6"/>
+    </w:pPr>
+    <w:rPr>
+      <w:rFonts w:eastAsiaTheme="majorEastAsia" w:cstheme="majorBidi"/>
+      <w:color w:val="595959" w:themeColor="text1" w:themeTint="A6"/>
+    </w:rPr>
+  </w:style>
+  <w:style w:type="paragraph" w:styleId="Heading8">
+    <w:name w:val="heading 8"/>
+    <w:basedOn w:val="Normal"/>
+    <w:next w:val="Normal"/>
+    <w:link w:val="Heading8Char"/>
+    <w:uiPriority w:val="9"/>
+    <w:semiHidden/>
+    <w:unhideWhenUsed/>
+    <w:qFormat/>
+    <w:rsid w:val="00256F8D"/>
+    <w:pPr>
+      <w:keepNext/>
+      <w:keepLines/>
+      <w:spacing w:after="0"/>
+      <w:outlineLvl w:val="7"/>
+    </w:pPr>
+    <w:rPr>
+      <w:rFonts w:eastAsiaTheme="majorEastAsia" w:cstheme="majorBidi"/>
+      <w:i/>
+      <w:iCs/>
+      <w:color w:val="272727" w:themeColor="text1" w:themeTint="D8"/>
+    </w:rPr>
+  </w:style>
+  <w:style w:type="paragraph" w:styleId="Heading9">
+    <w:name w:val="heading 9"/>
+    <w:basedOn w:val="Normal"/>
+    <w:next w:val="Normal"/>
+    <w:link w:val="Heading9Char"/>
+    <w:uiPriority w:val="9"/>
+    <w:semiHidden/>
+    <w:unhideWhenUsed/>
+    <w:qFormat/>
+    <w:rsid w:val="00256F8D"/>
+    <w:pPr>
+      <w:keepNext/>
+      <w:keepLines/>
+      <w:spacing w:after="0"/>
+      <w:outlineLvl w:val="8"/>
+    </w:pPr>
+    <w:rPr>
+      <w:rFonts w:eastAsiaTheme="majorEastAsia" w:cstheme="majorBidi"/>
+      <w:color w:val="272727" w:themeColor="text1" w:themeTint="D8"/>
     </w:rPr>
   </w:style>
   <w:style w:type="character" w:default="1" w:styleId="DefaultParagraphFont">
@@ -9689,91 +9049,295 @@
     <w:semiHidden/>
     <w:unhideWhenUsed/>
   </w:style>
-  <w:style w:type="table" w:customStyle="1" w:styleId="TableNormal0">
-    <w:name w:val="TableNormal"/>
-    <w:tblPr>
-      <w:tblCellMar>
-        <w:top w:w="100" w:type="dxa"/>
-        <w:left w:w="100" w:type="dxa"/>
-        <w:bottom w:w="100" w:type="dxa"/>
-        <w:right w:w="100" w:type="dxa"/>
-      </w:tblCellMar>
-    </w:tblPr>
+  <w:style w:type="character" w:customStyle="1" w:styleId="Heading1Char">
+    <w:name w:val="Heading 1 Char"/>
+    <w:basedOn w:val="DefaultParagraphFont"/>
+    <w:link w:val="Heading1"/>
+    <w:uiPriority w:val="9"/>
+    <w:rsid w:val="00256F8D"/>
+    <w:rPr>
+      <w:rFonts w:asciiTheme="majorHAnsi" w:eastAsiaTheme="majorEastAsia" w:hAnsiTheme="majorHAnsi" w:cstheme="majorBidi"/>
+      <w:color w:val="2F5496" w:themeColor="accent1" w:themeShade="BF"/>
+      <w:sz w:val="40"/>
+      <w:szCs w:val="40"/>
+    </w:rPr>
+  </w:style>
+  <w:style w:type="character" w:customStyle="1" w:styleId="Heading2Char">
+    <w:name w:val="Heading 2 Char"/>
+    <w:basedOn w:val="DefaultParagraphFont"/>
+    <w:link w:val="Heading2"/>
+    <w:uiPriority w:val="9"/>
+    <w:semiHidden/>
+    <w:rsid w:val="00256F8D"/>
+    <w:rPr>
+      <w:rFonts w:asciiTheme="majorHAnsi" w:eastAsiaTheme="majorEastAsia" w:hAnsiTheme="majorHAnsi" w:cstheme="majorBidi"/>
+      <w:color w:val="2F5496" w:themeColor="accent1" w:themeShade="BF"/>
+      <w:sz w:val="32"/>
+      <w:szCs w:val="32"/>
+    </w:rPr>
+  </w:style>
+  <w:style w:type="character" w:customStyle="1" w:styleId="Heading3Char">
+    <w:name w:val="Heading 3 Char"/>
+    <w:basedOn w:val="DefaultParagraphFont"/>
+    <w:link w:val="Heading3"/>
+    <w:uiPriority w:val="9"/>
+    <w:semiHidden/>
+    <w:rsid w:val="00256F8D"/>
+    <w:rPr>
+      <w:rFonts w:eastAsiaTheme="majorEastAsia" w:cstheme="majorBidi"/>
+      <w:color w:val="2F5496" w:themeColor="accent1" w:themeShade="BF"/>
+      <w:sz w:val="28"/>
+      <w:szCs w:val="28"/>
+    </w:rPr>
+  </w:style>
+  <w:style w:type="character" w:customStyle="1" w:styleId="Heading4Char">
+    <w:name w:val="Heading 4 Char"/>
+    <w:basedOn w:val="DefaultParagraphFont"/>
+    <w:link w:val="Heading4"/>
+    <w:uiPriority w:val="9"/>
+    <w:semiHidden/>
+    <w:rsid w:val="00256F8D"/>
+    <w:rPr>
+      <w:rFonts w:eastAsiaTheme="majorEastAsia" w:cstheme="majorBidi"/>
+      <w:i/>
+      <w:iCs/>
+      <w:color w:val="2F5496" w:themeColor="accent1" w:themeShade="BF"/>
+    </w:rPr>
+  </w:style>
+  <w:style w:type="character" w:customStyle="1" w:styleId="Heading5Char">
+    <w:name w:val="Heading 5 Char"/>
+    <w:basedOn w:val="DefaultParagraphFont"/>
+    <w:link w:val="Heading5"/>
+    <w:uiPriority w:val="9"/>
+    <w:semiHidden/>
+    <w:rsid w:val="00256F8D"/>
+    <w:rPr>
+      <w:rFonts w:eastAsiaTheme="majorEastAsia" w:cstheme="majorBidi"/>
+      <w:color w:val="2F5496" w:themeColor="accent1" w:themeShade="BF"/>
+    </w:rPr>
+  </w:style>
+  <w:style w:type="character" w:customStyle="1" w:styleId="Heading6Char">
+    <w:name w:val="Heading 6 Char"/>
+    <w:basedOn w:val="DefaultParagraphFont"/>
+    <w:link w:val="Heading6"/>
+    <w:uiPriority w:val="9"/>
+    <w:semiHidden/>
+    <w:rsid w:val="00256F8D"/>
+    <w:rPr>
+      <w:rFonts w:eastAsiaTheme="majorEastAsia" w:cstheme="majorBidi"/>
+      <w:i/>
+      <w:iCs/>
+      <w:color w:val="595959" w:themeColor="text1" w:themeTint="A6"/>
+    </w:rPr>
+  </w:style>
+  <w:style w:type="character" w:customStyle="1" w:styleId="Heading7Char">
+    <w:name w:val="Heading 7 Char"/>
+    <w:basedOn w:val="DefaultParagraphFont"/>
+    <w:link w:val="Heading7"/>
+    <w:uiPriority w:val="9"/>
+    <w:semiHidden/>
+    <w:rsid w:val="00256F8D"/>
+    <w:rPr>
+      <w:rFonts w:eastAsiaTheme="majorEastAsia" w:cstheme="majorBidi"/>
+      <w:color w:val="595959" w:themeColor="text1" w:themeTint="A6"/>
+    </w:rPr>
+  </w:style>
+  <w:style w:type="character" w:customStyle="1" w:styleId="Heading8Char">
+    <w:name w:val="Heading 8 Char"/>
+    <w:basedOn w:val="DefaultParagraphFont"/>
+    <w:link w:val="Heading8"/>
+    <w:uiPriority w:val="9"/>
+    <w:semiHidden/>
+    <w:rsid w:val="00256F8D"/>
+    <w:rPr>
+      <w:rFonts w:eastAsiaTheme="majorEastAsia" w:cstheme="majorBidi"/>
+      <w:i/>
+      <w:iCs/>
+      <w:color w:val="272727" w:themeColor="text1" w:themeTint="D8"/>
+    </w:rPr>
+  </w:style>
+  <w:style w:type="character" w:customStyle="1" w:styleId="Heading9Char">
+    <w:name w:val="Heading 9 Char"/>
+    <w:basedOn w:val="DefaultParagraphFont"/>
+    <w:link w:val="Heading9"/>
+    <w:uiPriority w:val="9"/>
+    <w:semiHidden/>
+    <w:rsid w:val="00256F8D"/>
+    <w:rPr>
+      <w:rFonts w:eastAsiaTheme="majorEastAsia" w:cstheme="majorBidi"/>
+      <w:color w:val="272727" w:themeColor="text1" w:themeTint="D8"/>
+    </w:rPr>
   </w:style>
   <w:style w:type="paragraph" w:styleId="Title">
     <w:name w:val="Title"/>
     <w:basedOn w:val="Normal"/>
     <w:next w:val="Normal"/>
+    <w:link w:val="TitleChar"/>
     <w:uiPriority w:val="10"/>
     <w:qFormat/>
+    <w:rsid w:val="00256F8D"/>
     <w:pPr>
-      <w:keepNext/>
-      <w:keepLines/>
-      <w:spacing w:after="60"/>
+      <w:spacing w:after="80" w:line="240" w:lineRule="auto"/>
+      <w:contextualSpacing/>
     </w:pPr>
     <w:rPr>
-      <w:sz w:val="52"/>
-      <w:szCs w:val="52"/>
+      <w:rFonts w:asciiTheme="majorHAnsi" w:eastAsiaTheme="majorEastAsia" w:hAnsiTheme="majorHAnsi" w:cstheme="majorBidi"/>
+      <w:spacing w:val="-10"/>
+      <w:kern w:val="28"/>
+      <w:sz w:val="56"/>
+      <w:szCs w:val="56"/>
+    </w:rPr>
+  </w:style>
+  <w:style w:type="character" w:customStyle="1" w:styleId="TitleChar">
+    <w:name w:val="Title Char"/>
+    <w:basedOn w:val="DefaultParagraphFont"/>
+    <w:link w:val="Title"/>
+    <w:uiPriority w:val="10"/>
+    <w:rsid w:val="00256F8D"/>
+    <w:rPr>
+      <w:rFonts w:asciiTheme="majorHAnsi" w:eastAsiaTheme="majorEastAsia" w:hAnsiTheme="majorHAnsi" w:cstheme="majorBidi"/>
+      <w:spacing w:val="-10"/>
+      <w:kern w:val="28"/>
+      <w:sz w:val="56"/>
+      <w:szCs w:val="56"/>
     </w:rPr>
   </w:style>
   <w:style w:type="paragraph" w:styleId="Subtitle">
     <w:name w:val="Subtitle"/>
     <w:basedOn w:val="Normal"/>
     <w:next w:val="Normal"/>
+    <w:link w:val="SubtitleChar"/>
     <w:uiPriority w:val="11"/>
     <w:qFormat/>
+    <w:rsid w:val="00256F8D"/>
     <w:pPr>
-      <w:keepNext/>
-      <w:keepLines/>
-      <w:spacing w:after="320"/>
+      <w:numPr>
+        <w:ilvl w:val="1"/>
+      </w:numPr>
     </w:pPr>
     <w:rPr>
-      <w:color w:val="666666"/>
-      <w:sz w:val="30"/>
-      <w:szCs w:val="30"/>
+      <w:rFonts w:eastAsiaTheme="majorEastAsia" w:cstheme="majorBidi"/>
+      <w:color w:val="595959" w:themeColor="text1" w:themeTint="A6"/>
+      <w:spacing w:val="15"/>
+      <w:sz w:val="28"/>
+      <w:szCs w:val="28"/>
     </w:rPr>
   </w:style>
-  <w:style w:type="table" w:customStyle="1" w:styleId="a">
-    <w:basedOn w:val="TableNormal0"/>
-    <w:tblPr>
-      <w:tblStyleRowBandSize w:val="1"/>
-      <w:tblStyleColBandSize w:val="1"/>
-    </w:tblPr>
+  <w:style w:type="character" w:customStyle="1" w:styleId="SubtitleChar">
+    <w:name w:val="Subtitle Char"/>
+    <w:basedOn w:val="DefaultParagraphFont"/>
+    <w:link w:val="Subtitle"/>
+    <w:uiPriority w:val="11"/>
+    <w:rsid w:val="00256F8D"/>
+    <w:rPr>
+      <w:rFonts w:eastAsiaTheme="majorEastAsia" w:cstheme="majorBidi"/>
+      <w:color w:val="595959" w:themeColor="text1" w:themeTint="A6"/>
+      <w:spacing w:val="15"/>
+      <w:sz w:val="28"/>
+      <w:szCs w:val="28"/>
+    </w:rPr>
   </w:style>
-  <w:style w:type="table" w:customStyle="1" w:styleId="a0">
-    <w:basedOn w:val="TableNormal0"/>
-    <w:tblPr>
-      <w:tblStyleRowBandSize w:val="1"/>
-      <w:tblStyleColBandSize w:val="1"/>
-    </w:tblPr>
+  <w:style w:type="paragraph" w:styleId="Quote">
+    <w:name w:val="Quote"/>
+    <w:basedOn w:val="Normal"/>
+    <w:next w:val="Normal"/>
+    <w:link w:val="QuoteChar"/>
+    <w:uiPriority w:val="29"/>
+    <w:qFormat/>
+    <w:rsid w:val="00256F8D"/>
+    <w:pPr>
+      <w:spacing w:before="160"/>
+      <w:jc w:val="center"/>
+    </w:pPr>
+    <w:rPr>
+      <w:i/>
+      <w:iCs/>
+      <w:color w:val="404040" w:themeColor="text1" w:themeTint="BF"/>
+    </w:rPr>
   </w:style>
-  <w:style w:type="table" w:customStyle="1" w:styleId="a1">
-    <w:basedOn w:val="TableNormal0"/>
-    <w:tblPr>
-      <w:tblStyleRowBandSize w:val="1"/>
-      <w:tblStyleColBandSize w:val="1"/>
-    </w:tblPr>
+  <w:style w:type="character" w:customStyle="1" w:styleId="QuoteChar">
+    <w:name w:val="Quote Char"/>
+    <w:basedOn w:val="DefaultParagraphFont"/>
+    <w:link w:val="Quote"/>
+    <w:uiPriority w:val="29"/>
+    <w:rsid w:val="00256F8D"/>
+    <w:rPr>
+      <w:i/>
+      <w:iCs/>
+      <w:color w:val="404040" w:themeColor="text1" w:themeTint="BF"/>
+    </w:rPr>
   </w:style>
-  <w:style w:type="table" w:customStyle="1" w:styleId="a2">
-    <w:basedOn w:val="TableNormal0"/>
-    <w:tblPr>
-      <w:tblStyleRowBandSize w:val="1"/>
-      <w:tblStyleColBandSize w:val="1"/>
-    </w:tblPr>
+  <w:style w:type="paragraph" w:styleId="ListParagraph">
+    <w:name w:val="List Paragraph"/>
+    <w:basedOn w:val="Normal"/>
+    <w:uiPriority w:val="34"/>
+    <w:qFormat/>
+    <w:rsid w:val="00256F8D"/>
+    <w:pPr>
+      <w:ind w:left="720"/>
+      <w:contextualSpacing/>
+    </w:pPr>
   </w:style>
-  <w:style w:type="table" w:customStyle="1" w:styleId="a3">
-    <w:basedOn w:val="TableNormal0"/>
-    <w:tblPr>
-      <w:tblStyleRowBandSize w:val="1"/>
-      <w:tblStyleColBandSize w:val="1"/>
-    </w:tblPr>
+  <w:style w:type="character" w:styleId="IntenseEmphasis">
+    <w:name w:val="Intense Emphasis"/>
+    <w:basedOn w:val="DefaultParagraphFont"/>
+    <w:uiPriority w:val="21"/>
+    <w:qFormat/>
+    <w:rsid w:val="00256F8D"/>
+    <w:rPr>
+      <w:i/>
+      <w:iCs/>
+      <w:color w:val="2F5496" w:themeColor="accent1" w:themeShade="BF"/>
+    </w:rPr>
   </w:style>
-  <w:style w:type="table" w:customStyle="1" w:styleId="a4">
-    <w:basedOn w:val="TableNormal0"/>
-    <w:tblPr>
-      <w:tblStyleRowBandSize w:val="1"/>
-      <w:tblStyleColBandSize w:val="1"/>
-    </w:tblPr>
+  <w:style w:type="paragraph" w:styleId="IntenseQuote">
+    <w:name w:val="Intense Quote"/>
+    <w:basedOn w:val="Normal"/>
+    <w:next w:val="Normal"/>
+    <w:link w:val="IntenseQuoteChar"/>
+    <w:uiPriority w:val="30"/>
+    <w:qFormat/>
+    <w:rsid w:val="00256F8D"/>
+    <w:pPr>
+      <w:pBdr>
+        <w:top w:val="single" w:sz="4" w:space="10" w:color="2F5496" w:themeColor="accent1" w:themeShade="BF"/>
+        <w:bottom w:val="single" w:sz="4" w:space="10" w:color="2F5496" w:themeColor="accent1" w:themeShade="BF"/>
+      </w:pBdr>
+      <w:spacing w:before="360" w:after="360"/>
+      <w:ind w:left="864" w:right="864"/>
+      <w:jc w:val="center"/>
+    </w:pPr>
+    <w:rPr>
+      <w:i/>
+      <w:iCs/>
+      <w:color w:val="2F5496" w:themeColor="accent1" w:themeShade="BF"/>
+    </w:rPr>
+  </w:style>
+  <w:style w:type="character" w:customStyle="1" w:styleId="IntenseQuoteChar">
+    <w:name w:val="Intense Quote Char"/>
+    <w:basedOn w:val="DefaultParagraphFont"/>
+    <w:link w:val="IntenseQuote"/>
+    <w:uiPriority w:val="30"/>
+    <w:rsid w:val="00256F8D"/>
+    <w:rPr>
+      <w:i/>
+      <w:iCs/>
+      <w:color w:val="2F5496" w:themeColor="accent1" w:themeShade="BF"/>
+    </w:rPr>
+  </w:style>
+  <w:style w:type="character" w:styleId="IntenseReference">
+    <w:name w:val="Intense Reference"/>
+    <w:basedOn w:val="DefaultParagraphFont"/>
+    <w:uiPriority w:val="32"/>
+    <w:qFormat/>
+    <w:rsid w:val="00256F8D"/>
+    <w:rPr>
+      <w:b/>
+      <w:bCs/>
+      <w:smallCaps/>
+      <w:color w:val="2F5496" w:themeColor="accent1" w:themeShade="BF"/>
+      <w:spacing w:val="5"/>
+    </w:rPr>
   </w:style>
 </w:styles>
 </file>
@@ -9789,44 +9353,44 @@
         <a:sysClr val="window" lastClr="FFFFFF"/>
       </a:lt1>
       <a:dk2>
-        <a:srgbClr val="1F497D"/>
+        <a:srgbClr val="44546A"/>
       </a:dk2>
       <a:lt2>
-        <a:srgbClr val="EEECE1"/>
+        <a:srgbClr val="E7E6E6"/>
       </a:lt2>
       <a:accent1>
-        <a:srgbClr val="4F81BD"/>
+        <a:srgbClr val="4472C4"/>
       </a:accent1>
       <a:accent2>
-        <a:srgbClr val="C0504D"/>
+        <a:srgbClr val="ED7D31"/>
       </a:accent2>
       <a:accent3>
-        <a:srgbClr val="9BBB59"/>
+        <a:srgbClr val="A5A5A5"/>
       </a:accent3>
       <a:accent4>
-        <a:srgbClr val="8064A2"/>
+        <a:srgbClr val="FFC000"/>
       </a:accent4>
       <a:accent5>
-        <a:srgbClr val="4BACC6"/>
+        <a:srgbClr val="5B9BD5"/>
       </a:accent5>
       <a:accent6>
-        <a:srgbClr val="F79646"/>
+        <a:srgbClr val="70AD47"/>
       </a:accent6>
       <a:hlink>
-        <a:srgbClr val="0000FF"/>
+        <a:srgbClr val="0563C1"/>
       </a:hlink>
       <a:folHlink>
-        <a:srgbClr val="800080"/>
+        <a:srgbClr val="954F72"/>
       </a:folHlink>
     </a:clrScheme>
     <a:fontScheme name="Office">
       <a:majorFont>
-        <a:latin typeface="Calibri"/>
+        <a:latin typeface="Calibri Light" panose="020F0302020204030204"/>
         <a:ea typeface=""/>
         <a:cs typeface=""/>
-        <a:font script="Jpan" typeface="ＭＳ ゴシック"/>
+        <a:font script="Jpan" typeface="游ゴシック Light"/>
         <a:font script="Hang" typeface="맑은 고딕"/>
-        <a:font script="Hans" typeface="宋体"/>
+        <a:font script="Hans" typeface="等线 Light"/>
         <a:font script="Hant" typeface="新細明體"/>
         <a:font script="Arab" typeface="Times New Roman"/>
         <a:font script="Hebr" typeface="Times New Roman"/>
@@ -9854,14 +9418,31 @@
         <a:font script="Viet" typeface="Times New Roman"/>
         <a:font script="Uigh" typeface="Microsoft Uighur"/>
         <a:font script="Geor" typeface="Sylfaen"/>
+        <a:font script="Armn" typeface="Arial"/>
+        <a:font script="Bugi" typeface="Leelawadee UI"/>
+        <a:font script="Bopo" typeface="Microsoft JhengHei"/>
+        <a:font script="Java" typeface="Javanese Text"/>
+        <a:font script="Lisu" typeface="Segoe UI"/>
+        <a:font script="Mymr" typeface="Myanmar Text"/>
+        <a:font script="Nkoo" typeface="Ebrima"/>
+        <a:font script="Olck" typeface="Nirmala UI"/>
+        <a:font script="Osma" typeface="Ebrima"/>
+        <a:font script="Phag" typeface="Phagspa"/>
+        <a:font script="Syrn" typeface="Estrangelo Edessa"/>
+        <a:font script="Syrj" typeface="Estrangelo Edessa"/>
+        <a:font script="Syre" typeface="Estrangelo Edessa"/>
+        <a:font script="Sora" typeface="Nirmala UI"/>
+        <a:font script="Tale" typeface="Microsoft Tai Le"/>
+        <a:font script="Talu" typeface="Microsoft New Tai Lue"/>
+        <a:font script="Tfng" typeface="Ebrima"/>
       </a:majorFont>
       <a:minorFont>
-        <a:latin typeface="Cambria"/>
+        <a:latin typeface="Calibri" panose="020F0502020204030204"/>
         <a:ea typeface=""/>
         <a:cs typeface=""/>
-        <a:font script="Jpan" typeface="ＭＳ 明朝"/>
+        <a:font script="Jpan" typeface="游ゴシック"/>
         <a:font script="Hang" typeface="맑은 고딕"/>
-        <a:font script="Hans" typeface="宋体"/>
+        <a:font script="Hans" typeface="等线"/>
         <a:font script="Hant" typeface="新細明體"/>
         <a:font script="Arab" typeface="Arial"/>
         <a:font script="Hebr" typeface="Arial"/>
@@ -9889,6 +9470,23 @@
         <a:font script="Viet" typeface="Arial"/>
         <a:font script="Uigh" typeface="Microsoft Uighur"/>
         <a:font script="Geor" typeface="Sylfaen"/>
+        <a:font script="Armn" typeface="Arial"/>
+        <a:font script="Bugi" typeface="Leelawadee UI"/>
+        <a:font script="Bopo" typeface="Microsoft JhengHei"/>
+        <a:font script="Java" typeface="Javanese Text"/>
+        <a:font script="Lisu" typeface="Segoe UI"/>
+        <a:font script="Mymr" typeface="Myanmar Text"/>
+        <a:font script="Nkoo" typeface="Ebrima"/>
+        <a:font script="Olck" typeface="Nirmala UI"/>
+        <a:font script="Osma" typeface="Ebrima"/>
+        <a:font script="Phag" typeface="Phagspa"/>
+        <a:font script="Syrn" typeface="Estrangelo Edessa"/>
+        <a:font script="Syrj" typeface="Estrangelo Edessa"/>
+        <a:font script="Syre" typeface="Estrangelo Edessa"/>
+        <a:font script="Sora" typeface="Nirmala UI"/>
+        <a:font script="Tale" typeface="Microsoft Tai Le"/>
+        <a:font script="Talu" typeface="Microsoft New Tai Lue"/>
+        <a:font script="Tfng" typeface="Ebrima"/>
       </a:minorFont>
     </a:fontScheme>
     <a:fmtScheme name="Office">
@@ -9900,200 +9498,141 @@
           <a:gsLst>
             <a:gs pos="0">
               <a:schemeClr val="phClr">
-                <a:tint val="50000"/>
-                <a:satMod val="300000"/>
+                <a:lumMod val="110000"/>
+                <a:satMod val="105000"/>
+                <a:tint val="67000"/>
               </a:schemeClr>
             </a:gs>
-            <a:gs pos="35000">
+            <a:gs pos="50000">
               <a:schemeClr val="phClr">
-                <a:tint val="37000"/>
-                <a:satMod val="300000"/>
+                <a:lumMod val="105000"/>
+                <a:satMod val="103000"/>
+                <a:tint val="73000"/>
               </a:schemeClr>
             </a:gs>
             <a:gs pos="100000">
               <a:schemeClr val="phClr">
-                <a:tint val="15000"/>
-                <a:satMod val="350000"/>
+                <a:lumMod val="105000"/>
+                <a:satMod val="109000"/>
+                <a:tint val="81000"/>
               </a:schemeClr>
             </a:gs>
           </a:gsLst>
-          <a:lin ang="16200000" scaled="1"/>
+          <a:lin ang="5400000" scaled="0"/>
         </a:gradFill>
         <a:gradFill rotWithShape="1">
           <a:gsLst>
             <a:gs pos="0">
               <a:schemeClr val="phClr">
-                <a:tint val="100000"/>
+                <a:satMod val="103000"/>
+                <a:lumMod val="102000"/>
+                <a:tint val="94000"/>
+              </a:schemeClr>
+            </a:gs>
+            <a:gs pos="50000">
+              <a:schemeClr val="phClr">
+                <a:satMod val="110000"/>
+                <a:lumMod val="100000"/>
                 <a:shade val="100000"/>
-                <a:satMod val="130000"/>
               </a:schemeClr>
             </a:gs>
             <a:gs pos="100000">
               <a:schemeClr val="phClr">
-                <a:tint val="50000"/>
-                <a:shade val="100000"/>
-                <a:satMod val="350000"/>
+                <a:lumMod val="99000"/>
+                <a:satMod val="120000"/>
+                <a:shade val="78000"/>
               </a:schemeClr>
             </a:gs>
           </a:gsLst>
-          <a:lin ang="16200000" scaled="0"/>
+          <a:lin ang="5400000" scaled="0"/>
         </a:gradFill>
       </a:fillStyleLst>
       <a:lnStyleLst>
-        <a:ln w="9525" cap="flat" cmpd="sng" algn="ctr">
-          <a:solidFill>
-            <a:schemeClr val="phClr">
-              <a:shade val="95000"/>
-              <a:satMod val="105000"/>
-            </a:schemeClr>
-          </a:solidFill>
-          <a:prstDash val="solid"/>
-        </a:ln>
-        <a:ln w="25400" cap="flat" cmpd="sng" algn="ctr">
+        <a:ln w="6350" cap="flat" cmpd="sng" algn="ctr">
           <a:solidFill>
             <a:schemeClr val="phClr"/>
           </a:solidFill>
           <a:prstDash val="solid"/>
+          <a:miter lim="800000"/>
         </a:ln>
-        <a:ln w="38100" cap="flat" cmpd="sng" algn="ctr">
+        <a:ln w="12700" cap="flat" cmpd="sng" algn="ctr">
           <a:solidFill>
             <a:schemeClr val="phClr"/>
           </a:solidFill>
           <a:prstDash val="solid"/>
+          <a:miter lim="800000"/>
+        </a:ln>
+        <a:ln w="19050" cap="flat" cmpd="sng" algn="ctr">
+          <a:solidFill>
+            <a:schemeClr val="phClr"/>
+          </a:solidFill>
+          <a:prstDash val="solid"/>
+          <a:miter lim="800000"/>
         </a:ln>
       </a:lnStyleLst>
       <a:effectStyleLst>
         <a:effectStyle>
+          <a:effectLst/>
+        </a:effectStyle>
+        <a:effectStyle>
+          <a:effectLst/>
+        </a:effectStyle>
+        <a:effectStyle>
           <a:effectLst>
-            <a:outerShdw blurRad="40000" dist="20000" dir="5400000" rotWithShape="0">
+            <a:outerShdw blurRad="57150" dist="19050" dir="5400000" algn="ctr" rotWithShape="0">
               <a:srgbClr val="000000">
-                <a:alpha val="38000"/>
+                <a:alpha val="63000"/>
               </a:srgbClr>
             </a:outerShdw>
           </a:effectLst>
-        </a:effectStyle>
-        <a:effectStyle>
-          <a:effectLst>
-            <a:outerShdw blurRad="40000" dist="23000" dir="5400000" rotWithShape="0">
-              <a:srgbClr val="000000">
-                <a:alpha val="35000"/>
-              </a:srgbClr>
-            </a:outerShdw>
-          </a:effectLst>
-        </a:effectStyle>
-        <a:effectStyle>
-          <a:effectLst>
-            <a:outerShdw blurRad="40000" dist="23000" dir="5400000" rotWithShape="0">
-              <a:srgbClr val="000000">
-                <a:alpha val="35000"/>
-              </a:srgbClr>
-            </a:outerShdw>
-          </a:effectLst>
-          <a:scene3d>
-            <a:camera prst="orthographicFront">
-              <a:rot lat="0" lon="0" rev="0"/>
-            </a:camera>
-            <a:lightRig rig="threePt" dir="t">
-              <a:rot lat="0" lon="0" rev="1200000"/>
-            </a:lightRig>
-          </a:scene3d>
-          <a:sp3d>
-            <a:bevelT w="63500" h="25400"/>
-          </a:sp3d>
         </a:effectStyle>
       </a:effectStyleLst>
       <a:bgFillStyleLst>
         <a:solidFill>
           <a:schemeClr val="phClr"/>
         </a:solidFill>
+        <a:solidFill>
+          <a:schemeClr val="phClr">
+            <a:tint val="95000"/>
+            <a:satMod val="170000"/>
+          </a:schemeClr>
+        </a:solidFill>
         <a:gradFill rotWithShape="1">
           <a:gsLst>
             <a:gs pos="0">
               <a:schemeClr val="phClr">
-                <a:tint val="40000"/>
-                <a:satMod val="350000"/>
+                <a:tint val="93000"/>
+                <a:satMod val="150000"/>
+                <a:shade val="98000"/>
+                <a:lumMod val="102000"/>
               </a:schemeClr>
             </a:gs>
-            <a:gs pos="40000">
+            <a:gs pos="50000">
               <a:schemeClr val="phClr">
-                <a:tint val="45000"/>
-                <a:shade val="99000"/>
-                <a:satMod val="350000"/>
+                <a:tint val="98000"/>
+                <a:satMod val="130000"/>
+                <a:shade val="90000"/>
+                <a:lumMod val="103000"/>
               </a:schemeClr>
             </a:gs>
             <a:gs pos="100000">
               <a:schemeClr val="phClr">
-                <a:shade val="20000"/>
-                <a:satMod val="255000"/>
+                <a:shade val="63000"/>
+                <a:satMod val="120000"/>
               </a:schemeClr>
             </a:gs>
           </a:gsLst>
-          <a:path path="circle">
-            <a:fillToRect l="50000" t="-80000" r="50000" b="180000"/>
-          </a:path>
-        </a:gradFill>
-        <a:gradFill rotWithShape="1">
-          <a:gsLst>
-            <a:gs pos="0">
-              <a:schemeClr val="phClr">
-                <a:tint val="80000"/>
-                <a:satMod val="300000"/>
-              </a:schemeClr>
-            </a:gs>
-            <a:gs pos="100000">
-              <a:schemeClr val="phClr">
-                <a:shade val="30000"/>
-                <a:satMod val="200000"/>
-              </a:schemeClr>
-            </a:gs>
-          </a:gsLst>
-          <a:path path="circle">
-            <a:fillToRect l="50000" t="50000" r="50000" b="50000"/>
-          </a:path>
+          <a:lin ang="5400000" scaled="0"/>
         </a:gradFill>
       </a:bgFillStyleLst>
     </a:fmtScheme>
   </a:themeElements>
-  <a:objectDefaults>
-    <a:spDef>
-      <a:spPr/>
-      <a:bodyPr/>
-      <a:lstStyle/>
-      <a:style>
-        <a:lnRef idx="1">
-          <a:schemeClr val="accent1"/>
-        </a:lnRef>
-        <a:fillRef idx="3">
-          <a:schemeClr val="accent1"/>
-        </a:fillRef>
-        <a:effectRef idx="2">
-          <a:schemeClr val="accent1"/>
-        </a:effectRef>
-        <a:fontRef idx="minor">
-          <a:schemeClr val="lt1"/>
-        </a:fontRef>
-      </a:style>
-    </a:spDef>
-    <a:lnDef>
-      <a:spPr/>
-      <a:bodyPr/>
-      <a:lstStyle/>
-      <a:style>
-        <a:lnRef idx="2">
-          <a:schemeClr val="accent1"/>
-        </a:lnRef>
-        <a:fillRef idx="0">
-          <a:schemeClr val="accent1"/>
-        </a:fillRef>
-        <a:effectRef idx="1">
-          <a:schemeClr val="accent1"/>
-        </a:effectRef>
-        <a:fontRef idx="minor">
-          <a:schemeClr val="tx1"/>
-        </a:fontRef>
-      </a:style>
-    </a:lnDef>
-  </a:objectDefaults>
+  <a:objectDefaults/>
   <a:extraClrSchemeLst/>
+  <a:extLst>
+    <a:ext uri="{05A4C25C-085E-4340-85A3-A5531E510DB2}">
+      <thm15:themeFamily xmlns:thm15="http://schemas.microsoft.com/office/thememl/2012/main" name="Office Theme" id="{62F939B6-93AF-4DB8-9C6B-D6C7DFDC589F}" vid="{4A3C46E8-61CC-4603-A589-7422A47A8E4A}"/>
+    </a:ext>
+  </a:extLst>
 </a:theme>
 </file>
--- a/Knowledge/3-Work knowledge/1-Software Engineering/2-General Technologies/9-Databases/5-My Source/2-SQL/1-Intro to SQL/7-SQL commands.docx
+++ b/Knowledge/3-Work knowledge/1-Software Engineering/2-General Technologies/9-Databases/5-My Source/2-SQL/1-Intro to SQL/7-SQL commands.docx
@@ -25,9 +25,13 @@
     <w:p>
       <w:pPr>
         <w:spacing w:before="240" w:after="240"/>
-      </w:pPr>
-      <w:r>
-        <w:rPr>
+        <w:rPr>
+          <w:rFonts w:ascii="Arial" w:hAnsi="Arial" w:cs="Arial"/>
+        </w:rPr>
+      </w:pPr>
+      <w:r>
+        <w:rPr>
+          <w:rFonts w:ascii="Arial" w:hAnsi="Arial" w:cs="Arial"/>
           <w:b/>
           <w:color w:val="000000"/>
           <w:sz w:val="18"/>
@@ -37,14 +41,36 @@
       </w:r>
       <w:r>
         <w:rPr>
-          <w:color w:val="000000"/>
-          <w:sz w:val="18"/>
-          <w:highlight w:val="lightGray"/>
-        </w:rPr>
-        <w:t xml:space="preserve">: Persons Table -&gt; ID Column: 1, Name_En Column: Motasem Essam] -&gt; </w:t>
-      </w:r>
-      <w:r>
-        <w:rPr>
+          <w:rFonts w:ascii="Arial" w:hAnsi="Arial" w:cs="Arial"/>
+          <w:color w:val="000000"/>
+          <w:sz w:val="18"/>
+          <w:highlight w:val="lightGray"/>
+        </w:rPr>
+        <w:t xml:space="preserve">: Persons Table -&gt; ID Column: 1, </w:t>
+      </w:r>
+      <w:proofErr w:type="spellStart"/>
+      <w:r>
+        <w:rPr>
+          <w:rFonts w:ascii="Arial" w:hAnsi="Arial" w:cs="Arial"/>
+          <w:color w:val="000000"/>
+          <w:sz w:val="18"/>
+          <w:highlight w:val="lightGray"/>
+        </w:rPr>
+        <w:t>Name_En</w:t>
+      </w:r>
+      <w:proofErr w:type="spellEnd"/>
+      <w:r>
+        <w:rPr>
+          <w:rFonts w:ascii="Arial" w:hAnsi="Arial" w:cs="Arial"/>
+          <w:color w:val="000000"/>
+          <w:sz w:val="18"/>
+          <w:highlight w:val="lightGray"/>
+        </w:rPr>
+        <w:t xml:space="preserve"> Column: Motasem Essam] -&gt; </w:t>
+      </w:r>
+      <w:r>
+        <w:rPr>
+          <w:rFonts w:ascii="Arial" w:hAnsi="Arial" w:cs="Arial"/>
           <w:b/>
           <w:color w:val="000000"/>
           <w:sz w:val="18"/>
@@ -54,6 +80,7 @@
       </w:r>
       <w:r>
         <w:rPr>
+          <w:rFonts w:ascii="Arial" w:hAnsi="Arial" w:cs="Arial"/>
           <w:color w:val="000000"/>
           <w:sz w:val="18"/>
           <w:highlight w:val="lightGray"/>
@@ -62,6 +89,7 @@
       </w:r>
       <w:r>
         <w:rPr>
+          <w:rFonts w:ascii="Arial" w:hAnsi="Arial" w:cs="Arial"/>
           <w:b/>
           <w:color w:val="000000"/>
           <w:sz w:val="18"/>
@@ -71,6 +99,7 @@
       </w:r>
       <w:r>
         <w:rPr>
+          <w:rFonts w:ascii="Arial" w:hAnsi="Arial" w:cs="Arial"/>
           <w:color w:val="000000"/>
           <w:sz w:val="18"/>
           <w:highlight w:val="lightGray"/>
@@ -110,7 +139,15 @@
       <w:bookmarkStart w:id="2" w:name="_h84nxhkv3w4a" w:colFirst="0" w:colLast="0"/>
       <w:bookmarkEnd w:id="2"/>
       <w:r>
-        <w:t>what is sql commands types</w:t>
+        <w:t xml:space="preserve">what is </w:t>
+      </w:r>
+      <w:proofErr w:type="spellStart"/>
+      <w:r>
+        <w:t>sql</w:t>
+      </w:r>
+      <w:proofErr w:type="spellEnd"/>
+      <w:r>
+        <w:t xml:space="preserve"> commands types</w:t>
       </w:r>
     </w:p>
     <w:p>
@@ -119,6 +156,7 @@
       </w:pPr>
       <w:r>
         <w:rPr>
+          <w:rFonts w:ascii="Arial" w:hAnsi="Arial" w:cs="Arial"/>
           <w:b/>
           <w:color w:val="000000"/>
           <w:sz w:val="18"/>
@@ -128,14 +166,36 @@
       </w:r>
       <w:r>
         <w:rPr>
-          <w:color w:val="000000"/>
-          <w:sz w:val="18"/>
-          <w:highlight w:val="lightGray"/>
-        </w:rPr>
-        <w:t xml:space="preserve">: Persons Table -&gt; ID Column: 1, Name_En Column: Motasem Essam] -&gt; </w:t>
-      </w:r>
-      <w:r>
-        <w:rPr>
+          <w:rFonts w:ascii="Arial" w:hAnsi="Arial" w:cs="Arial"/>
+          <w:color w:val="000000"/>
+          <w:sz w:val="18"/>
+          <w:highlight w:val="lightGray"/>
+        </w:rPr>
+        <w:t xml:space="preserve">: Persons Table -&gt; ID Column: 1, </w:t>
+      </w:r>
+      <w:proofErr w:type="spellStart"/>
+      <w:r>
+        <w:rPr>
+          <w:rFonts w:ascii="Arial" w:hAnsi="Arial" w:cs="Arial"/>
+          <w:color w:val="000000"/>
+          <w:sz w:val="18"/>
+          <w:highlight w:val="lightGray"/>
+        </w:rPr>
+        <w:t>Name_En</w:t>
+      </w:r>
+      <w:proofErr w:type="spellEnd"/>
+      <w:r>
+        <w:rPr>
+          <w:rFonts w:ascii="Arial" w:hAnsi="Arial" w:cs="Arial"/>
+          <w:color w:val="000000"/>
+          <w:sz w:val="18"/>
+          <w:highlight w:val="lightGray"/>
+        </w:rPr>
+        <w:t xml:space="preserve"> Column: Motasem Essam] -&gt; </w:t>
+      </w:r>
+      <w:r>
+        <w:rPr>
+          <w:rFonts w:ascii="Arial" w:hAnsi="Arial" w:cs="Arial"/>
           <w:b/>
           <w:color w:val="000000"/>
           <w:sz w:val="18"/>
@@ -145,6 +205,7 @@
       </w:r>
       <w:r>
         <w:rPr>
+          <w:rFonts w:ascii="Arial" w:hAnsi="Arial" w:cs="Arial"/>
           <w:color w:val="000000"/>
           <w:sz w:val="18"/>
           <w:highlight w:val="lightGray"/>
@@ -153,6 +214,7 @@
       </w:r>
       <w:r>
         <w:rPr>
+          <w:rFonts w:ascii="Arial" w:hAnsi="Arial" w:cs="Arial"/>
           <w:b/>
           <w:color w:val="000000"/>
           <w:sz w:val="18"/>
@@ -162,6 +224,7 @@
       </w:r>
       <w:r>
         <w:rPr>
+          <w:rFonts w:ascii="Arial" w:hAnsi="Arial" w:cs="Arial"/>
           <w:color w:val="000000"/>
           <w:sz w:val="18"/>
           <w:highlight w:val="lightGray"/>
@@ -259,6 +322,7 @@
       </w:pPr>
       <w:r>
         <w:rPr>
+          <w:rFonts w:ascii="Arial" w:hAnsi="Arial" w:cs="Arial"/>
           <w:b/>
           <w:color w:val="000000"/>
           <w:sz w:val="18"/>
@@ -268,14 +332,36 @@
       </w:r>
       <w:r>
         <w:rPr>
-          <w:color w:val="000000"/>
-          <w:sz w:val="18"/>
-          <w:highlight w:val="lightGray"/>
-        </w:rPr>
-        <w:t xml:space="preserve">: Persons Table -&gt; ID Column: 1, Name_En Column: Motasem Essam] -&gt; </w:t>
-      </w:r>
-      <w:r>
-        <w:rPr>
+          <w:rFonts w:ascii="Arial" w:hAnsi="Arial" w:cs="Arial"/>
+          <w:color w:val="000000"/>
+          <w:sz w:val="18"/>
+          <w:highlight w:val="lightGray"/>
+        </w:rPr>
+        <w:t xml:space="preserve">: Persons Table -&gt; ID Column: 1, </w:t>
+      </w:r>
+      <w:proofErr w:type="spellStart"/>
+      <w:r>
+        <w:rPr>
+          <w:rFonts w:ascii="Arial" w:hAnsi="Arial" w:cs="Arial"/>
+          <w:color w:val="000000"/>
+          <w:sz w:val="18"/>
+          <w:highlight w:val="lightGray"/>
+        </w:rPr>
+        <w:t>Name_En</w:t>
+      </w:r>
+      <w:proofErr w:type="spellEnd"/>
+      <w:r>
+        <w:rPr>
+          <w:rFonts w:ascii="Arial" w:hAnsi="Arial" w:cs="Arial"/>
+          <w:color w:val="000000"/>
+          <w:sz w:val="18"/>
+          <w:highlight w:val="lightGray"/>
+        </w:rPr>
+        <w:t xml:space="preserve"> Column: Motasem Essam] -&gt; </w:t>
+      </w:r>
+      <w:r>
+        <w:rPr>
+          <w:rFonts w:ascii="Arial" w:hAnsi="Arial" w:cs="Arial"/>
           <w:b/>
           <w:color w:val="000000"/>
           <w:sz w:val="18"/>
@@ -285,6 +371,7 @@
       </w:r>
       <w:r>
         <w:rPr>
+          <w:rFonts w:ascii="Arial" w:hAnsi="Arial" w:cs="Arial"/>
           <w:color w:val="000000"/>
           <w:sz w:val="18"/>
           <w:highlight w:val="lightGray"/>
@@ -293,6 +380,7 @@
       </w:r>
       <w:r>
         <w:rPr>
+          <w:rFonts w:ascii="Arial" w:hAnsi="Arial" w:cs="Arial"/>
           <w:b/>
           <w:color w:val="000000"/>
           <w:sz w:val="18"/>
@@ -302,6 +390,7 @@
       </w:r>
       <w:r>
         <w:rPr>
+          <w:rFonts w:ascii="Arial" w:hAnsi="Arial" w:cs="Arial"/>
           <w:color w:val="000000"/>
           <w:sz w:val="18"/>
           <w:highlight w:val="lightGray"/>
@@ -342,6 +431,7 @@
         <w:rPr>
           <w:noProof/>
         </w:rPr>
+        <w:lastRenderedPageBreak/>
         <w:drawing>
           <wp:inline distT="114300" distB="114300" distL="114300" distR="114300" wp14:anchorId="553075DA" wp14:editId="3F261B04">
             <wp:extent cx="5943600" cy="1752600"/>
@@ -731,6 +821,7 @@
       </w:pPr>
       <w:r>
         <w:rPr>
+          <w:rFonts w:ascii="Arial" w:hAnsi="Arial" w:cs="Arial"/>
           <w:b/>
           <w:color w:val="000000"/>
           <w:sz w:val="18"/>
@@ -740,14 +831,36 @@
       </w:r>
       <w:r>
         <w:rPr>
-          <w:color w:val="000000"/>
-          <w:sz w:val="18"/>
-          <w:highlight w:val="lightGray"/>
-        </w:rPr>
-        <w:t xml:space="preserve">: Persons Table -&gt; ID Column: 1, Name_En Column: Motasem Essam] -&gt; </w:t>
-      </w:r>
-      <w:r>
-        <w:rPr>
+          <w:rFonts w:ascii="Arial" w:hAnsi="Arial" w:cs="Arial"/>
+          <w:color w:val="000000"/>
+          <w:sz w:val="18"/>
+          <w:highlight w:val="lightGray"/>
+        </w:rPr>
+        <w:t xml:space="preserve">: Persons Table -&gt; ID Column: 1, </w:t>
+      </w:r>
+      <w:proofErr w:type="spellStart"/>
+      <w:r>
+        <w:rPr>
+          <w:rFonts w:ascii="Arial" w:hAnsi="Arial" w:cs="Arial"/>
+          <w:color w:val="000000"/>
+          <w:sz w:val="18"/>
+          <w:highlight w:val="lightGray"/>
+        </w:rPr>
+        <w:t>Name_En</w:t>
+      </w:r>
+      <w:proofErr w:type="spellEnd"/>
+      <w:r>
+        <w:rPr>
+          <w:rFonts w:ascii="Arial" w:hAnsi="Arial" w:cs="Arial"/>
+          <w:color w:val="000000"/>
+          <w:sz w:val="18"/>
+          <w:highlight w:val="lightGray"/>
+        </w:rPr>
+        <w:t xml:space="preserve"> Column: Motasem Essam] -&gt; </w:t>
+      </w:r>
+      <w:r>
+        <w:rPr>
+          <w:rFonts w:ascii="Arial" w:hAnsi="Arial" w:cs="Arial"/>
           <w:b/>
           <w:color w:val="000000"/>
           <w:sz w:val="18"/>
@@ -757,6 +870,7 @@
       </w:r>
       <w:r>
         <w:rPr>
+          <w:rFonts w:ascii="Arial" w:hAnsi="Arial" w:cs="Arial"/>
           <w:color w:val="000000"/>
           <w:sz w:val="18"/>
           <w:highlight w:val="lightGray"/>
@@ -765,6 +879,7 @@
       </w:r>
       <w:r>
         <w:rPr>
+          <w:rFonts w:ascii="Arial" w:hAnsi="Arial" w:cs="Arial"/>
           <w:b/>
           <w:color w:val="000000"/>
           <w:sz w:val="18"/>
@@ -774,6 +889,7 @@
       </w:r>
       <w:r>
         <w:rPr>
+          <w:rFonts w:ascii="Arial" w:hAnsi="Arial" w:cs="Arial"/>
           <w:color w:val="000000"/>
           <w:sz w:val="18"/>
           <w:highlight w:val="lightGray"/>
@@ -824,6 +940,7 @@
         <w:rPr>
           <w:noProof/>
         </w:rPr>
+        <w:lastRenderedPageBreak/>
         <w:drawing>
           <wp:inline distT="114300" distB="114300" distL="114300" distR="114300" wp14:anchorId="33E734BB" wp14:editId="47DEC053">
             <wp:extent cx="5943600" cy="889000"/>
@@ -1053,6 +1170,7 @@
       </w:pPr>
       <w:r>
         <w:rPr>
+          <w:rFonts w:ascii="Arial" w:hAnsi="Arial" w:cs="Arial"/>
           <w:b/>
           <w:color w:val="000000"/>
           <w:sz w:val="18"/>
@@ -1062,14 +1180,36 @@
       </w:r>
       <w:r>
         <w:rPr>
-          <w:color w:val="000000"/>
-          <w:sz w:val="18"/>
-          <w:highlight w:val="lightGray"/>
-        </w:rPr>
-        <w:t xml:space="preserve">: Persons Table -&gt; ID Column: 1, Name_En Column: Motasem Essam] -&gt; </w:t>
-      </w:r>
-      <w:r>
-        <w:rPr>
+          <w:rFonts w:ascii="Arial" w:hAnsi="Arial" w:cs="Arial"/>
+          <w:color w:val="000000"/>
+          <w:sz w:val="18"/>
+          <w:highlight w:val="lightGray"/>
+        </w:rPr>
+        <w:t xml:space="preserve">: Persons Table -&gt; ID Column: 1, </w:t>
+      </w:r>
+      <w:proofErr w:type="spellStart"/>
+      <w:r>
+        <w:rPr>
+          <w:rFonts w:ascii="Arial" w:hAnsi="Arial" w:cs="Arial"/>
+          <w:color w:val="000000"/>
+          <w:sz w:val="18"/>
+          <w:highlight w:val="lightGray"/>
+        </w:rPr>
+        <w:t>Name_En</w:t>
+      </w:r>
+      <w:proofErr w:type="spellEnd"/>
+      <w:r>
+        <w:rPr>
+          <w:rFonts w:ascii="Arial" w:hAnsi="Arial" w:cs="Arial"/>
+          <w:color w:val="000000"/>
+          <w:sz w:val="18"/>
+          <w:highlight w:val="lightGray"/>
+        </w:rPr>
+        <w:t xml:space="preserve"> Column: Motasem Essam] -&gt; </w:t>
+      </w:r>
+      <w:r>
+        <w:rPr>
+          <w:rFonts w:ascii="Arial" w:hAnsi="Arial" w:cs="Arial"/>
           <w:b/>
           <w:color w:val="000000"/>
           <w:sz w:val="18"/>
@@ -1079,6 +1219,7 @@
       </w:r>
       <w:r>
         <w:rPr>
+          <w:rFonts w:ascii="Arial" w:hAnsi="Arial" w:cs="Arial"/>
           <w:color w:val="000000"/>
           <w:sz w:val="18"/>
           <w:highlight w:val="lightGray"/>
@@ -1087,6 +1228,7 @@
       </w:r>
       <w:r>
         <w:rPr>
+          <w:rFonts w:ascii="Arial" w:hAnsi="Arial" w:cs="Arial"/>
           <w:b/>
           <w:color w:val="000000"/>
           <w:sz w:val="18"/>
@@ -1096,6 +1238,7 @@
       </w:r>
       <w:r>
         <w:rPr>
+          <w:rFonts w:ascii="Arial" w:hAnsi="Arial" w:cs="Arial"/>
           <w:color w:val="000000"/>
           <w:sz w:val="18"/>
           <w:highlight w:val="lightGray"/>
@@ -1136,6 +1279,7 @@
         <w:rPr>
           <w:noProof/>
         </w:rPr>
+        <w:lastRenderedPageBreak/>
         <w:drawing>
           <wp:inline distT="114300" distB="114300" distL="114300" distR="114300" wp14:anchorId="5290959D" wp14:editId="0FC87F7B">
             <wp:extent cx="5943600" cy="1879600"/>
@@ -1522,6 +1666,7 @@
       </w:pPr>
       <w:r>
         <w:rPr>
+          <w:rFonts w:ascii="Arial" w:hAnsi="Arial" w:cs="Arial"/>
           <w:b/>
           <w:color w:val="000000"/>
           <w:sz w:val="18"/>
@@ -1531,14 +1676,36 @@
       </w:r>
       <w:r>
         <w:rPr>
-          <w:color w:val="000000"/>
-          <w:sz w:val="18"/>
-          <w:highlight w:val="lightGray"/>
-        </w:rPr>
-        <w:t xml:space="preserve">: Persons Table -&gt; ID Column: 1, Name_En Column: Motasem Essam] -&gt; </w:t>
-      </w:r>
-      <w:r>
-        <w:rPr>
+          <w:rFonts w:ascii="Arial" w:hAnsi="Arial" w:cs="Arial"/>
+          <w:color w:val="000000"/>
+          <w:sz w:val="18"/>
+          <w:highlight w:val="lightGray"/>
+        </w:rPr>
+        <w:t xml:space="preserve">: Persons Table -&gt; ID Column: 1, </w:t>
+      </w:r>
+      <w:proofErr w:type="spellStart"/>
+      <w:r>
+        <w:rPr>
+          <w:rFonts w:ascii="Arial" w:hAnsi="Arial" w:cs="Arial"/>
+          <w:color w:val="000000"/>
+          <w:sz w:val="18"/>
+          <w:highlight w:val="lightGray"/>
+        </w:rPr>
+        <w:t>Name_En</w:t>
+      </w:r>
+      <w:proofErr w:type="spellEnd"/>
+      <w:r>
+        <w:rPr>
+          <w:rFonts w:ascii="Arial" w:hAnsi="Arial" w:cs="Arial"/>
+          <w:color w:val="000000"/>
+          <w:sz w:val="18"/>
+          <w:highlight w:val="lightGray"/>
+        </w:rPr>
+        <w:t xml:space="preserve"> Column: Motasem Essam] -&gt; </w:t>
+      </w:r>
+      <w:r>
+        <w:rPr>
+          <w:rFonts w:ascii="Arial" w:hAnsi="Arial" w:cs="Arial"/>
           <w:b/>
           <w:color w:val="000000"/>
           <w:sz w:val="18"/>
@@ -1548,6 +1715,7 @@
       </w:r>
       <w:r>
         <w:rPr>
+          <w:rFonts w:ascii="Arial" w:hAnsi="Arial" w:cs="Arial"/>
           <w:color w:val="000000"/>
           <w:sz w:val="18"/>
           <w:highlight w:val="lightGray"/>
@@ -1556,6 +1724,7 @@
       </w:r>
       <w:r>
         <w:rPr>
+          <w:rFonts w:ascii="Arial" w:hAnsi="Arial" w:cs="Arial"/>
           <w:b/>
           <w:color w:val="000000"/>
           <w:sz w:val="18"/>
@@ -1565,6 +1734,7 @@
       </w:r>
       <w:r>
         <w:rPr>
+          <w:rFonts w:ascii="Arial" w:hAnsi="Arial" w:cs="Arial"/>
           <w:color w:val="000000"/>
           <w:sz w:val="18"/>
           <w:highlight w:val="lightGray"/>
@@ -1612,6 +1782,7 @@
         <w:rPr>
           <w:noProof/>
         </w:rPr>
+        <w:lastRenderedPageBreak/>
         <w:drawing>
           <wp:inline distT="114300" distB="114300" distL="114300" distR="114300" wp14:anchorId="19CF4430" wp14:editId="3F77A93F">
             <wp:extent cx="5943600" cy="1422400"/>
@@ -1857,6 +2028,7 @@
       <w:bookmarkStart w:id="7" w:name="_hnqgz9opupaj" w:colFirst="0" w:colLast="0"/>
       <w:bookmarkEnd w:id="7"/>
       <w:r>
+        <w:lastRenderedPageBreak/>
         <w:t>3. 🔷 DCL – Data Control Language</w:t>
       </w:r>
     </w:p>
@@ -1866,6 +2038,7 @@
       </w:pPr>
       <w:r>
         <w:rPr>
+          <w:rFonts w:ascii="Arial" w:hAnsi="Arial" w:cs="Arial"/>
           <w:b/>
           <w:color w:val="000000"/>
           <w:sz w:val="18"/>
@@ -1875,14 +2048,36 @@
       </w:r>
       <w:r>
         <w:rPr>
-          <w:color w:val="000000"/>
-          <w:sz w:val="18"/>
-          <w:highlight w:val="lightGray"/>
-        </w:rPr>
-        <w:t xml:space="preserve">: Persons Table -&gt; ID Column: 1, Name_En Column: Motasem Essam] -&gt; </w:t>
-      </w:r>
-      <w:r>
-        <w:rPr>
+          <w:rFonts w:ascii="Arial" w:hAnsi="Arial" w:cs="Arial"/>
+          <w:color w:val="000000"/>
+          <w:sz w:val="18"/>
+          <w:highlight w:val="lightGray"/>
+        </w:rPr>
+        <w:t xml:space="preserve">: Persons Table -&gt; ID Column: 1, </w:t>
+      </w:r>
+      <w:proofErr w:type="spellStart"/>
+      <w:r>
+        <w:rPr>
+          <w:rFonts w:ascii="Arial" w:hAnsi="Arial" w:cs="Arial"/>
+          <w:color w:val="000000"/>
+          <w:sz w:val="18"/>
+          <w:highlight w:val="lightGray"/>
+        </w:rPr>
+        <w:t>Name_En</w:t>
+      </w:r>
+      <w:proofErr w:type="spellEnd"/>
+      <w:r>
+        <w:rPr>
+          <w:rFonts w:ascii="Arial" w:hAnsi="Arial" w:cs="Arial"/>
+          <w:color w:val="000000"/>
+          <w:sz w:val="18"/>
+          <w:highlight w:val="lightGray"/>
+        </w:rPr>
+        <w:t xml:space="preserve"> Column: Motasem Essam] -&gt; </w:t>
+      </w:r>
+      <w:r>
+        <w:rPr>
+          <w:rFonts w:ascii="Arial" w:hAnsi="Arial" w:cs="Arial"/>
           <w:b/>
           <w:color w:val="000000"/>
           <w:sz w:val="18"/>
@@ -1892,6 +2087,7 @@
       </w:r>
       <w:r>
         <w:rPr>
+          <w:rFonts w:ascii="Arial" w:hAnsi="Arial" w:cs="Arial"/>
           <w:color w:val="000000"/>
           <w:sz w:val="18"/>
           <w:highlight w:val="lightGray"/>
@@ -1900,6 +2096,7 @@
       </w:r>
       <w:r>
         <w:rPr>
+          <w:rFonts w:ascii="Arial" w:hAnsi="Arial" w:cs="Arial"/>
           <w:b/>
           <w:color w:val="000000"/>
           <w:sz w:val="18"/>
@@ -1909,6 +2106,7 @@
       </w:r>
       <w:r>
         <w:rPr>
+          <w:rFonts w:ascii="Arial" w:hAnsi="Arial" w:cs="Arial"/>
           <w:color w:val="000000"/>
           <w:sz w:val="18"/>
           <w:highlight w:val="lightGray"/>
@@ -2210,6 +2408,7 @@
       </w:pPr>
       <w:r>
         <w:rPr>
+          <w:rFonts w:ascii="Arial" w:hAnsi="Arial" w:cs="Arial"/>
           <w:b/>
           <w:color w:val="000000"/>
           <w:sz w:val="18"/>
@@ -2219,14 +2418,36 @@
       </w:r>
       <w:r>
         <w:rPr>
-          <w:color w:val="000000"/>
-          <w:sz w:val="18"/>
-          <w:highlight w:val="lightGray"/>
-        </w:rPr>
-        <w:t xml:space="preserve">: Persons Table -&gt; ID Column: 1, Name_En Column: Motasem Essam] -&gt; </w:t>
-      </w:r>
-      <w:r>
-        <w:rPr>
+          <w:rFonts w:ascii="Arial" w:hAnsi="Arial" w:cs="Arial"/>
+          <w:color w:val="000000"/>
+          <w:sz w:val="18"/>
+          <w:highlight w:val="lightGray"/>
+        </w:rPr>
+        <w:t xml:space="preserve">: Persons Table -&gt; ID Column: 1, </w:t>
+      </w:r>
+      <w:proofErr w:type="spellStart"/>
+      <w:r>
+        <w:rPr>
+          <w:rFonts w:ascii="Arial" w:hAnsi="Arial" w:cs="Arial"/>
+          <w:color w:val="000000"/>
+          <w:sz w:val="18"/>
+          <w:highlight w:val="lightGray"/>
+        </w:rPr>
+        <w:t>Name_En</w:t>
+      </w:r>
+      <w:proofErr w:type="spellEnd"/>
+      <w:r>
+        <w:rPr>
+          <w:rFonts w:ascii="Arial" w:hAnsi="Arial" w:cs="Arial"/>
+          <w:color w:val="000000"/>
+          <w:sz w:val="18"/>
+          <w:highlight w:val="lightGray"/>
+        </w:rPr>
+        <w:t xml:space="preserve"> Column: Motasem Essam] -&gt; </w:t>
+      </w:r>
+      <w:r>
+        <w:rPr>
+          <w:rFonts w:ascii="Arial" w:hAnsi="Arial" w:cs="Arial"/>
           <w:b/>
           <w:color w:val="000000"/>
           <w:sz w:val="18"/>
@@ -2236,6 +2457,7 @@
       </w:r>
       <w:r>
         <w:rPr>
+          <w:rFonts w:ascii="Arial" w:hAnsi="Arial" w:cs="Arial"/>
           <w:color w:val="000000"/>
           <w:sz w:val="18"/>
           <w:highlight w:val="lightGray"/>
@@ -2244,6 +2466,7 @@
       </w:r>
       <w:r>
         <w:rPr>
+          <w:rFonts w:ascii="Arial" w:hAnsi="Arial" w:cs="Arial"/>
           <w:b/>
           <w:color w:val="000000"/>
           <w:sz w:val="18"/>
@@ -2253,6 +2476,7 @@
       </w:r>
       <w:r>
         <w:rPr>
+          <w:rFonts w:ascii="Arial" w:hAnsi="Arial" w:cs="Arial"/>
           <w:color w:val="000000"/>
           <w:sz w:val="18"/>
           <w:highlight w:val="lightGray"/>
@@ -2385,6 +2609,7 @@
         <w:rPr>
           <w:noProof/>
         </w:rPr>
+        <w:lastRenderedPageBreak/>
         <w:drawing>
           <wp:inline distT="114300" distB="114300" distL="114300" distR="114300" wp14:anchorId="0E1DCEBB" wp14:editId="28909914">
             <wp:extent cx="5943600" cy="876300"/>
@@ -2448,6 +2673,7 @@
       </w:pPr>
       <w:r>
         <w:rPr>
+          <w:rFonts w:ascii="Arial" w:hAnsi="Arial" w:cs="Arial"/>
           <w:b/>
           <w:color w:val="000000"/>
           <w:sz w:val="18"/>
@@ -2457,14 +2683,36 @@
       </w:r>
       <w:r>
         <w:rPr>
-          <w:color w:val="000000"/>
-          <w:sz w:val="18"/>
-          <w:highlight w:val="lightGray"/>
-        </w:rPr>
-        <w:t xml:space="preserve">: Persons Table -&gt; ID Column: 1, Name_En Column: Motasem Essam] -&gt; </w:t>
-      </w:r>
-      <w:r>
-        <w:rPr>
+          <w:rFonts w:ascii="Arial" w:hAnsi="Arial" w:cs="Arial"/>
+          <w:color w:val="000000"/>
+          <w:sz w:val="18"/>
+          <w:highlight w:val="lightGray"/>
+        </w:rPr>
+        <w:t xml:space="preserve">: Persons Table -&gt; ID Column: 1, </w:t>
+      </w:r>
+      <w:proofErr w:type="spellStart"/>
+      <w:r>
+        <w:rPr>
+          <w:rFonts w:ascii="Arial" w:hAnsi="Arial" w:cs="Arial"/>
+          <w:color w:val="000000"/>
+          <w:sz w:val="18"/>
+          <w:highlight w:val="lightGray"/>
+        </w:rPr>
+        <w:t>Name_En</w:t>
+      </w:r>
+      <w:proofErr w:type="spellEnd"/>
+      <w:r>
+        <w:rPr>
+          <w:rFonts w:ascii="Arial" w:hAnsi="Arial" w:cs="Arial"/>
+          <w:color w:val="000000"/>
+          <w:sz w:val="18"/>
+          <w:highlight w:val="lightGray"/>
+        </w:rPr>
+        <w:t xml:space="preserve"> Column: Motasem Essam] -&gt; </w:t>
+      </w:r>
+      <w:r>
+        <w:rPr>
+          <w:rFonts w:ascii="Arial" w:hAnsi="Arial" w:cs="Arial"/>
           <w:b/>
           <w:color w:val="000000"/>
           <w:sz w:val="18"/>
@@ -2474,6 +2722,7 @@
       </w:r>
       <w:r>
         <w:rPr>
+          <w:rFonts w:ascii="Arial" w:hAnsi="Arial" w:cs="Arial"/>
           <w:color w:val="000000"/>
           <w:sz w:val="18"/>
           <w:highlight w:val="lightGray"/>
@@ -2482,6 +2731,7 @@
       </w:r>
       <w:r>
         <w:rPr>
+          <w:rFonts w:ascii="Arial" w:hAnsi="Arial" w:cs="Arial"/>
           <w:b/>
           <w:color w:val="000000"/>
           <w:sz w:val="18"/>
@@ -2491,6 +2741,7 @@
       </w:r>
       <w:r>
         <w:rPr>
+          <w:rFonts w:ascii="Arial" w:hAnsi="Arial" w:cs="Arial"/>
           <w:color w:val="000000"/>
           <w:sz w:val="18"/>
           <w:highlight w:val="lightGray"/>
@@ -2892,6 +3143,7 @@
       <w:bookmarkStart w:id="10" w:name="_fgux8qsjtf26" w:colFirst="0" w:colLast="0"/>
       <w:bookmarkEnd w:id="10"/>
       <w:r>
+        <w:lastRenderedPageBreak/>
         <w:t>Example Transaction Control Language (TCL)</w:t>
       </w:r>
     </w:p>
@@ -2901,6 +3153,7 @@
       </w:pPr>
       <w:r>
         <w:rPr>
+          <w:rFonts w:ascii="Arial" w:hAnsi="Arial" w:cs="Arial"/>
           <w:b/>
           <w:color w:val="000000"/>
           <w:sz w:val="18"/>
@@ -2910,14 +3163,36 @@
       </w:r>
       <w:r>
         <w:rPr>
-          <w:color w:val="000000"/>
-          <w:sz w:val="18"/>
-          <w:highlight w:val="lightGray"/>
-        </w:rPr>
-        <w:t xml:space="preserve">: Persons Table -&gt; ID Column: 1, Name_En Column: Motasem Essam] -&gt; </w:t>
-      </w:r>
-      <w:r>
-        <w:rPr>
+          <w:rFonts w:ascii="Arial" w:hAnsi="Arial" w:cs="Arial"/>
+          <w:color w:val="000000"/>
+          <w:sz w:val="18"/>
+          <w:highlight w:val="lightGray"/>
+        </w:rPr>
+        <w:t xml:space="preserve">: Persons Table -&gt; ID Column: 1, </w:t>
+      </w:r>
+      <w:proofErr w:type="spellStart"/>
+      <w:r>
+        <w:rPr>
+          <w:rFonts w:ascii="Arial" w:hAnsi="Arial" w:cs="Arial"/>
+          <w:color w:val="000000"/>
+          <w:sz w:val="18"/>
+          <w:highlight w:val="lightGray"/>
+        </w:rPr>
+        <w:t>Name_En</w:t>
+      </w:r>
+      <w:proofErr w:type="spellEnd"/>
+      <w:r>
+        <w:rPr>
+          <w:rFonts w:ascii="Arial" w:hAnsi="Arial" w:cs="Arial"/>
+          <w:color w:val="000000"/>
+          <w:sz w:val="18"/>
+          <w:highlight w:val="lightGray"/>
+        </w:rPr>
+        <w:t xml:space="preserve"> Column: Motasem Essam] -&gt; </w:t>
+      </w:r>
+      <w:r>
+        <w:rPr>
+          <w:rFonts w:ascii="Arial" w:hAnsi="Arial" w:cs="Arial"/>
           <w:b/>
           <w:color w:val="000000"/>
           <w:sz w:val="18"/>
@@ -2927,6 +3202,7 @@
       </w:r>
       <w:r>
         <w:rPr>
+          <w:rFonts w:ascii="Arial" w:hAnsi="Arial" w:cs="Arial"/>
           <w:color w:val="000000"/>
           <w:sz w:val="18"/>
           <w:highlight w:val="lightGray"/>
@@ -2935,6 +3211,7 @@
       </w:r>
       <w:r>
         <w:rPr>
+          <w:rFonts w:ascii="Arial" w:hAnsi="Arial" w:cs="Arial"/>
           <w:b/>
           <w:color w:val="000000"/>
           <w:sz w:val="18"/>
@@ -2944,6 +3221,7 @@
       </w:r>
       <w:r>
         <w:rPr>
+          <w:rFonts w:ascii="Arial" w:hAnsi="Arial" w:cs="Arial"/>
           <w:color w:val="000000"/>
           <w:sz w:val="18"/>
           <w:highlight w:val="lightGray"/>
@@ -3221,6 +3499,7 @@
       <w:bookmarkStart w:id="11" w:name="_a0mrb867wq6i" w:colFirst="0" w:colLast="0"/>
       <w:bookmarkEnd w:id="11"/>
       <w:r>
+        <w:lastRenderedPageBreak/>
         <w:t>5. 🔷 DQL – Data Query Language (sometimes listed separately)</w:t>
       </w:r>
     </w:p>
@@ -3230,6 +3509,7 @@
       </w:pPr>
       <w:r>
         <w:rPr>
+          <w:rFonts w:ascii="Arial" w:hAnsi="Arial" w:cs="Arial"/>
           <w:b/>
           <w:color w:val="000000"/>
           <w:sz w:val="18"/>
@@ -3239,14 +3519,36 @@
       </w:r>
       <w:r>
         <w:rPr>
-          <w:color w:val="000000"/>
-          <w:sz w:val="18"/>
-          <w:highlight w:val="lightGray"/>
-        </w:rPr>
-        <w:t xml:space="preserve">: Persons Table -&gt; ID Column: 1, Name_En Column: Motasem Essam] -&gt; </w:t>
-      </w:r>
-      <w:r>
-        <w:rPr>
+          <w:rFonts w:ascii="Arial" w:hAnsi="Arial" w:cs="Arial"/>
+          <w:color w:val="000000"/>
+          <w:sz w:val="18"/>
+          <w:highlight w:val="lightGray"/>
+        </w:rPr>
+        <w:t xml:space="preserve">: Persons Table -&gt; ID Column: 1, </w:t>
+      </w:r>
+      <w:proofErr w:type="spellStart"/>
+      <w:r>
+        <w:rPr>
+          <w:rFonts w:ascii="Arial" w:hAnsi="Arial" w:cs="Arial"/>
+          <w:color w:val="000000"/>
+          <w:sz w:val="18"/>
+          <w:highlight w:val="lightGray"/>
+        </w:rPr>
+        <w:t>Name_En</w:t>
+      </w:r>
+      <w:proofErr w:type="spellEnd"/>
+      <w:r>
+        <w:rPr>
+          <w:rFonts w:ascii="Arial" w:hAnsi="Arial" w:cs="Arial"/>
+          <w:color w:val="000000"/>
+          <w:sz w:val="18"/>
+          <w:highlight w:val="lightGray"/>
+        </w:rPr>
+        <w:t xml:space="preserve"> Column: Motasem Essam] -&gt; </w:t>
+      </w:r>
+      <w:r>
+        <w:rPr>
+          <w:rFonts w:ascii="Arial" w:hAnsi="Arial" w:cs="Arial"/>
           <w:b/>
           <w:color w:val="000000"/>
           <w:sz w:val="18"/>
@@ -3256,6 +3558,7 @@
       </w:r>
       <w:r>
         <w:rPr>
+          <w:rFonts w:ascii="Arial" w:hAnsi="Arial" w:cs="Arial"/>
           <w:color w:val="000000"/>
           <w:sz w:val="18"/>
           <w:highlight w:val="lightGray"/>
@@ -3264,6 +3567,7 @@
       </w:r>
       <w:r>
         <w:rPr>
+          <w:rFonts w:ascii="Arial" w:hAnsi="Arial" w:cs="Arial"/>
           <w:b/>
           <w:color w:val="000000"/>
           <w:sz w:val="18"/>
@@ -3273,6 +3577,7 @@
       </w:r>
       <w:r>
         <w:rPr>
+          <w:rFonts w:ascii="Arial" w:hAnsi="Arial" w:cs="Arial"/>
           <w:color w:val="000000"/>
           <w:sz w:val="18"/>
           <w:highlight w:val="lightGray"/>
@@ -3508,6 +3813,7 @@
       </w:pPr>
       <w:r>
         <w:rPr>
+          <w:rFonts w:ascii="Arial" w:hAnsi="Arial" w:cs="Arial"/>
           <w:b/>
           <w:color w:val="000000"/>
           <w:sz w:val="18"/>
@@ -3517,14 +3823,36 @@
       </w:r>
       <w:r>
         <w:rPr>
-          <w:color w:val="000000"/>
-          <w:sz w:val="18"/>
-          <w:highlight w:val="lightGray"/>
-        </w:rPr>
-        <w:t xml:space="preserve">: Persons Table -&gt; ID Column: 1, Name_En Column: Motasem Essam] -&gt; </w:t>
-      </w:r>
-      <w:r>
-        <w:rPr>
+          <w:rFonts w:ascii="Arial" w:hAnsi="Arial" w:cs="Arial"/>
+          <w:color w:val="000000"/>
+          <w:sz w:val="18"/>
+          <w:highlight w:val="lightGray"/>
+        </w:rPr>
+        <w:t xml:space="preserve">: Persons Table -&gt; ID Column: 1, </w:t>
+      </w:r>
+      <w:proofErr w:type="spellStart"/>
+      <w:r>
+        <w:rPr>
+          <w:rFonts w:ascii="Arial" w:hAnsi="Arial" w:cs="Arial"/>
+          <w:color w:val="000000"/>
+          <w:sz w:val="18"/>
+          <w:highlight w:val="lightGray"/>
+        </w:rPr>
+        <w:t>Name_En</w:t>
+      </w:r>
+      <w:proofErr w:type="spellEnd"/>
+      <w:r>
+        <w:rPr>
+          <w:rFonts w:ascii="Arial" w:hAnsi="Arial" w:cs="Arial"/>
+          <w:color w:val="000000"/>
+          <w:sz w:val="18"/>
+          <w:highlight w:val="lightGray"/>
+        </w:rPr>
+        <w:t xml:space="preserve"> Column: Motasem Essam] -&gt; </w:t>
+      </w:r>
+      <w:r>
+        <w:rPr>
+          <w:rFonts w:ascii="Arial" w:hAnsi="Arial" w:cs="Arial"/>
           <w:b/>
           <w:color w:val="000000"/>
           <w:sz w:val="18"/>
@@ -3534,6 +3862,7 @@
       </w:r>
       <w:r>
         <w:rPr>
+          <w:rFonts w:ascii="Arial" w:hAnsi="Arial" w:cs="Arial"/>
           <w:color w:val="000000"/>
           <w:sz w:val="18"/>
           <w:highlight w:val="lightGray"/>
@@ -3542,6 +3871,7 @@
       </w:r>
       <w:r>
         <w:rPr>
+          <w:rFonts w:ascii="Arial" w:hAnsi="Arial" w:cs="Arial"/>
           <w:b/>
           <w:color w:val="000000"/>
           <w:sz w:val="18"/>
@@ -3551,6 +3881,7 @@
       </w:r>
       <w:r>
         <w:rPr>
+          <w:rFonts w:ascii="Arial" w:hAnsi="Arial" w:cs="Arial"/>
           <w:color w:val="000000"/>
           <w:sz w:val="18"/>
           <w:highlight w:val="lightGray"/>
@@ -3657,6 +3988,7 @@
         <w:rPr>
           <w:rFonts w:ascii="Arial Unicode MS" w:eastAsia="Arial Unicode MS" w:hAnsi="Arial Unicode MS" w:cs="Arial Unicode MS"/>
         </w:rPr>
+        <w:lastRenderedPageBreak/>
         <w:t>✅ Summary Table:</w:t>
       </w:r>
     </w:p>
@@ -3666,6 +3998,7 @@
       </w:pPr>
       <w:r>
         <w:rPr>
+          <w:rFonts w:ascii="Arial" w:hAnsi="Arial" w:cs="Arial"/>
           <w:b/>
           <w:color w:val="000000"/>
           <w:sz w:val="18"/>
@@ -3675,14 +4008,36 @@
       </w:r>
       <w:r>
         <w:rPr>
-          <w:color w:val="000000"/>
-          <w:sz w:val="18"/>
-          <w:highlight w:val="lightGray"/>
-        </w:rPr>
-        <w:t xml:space="preserve">: Persons Table -&gt; ID Column: 1, Name_En Column: Motasem Essam] -&gt; </w:t>
-      </w:r>
-      <w:r>
-        <w:rPr>
+          <w:rFonts w:ascii="Arial" w:hAnsi="Arial" w:cs="Arial"/>
+          <w:color w:val="000000"/>
+          <w:sz w:val="18"/>
+          <w:highlight w:val="lightGray"/>
+        </w:rPr>
+        <w:t xml:space="preserve">: Persons Table -&gt; ID Column: 1, </w:t>
+      </w:r>
+      <w:proofErr w:type="spellStart"/>
+      <w:r>
+        <w:rPr>
+          <w:rFonts w:ascii="Arial" w:hAnsi="Arial" w:cs="Arial"/>
+          <w:color w:val="000000"/>
+          <w:sz w:val="18"/>
+          <w:highlight w:val="lightGray"/>
+        </w:rPr>
+        <w:t>Name_En</w:t>
+      </w:r>
+      <w:proofErr w:type="spellEnd"/>
+      <w:r>
+        <w:rPr>
+          <w:rFonts w:ascii="Arial" w:hAnsi="Arial" w:cs="Arial"/>
+          <w:color w:val="000000"/>
+          <w:sz w:val="18"/>
+          <w:highlight w:val="lightGray"/>
+        </w:rPr>
+        <w:t xml:space="preserve"> Column: Motasem Essam] -&gt; </w:t>
+      </w:r>
+      <w:r>
+        <w:rPr>
+          <w:rFonts w:ascii="Arial" w:hAnsi="Arial" w:cs="Arial"/>
           <w:b/>
           <w:color w:val="000000"/>
           <w:sz w:val="18"/>
@@ -3692,6 +4047,7 @@
       </w:r>
       <w:r>
         <w:rPr>
+          <w:rFonts w:ascii="Arial" w:hAnsi="Arial" w:cs="Arial"/>
           <w:color w:val="000000"/>
           <w:sz w:val="18"/>
           <w:highlight w:val="lightGray"/>
@@ -3700,6 +4056,7 @@
       </w:r>
       <w:r>
         <w:rPr>
+          <w:rFonts w:ascii="Arial" w:hAnsi="Arial" w:cs="Arial"/>
           <w:b/>
           <w:color w:val="000000"/>
           <w:sz w:val="18"/>
@@ -3709,6 +4066,7 @@
       </w:r>
       <w:r>
         <w:rPr>
+          <w:rFonts w:ascii="Arial" w:hAnsi="Arial" w:cs="Arial"/>
           <w:color w:val="000000"/>
           <w:sz w:val="18"/>
           <w:highlight w:val="lightGray"/>
@@ -4454,7 +4812,15 @@
       <w:bookmarkStart w:id="14" w:name="_guaf5m7s1x8v" w:colFirst="0" w:colLast="0"/>
       <w:bookmarkEnd w:id="14"/>
       <w:r>
-        <w:t>give me orders of them of must i learn first</w:t>
+        <w:t xml:space="preserve">give me orders of them of must </w:t>
+      </w:r>
+      <w:proofErr w:type="spellStart"/>
+      <w:r>
+        <w:t>i</w:t>
+      </w:r>
+      <w:proofErr w:type="spellEnd"/>
+      <w:r>
+        <w:t xml:space="preserve"> learn first</w:t>
       </w:r>
     </w:p>
     <w:p>
@@ -4463,6 +4829,7 @@
       </w:pPr>
       <w:r>
         <w:rPr>
+          <w:rFonts w:ascii="Arial" w:hAnsi="Arial" w:cs="Arial"/>
           <w:b/>
           <w:color w:val="000000"/>
           <w:sz w:val="18"/>
@@ -4472,14 +4839,36 @@
       </w:r>
       <w:r>
         <w:rPr>
-          <w:color w:val="000000"/>
-          <w:sz w:val="18"/>
-          <w:highlight w:val="lightGray"/>
-        </w:rPr>
-        <w:t xml:space="preserve">: Persons Table -&gt; ID Column: 1, Name_En Column: Motasem Essam] -&gt; </w:t>
-      </w:r>
-      <w:r>
-        <w:rPr>
+          <w:rFonts w:ascii="Arial" w:hAnsi="Arial" w:cs="Arial"/>
+          <w:color w:val="000000"/>
+          <w:sz w:val="18"/>
+          <w:highlight w:val="lightGray"/>
+        </w:rPr>
+        <w:t xml:space="preserve">: Persons Table -&gt; ID Column: 1, </w:t>
+      </w:r>
+      <w:proofErr w:type="spellStart"/>
+      <w:r>
+        <w:rPr>
+          <w:rFonts w:ascii="Arial" w:hAnsi="Arial" w:cs="Arial"/>
+          <w:color w:val="000000"/>
+          <w:sz w:val="18"/>
+          <w:highlight w:val="lightGray"/>
+        </w:rPr>
+        <w:t>Name_En</w:t>
+      </w:r>
+      <w:proofErr w:type="spellEnd"/>
+      <w:r>
+        <w:rPr>
+          <w:rFonts w:ascii="Arial" w:hAnsi="Arial" w:cs="Arial"/>
+          <w:color w:val="000000"/>
+          <w:sz w:val="18"/>
+          <w:highlight w:val="lightGray"/>
+        </w:rPr>
+        <w:t xml:space="preserve"> Column: Motasem Essam] -&gt; </w:t>
+      </w:r>
+      <w:r>
+        <w:rPr>
+          <w:rFonts w:ascii="Arial" w:hAnsi="Arial" w:cs="Arial"/>
           <w:b/>
           <w:color w:val="000000"/>
           <w:sz w:val="18"/>
@@ -4489,6 +4878,7 @@
       </w:r>
       <w:r>
         <w:rPr>
+          <w:rFonts w:ascii="Arial" w:hAnsi="Arial" w:cs="Arial"/>
           <w:color w:val="000000"/>
           <w:sz w:val="18"/>
           <w:highlight w:val="lightGray"/>
@@ -4497,6 +4887,7 @@
       </w:r>
       <w:r>
         <w:rPr>
+          <w:rFonts w:ascii="Arial" w:hAnsi="Arial" w:cs="Arial"/>
           <w:b/>
           <w:color w:val="000000"/>
           <w:sz w:val="18"/>
@@ -4506,6 +4897,7 @@
       </w:r>
       <w:r>
         <w:rPr>
+          <w:rFonts w:ascii="Arial" w:hAnsi="Arial" w:cs="Arial"/>
           <w:color w:val="000000"/>
           <w:sz w:val="18"/>
           <w:highlight w:val="lightGray"/>
@@ -4605,6 +4997,7 @@
       </w:pPr>
       <w:r>
         <w:rPr>
+          <w:rFonts w:ascii="Arial" w:hAnsi="Arial" w:cs="Arial"/>
           <w:b/>
           <w:color w:val="000000"/>
           <w:sz w:val="18"/>
@@ -4614,14 +5007,36 @@
       </w:r>
       <w:r>
         <w:rPr>
-          <w:color w:val="000000"/>
-          <w:sz w:val="18"/>
-          <w:highlight w:val="lightGray"/>
-        </w:rPr>
-        <w:t xml:space="preserve">: Persons Table -&gt; ID Column: 1, Name_En Column: Motasem Essam] -&gt; </w:t>
-      </w:r>
-      <w:r>
-        <w:rPr>
+          <w:rFonts w:ascii="Arial" w:hAnsi="Arial" w:cs="Arial"/>
+          <w:color w:val="000000"/>
+          <w:sz w:val="18"/>
+          <w:highlight w:val="lightGray"/>
+        </w:rPr>
+        <w:t xml:space="preserve">: Persons Table -&gt; ID Column: 1, </w:t>
+      </w:r>
+      <w:proofErr w:type="spellStart"/>
+      <w:r>
+        <w:rPr>
+          <w:rFonts w:ascii="Arial" w:hAnsi="Arial" w:cs="Arial"/>
+          <w:color w:val="000000"/>
+          <w:sz w:val="18"/>
+          <w:highlight w:val="lightGray"/>
+        </w:rPr>
+        <w:t>Name_En</w:t>
+      </w:r>
+      <w:proofErr w:type="spellEnd"/>
+      <w:r>
+        <w:rPr>
+          <w:rFonts w:ascii="Arial" w:hAnsi="Arial" w:cs="Arial"/>
+          <w:color w:val="000000"/>
+          <w:sz w:val="18"/>
+          <w:highlight w:val="lightGray"/>
+        </w:rPr>
+        <w:t xml:space="preserve"> Column: Motasem Essam] -&gt; </w:t>
+      </w:r>
+      <w:r>
+        <w:rPr>
+          <w:rFonts w:ascii="Arial" w:hAnsi="Arial" w:cs="Arial"/>
           <w:b/>
           <w:color w:val="000000"/>
           <w:sz w:val="18"/>
@@ -4631,6 +5046,7 @@
       </w:r>
       <w:r>
         <w:rPr>
+          <w:rFonts w:ascii="Arial" w:hAnsi="Arial" w:cs="Arial"/>
           <w:color w:val="000000"/>
           <w:sz w:val="18"/>
           <w:highlight w:val="lightGray"/>
@@ -4639,6 +5055,7 @@
       </w:r>
       <w:r>
         <w:rPr>
+          <w:rFonts w:ascii="Arial" w:hAnsi="Arial" w:cs="Arial"/>
           <w:b/>
           <w:color w:val="000000"/>
           <w:sz w:val="18"/>
@@ -4648,6 +5065,7 @@
       </w:r>
       <w:r>
         <w:rPr>
+          <w:rFonts w:ascii="Arial" w:hAnsi="Arial" w:cs="Arial"/>
           <w:color w:val="000000"/>
           <w:sz w:val="18"/>
           <w:highlight w:val="lightGray"/>
@@ -4959,6 +5377,7 @@
           <w:sz w:val="26"/>
           <w:szCs w:val="26"/>
         </w:rPr>
+        <w:lastRenderedPageBreak/>
         <w:t>✅ 2. DML – Learn how to modify data</w:t>
       </w:r>
     </w:p>
@@ -4968,6 +5387,7 @@
       </w:pPr>
       <w:r>
         <w:rPr>
+          <w:rFonts w:ascii="Arial" w:hAnsi="Arial" w:cs="Arial"/>
           <w:b/>
           <w:color w:val="000000"/>
           <w:sz w:val="18"/>
@@ -4977,14 +5397,36 @@
       </w:r>
       <w:r>
         <w:rPr>
-          <w:color w:val="000000"/>
-          <w:sz w:val="18"/>
-          <w:highlight w:val="lightGray"/>
-        </w:rPr>
-        <w:t xml:space="preserve">: Persons Table -&gt; ID Column: 1, Name_En Column: Motasem Essam] -&gt; </w:t>
-      </w:r>
-      <w:r>
-        <w:rPr>
+          <w:rFonts w:ascii="Arial" w:hAnsi="Arial" w:cs="Arial"/>
+          <w:color w:val="000000"/>
+          <w:sz w:val="18"/>
+          <w:highlight w:val="lightGray"/>
+        </w:rPr>
+        <w:t xml:space="preserve">: Persons Table -&gt; ID Column: 1, </w:t>
+      </w:r>
+      <w:proofErr w:type="spellStart"/>
+      <w:r>
+        <w:rPr>
+          <w:rFonts w:ascii="Arial" w:hAnsi="Arial" w:cs="Arial"/>
+          <w:color w:val="000000"/>
+          <w:sz w:val="18"/>
+          <w:highlight w:val="lightGray"/>
+        </w:rPr>
+        <w:t>Name_En</w:t>
+      </w:r>
+      <w:proofErr w:type="spellEnd"/>
+      <w:r>
+        <w:rPr>
+          <w:rFonts w:ascii="Arial" w:hAnsi="Arial" w:cs="Arial"/>
+          <w:color w:val="000000"/>
+          <w:sz w:val="18"/>
+          <w:highlight w:val="lightGray"/>
+        </w:rPr>
+        <w:t xml:space="preserve"> Column: Motasem Essam] -&gt; </w:t>
+      </w:r>
+      <w:r>
+        <w:rPr>
+          <w:rFonts w:ascii="Arial" w:hAnsi="Arial" w:cs="Arial"/>
           <w:b/>
           <w:color w:val="000000"/>
           <w:sz w:val="18"/>
@@ -4994,6 +5436,7 @@
       </w:r>
       <w:r>
         <w:rPr>
+          <w:rFonts w:ascii="Arial" w:hAnsi="Arial" w:cs="Arial"/>
           <w:color w:val="000000"/>
           <w:sz w:val="18"/>
           <w:highlight w:val="lightGray"/>
@@ -5002,6 +5445,7 @@
       </w:r>
       <w:r>
         <w:rPr>
+          <w:rFonts w:ascii="Arial" w:hAnsi="Arial" w:cs="Arial"/>
           <w:b/>
           <w:color w:val="000000"/>
           <w:sz w:val="18"/>
@@ -5011,6 +5455,7 @@
       </w:r>
       <w:r>
         <w:rPr>
+          <w:rFonts w:ascii="Arial" w:hAnsi="Arial" w:cs="Arial"/>
           <w:color w:val="000000"/>
           <w:sz w:val="18"/>
           <w:highlight w:val="lightGray"/>
@@ -5182,6 +5627,7 @@
       </w:pPr>
       <w:r>
         <w:rPr>
+          <w:rFonts w:ascii="Arial" w:hAnsi="Arial" w:cs="Arial"/>
           <w:b/>
           <w:color w:val="000000"/>
           <w:sz w:val="18"/>
@@ -5191,14 +5637,36 @@
       </w:r>
       <w:r>
         <w:rPr>
-          <w:color w:val="000000"/>
-          <w:sz w:val="18"/>
-          <w:highlight w:val="lightGray"/>
-        </w:rPr>
-        <w:t xml:space="preserve">: Persons Table -&gt; ID Column: 1, Name_En Column: Motasem Essam] -&gt; </w:t>
-      </w:r>
-      <w:r>
-        <w:rPr>
+          <w:rFonts w:ascii="Arial" w:hAnsi="Arial" w:cs="Arial"/>
+          <w:color w:val="000000"/>
+          <w:sz w:val="18"/>
+          <w:highlight w:val="lightGray"/>
+        </w:rPr>
+        <w:t xml:space="preserve">: Persons Table -&gt; ID Column: 1, </w:t>
+      </w:r>
+      <w:proofErr w:type="spellStart"/>
+      <w:r>
+        <w:rPr>
+          <w:rFonts w:ascii="Arial" w:hAnsi="Arial" w:cs="Arial"/>
+          <w:color w:val="000000"/>
+          <w:sz w:val="18"/>
+          <w:highlight w:val="lightGray"/>
+        </w:rPr>
+        <w:t>Name_En</w:t>
+      </w:r>
+      <w:proofErr w:type="spellEnd"/>
+      <w:r>
+        <w:rPr>
+          <w:rFonts w:ascii="Arial" w:hAnsi="Arial" w:cs="Arial"/>
+          <w:color w:val="000000"/>
+          <w:sz w:val="18"/>
+          <w:highlight w:val="lightGray"/>
+        </w:rPr>
+        <w:t xml:space="preserve"> Column: Motasem Essam] -&gt; </w:t>
+      </w:r>
+      <w:r>
+        <w:rPr>
+          <w:rFonts w:ascii="Arial" w:hAnsi="Arial" w:cs="Arial"/>
           <w:b/>
           <w:color w:val="000000"/>
           <w:sz w:val="18"/>
@@ -5208,6 +5676,7 @@
       </w:r>
       <w:r>
         <w:rPr>
+          <w:rFonts w:ascii="Arial" w:hAnsi="Arial" w:cs="Arial"/>
           <w:color w:val="000000"/>
           <w:sz w:val="18"/>
           <w:highlight w:val="lightGray"/>
@@ -5216,6 +5685,7 @@
       </w:r>
       <w:r>
         <w:rPr>
+          <w:rFonts w:ascii="Arial" w:hAnsi="Arial" w:cs="Arial"/>
           <w:b/>
           <w:color w:val="000000"/>
           <w:sz w:val="18"/>
@@ -5225,6 +5695,7 @@
       </w:r>
       <w:r>
         <w:rPr>
+          <w:rFonts w:ascii="Arial" w:hAnsi="Arial" w:cs="Arial"/>
           <w:color w:val="000000"/>
           <w:sz w:val="18"/>
           <w:highlight w:val="lightGray"/>
@@ -5381,23 +5852,47 @@
       </w:pPr>
       <w:r>
         <w:rPr>
+          <w:rFonts w:ascii="Arial" w:hAnsi="Arial" w:cs="Arial"/>
           <w:b/>
           <w:color w:val="000000"/>
           <w:sz w:val="18"/>
           <w:highlight w:val="lightGray"/>
         </w:rPr>
+        <w:lastRenderedPageBreak/>
         <w:t># Source: AI Source: Provided by: [Data Path</w:t>
       </w:r>
       <w:r>
         <w:rPr>
-          <w:color w:val="000000"/>
-          <w:sz w:val="18"/>
-          <w:highlight w:val="lightGray"/>
-        </w:rPr>
-        <w:t xml:space="preserve">: Persons Table -&gt; ID Column: 1, Name_En Column: Motasem Essam] -&gt; </w:t>
-      </w:r>
-      <w:r>
-        <w:rPr>
+          <w:rFonts w:ascii="Arial" w:hAnsi="Arial" w:cs="Arial"/>
+          <w:color w:val="000000"/>
+          <w:sz w:val="18"/>
+          <w:highlight w:val="lightGray"/>
+        </w:rPr>
+        <w:t xml:space="preserve">: Persons Table -&gt; ID Column: 1, </w:t>
+      </w:r>
+      <w:proofErr w:type="spellStart"/>
+      <w:r>
+        <w:rPr>
+          <w:rFonts w:ascii="Arial" w:hAnsi="Arial" w:cs="Arial"/>
+          <w:color w:val="000000"/>
+          <w:sz w:val="18"/>
+          <w:highlight w:val="lightGray"/>
+        </w:rPr>
+        <w:t>Name_En</w:t>
+      </w:r>
+      <w:proofErr w:type="spellEnd"/>
+      <w:r>
+        <w:rPr>
+          <w:rFonts w:ascii="Arial" w:hAnsi="Arial" w:cs="Arial"/>
+          <w:color w:val="000000"/>
+          <w:sz w:val="18"/>
+          <w:highlight w:val="lightGray"/>
+        </w:rPr>
+        <w:t xml:space="preserve"> Column: Motasem Essam] -&gt; </w:t>
+      </w:r>
+      <w:r>
+        <w:rPr>
+          <w:rFonts w:ascii="Arial" w:hAnsi="Arial" w:cs="Arial"/>
           <w:b/>
           <w:color w:val="000000"/>
           <w:sz w:val="18"/>
@@ -5407,6 +5902,7 @@
       </w:r>
       <w:r>
         <w:rPr>
+          <w:rFonts w:ascii="Arial" w:hAnsi="Arial" w:cs="Arial"/>
           <w:color w:val="000000"/>
           <w:sz w:val="18"/>
           <w:highlight w:val="lightGray"/>
@@ -5415,6 +5911,7 @@
       </w:r>
       <w:r>
         <w:rPr>
+          <w:rFonts w:ascii="Arial" w:hAnsi="Arial" w:cs="Arial"/>
           <w:b/>
           <w:color w:val="000000"/>
           <w:sz w:val="18"/>
@@ -5424,6 +5921,7 @@
       </w:r>
       <w:r>
         <w:rPr>
+          <w:rFonts w:ascii="Arial" w:hAnsi="Arial" w:cs="Arial"/>
           <w:color w:val="000000"/>
           <w:sz w:val="18"/>
           <w:highlight w:val="lightGray"/>
@@ -5624,6 +6122,7 @@
       </w:pPr>
       <w:r>
         <w:rPr>
+          <w:rFonts w:ascii="Arial" w:hAnsi="Arial" w:cs="Arial"/>
           <w:b/>
           <w:color w:val="000000"/>
           <w:sz w:val="18"/>
@@ -5633,14 +6132,36 @@
       </w:r>
       <w:r>
         <w:rPr>
-          <w:color w:val="000000"/>
-          <w:sz w:val="18"/>
-          <w:highlight w:val="lightGray"/>
-        </w:rPr>
-        <w:t xml:space="preserve">: Persons Table -&gt; ID Column: 1, Name_En Column: Motasem Essam] -&gt; </w:t>
-      </w:r>
-      <w:r>
-        <w:rPr>
+          <w:rFonts w:ascii="Arial" w:hAnsi="Arial" w:cs="Arial"/>
+          <w:color w:val="000000"/>
+          <w:sz w:val="18"/>
+          <w:highlight w:val="lightGray"/>
+        </w:rPr>
+        <w:t xml:space="preserve">: Persons Table -&gt; ID Column: 1, </w:t>
+      </w:r>
+      <w:proofErr w:type="spellStart"/>
+      <w:r>
+        <w:rPr>
+          <w:rFonts w:ascii="Arial" w:hAnsi="Arial" w:cs="Arial"/>
+          <w:color w:val="000000"/>
+          <w:sz w:val="18"/>
+          <w:highlight w:val="lightGray"/>
+        </w:rPr>
+        <w:t>Name_En</w:t>
+      </w:r>
+      <w:proofErr w:type="spellEnd"/>
+      <w:r>
+        <w:rPr>
+          <w:rFonts w:ascii="Arial" w:hAnsi="Arial" w:cs="Arial"/>
+          <w:color w:val="000000"/>
+          <w:sz w:val="18"/>
+          <w:highlight w:val="lightGray"/>
+        </w:rPr>
+        <w:t xml:space="preserve"> Column: Motasem Essam] -&gt; </w:t>
+      </w:r>
+      <w:r>
+        <w:rPr>
+          <w:rFonts w:ascii="Arial" w:hAnsi="Arial" w:cs="Arial"/>
           <w:b/>
           <w:color w:val="000000"/>
           <w:sz w:val="18"/>
@@ -5650,6 +6171,7 @@
       </w:r>
       <w:r>
         <w:rPr>
+          <w:rFonts w:ascii="Arial" w:hAnsi="Arial" w:cs="Arial"/>
           <w:color w:val="000000"/>
           <w:sz w:val="18"/>
           <w:highlight w:val="lightGray"/>
@@ -5658,6 +6180,7 @@
       </w:r>
       <w:r>
         <w:rPr>
+          <w:rFonts w:ascii="Arial" w:hAnsi="Arial" w:cs="Arial"/>
           <w:b/>
           <w:color w:val="000000"/>
           <w:sz w:val="18"/>
@@ -5667,6 +6190,7 @@
       </w:r>
       <w:r>
         <w:rPr>
+          <w:rFonts w:ascii="Arial" w:hAnsi="Arial" w:cs="Arial"/>
           <w:color w:val="000000"/>
           <w:sz w:val="18"/>
           <w:highlight w:val="lightGray"/>
@@ -5814,6 +6338,7 @@
     <w:p>
       <w:r>
         <w:rPr>
+          <w:rFonts w:ascii="Arial" w:hAnsi="Arial" w:cs="Arial"/>
           <w:b/>
           <w:color w:val="000000"/>
           <w:sz w:val="18"/>
@@ -5823,14 +6348,36 @@
       </w:r>
       <w:r>
         <w:rPr>
-          <w:color w:val="000000"/>
-          <w:sz w:val="18"/>
-          <w:highlight w:val="lightGray"/>
-        </w:rPr>
-        <w:t xml:space="preserve">: Persons Table -&gt; ID Column: 1, Name_En Column: Motasem Essam] -&gt; </w:t>
-      </w:r>
-      <w:r>
-        <w:rPr>
+          <w:rFonts w:ascii="Arial" w:hAnsi="Arial" w:cs="Arial"/>
+          <w:color w:val="000000"/>
+          <w:sz w:val="18"/>
+          <w:highlight w:val="lightGray"/>
+        </w:rPr>
+        <w:t xml:space="preserve">: Persons Table -&gt; ID Column: 1, </w:t>
+      </w:r>
+      <w:proofErr w:type="spellStart"/>
+      <w:r>
+        <w:rPr>
+          <w:rFonts w:ascii="Arial" w:hAnsi="Arial" w:cs="Arial"/>
+          <w:color w:val="000000"/>
+          <w:sz w:val="18"/>
+          <w:highlight w:val="lightGray"/>
+        </w:rPr>
+        <w:t>Name_En</w:t>
+      </w:r>
+      <w:proofErr w:type="spellEnd"/>
+      <w:r>
+        <w:rPr>
+          <w:rFonts w:ascii="Arial" w:hAnsi="Arial" w:cs="Arial"/>
+          <w:color w:val="000000"/>
+          <w:sz w:val="18"/>
+          <w:highlight w:val="lightGray"/>
+        </w:rPr>
+        <w:t xml:space="preserve"> Column: Motasem Essam] -&gt; </w:t>
+      </w:r>
+      <w:r>
+        <w:rPr>
+          <w:rFonts w:ascii="Arial" w:hAnsi="Arial" w:cs="Arial"/>
           <w:b/>
           <w:color w:val="000000"/>
           <w:sz w:val="18"/>
@@ -5840,6 +6387,7 @@
       </w:r>
       <w:r>
         <w:rPr>
+          <w:rFonts w:ascii="Arial" w:hAnsi="Arial" w:cs="Arial"/>
           <w:color w:val="000000"/>
           <w:sz w:val="18"/>
           <w:highlight w:val="lightGray"/>
@@ -5848,6 +6396,7 @@
       </w:r>
       <w:r>
         <w:rPr>
+          <w:rFonts w:ascii="Arial" w:hAnsi="Arial" w:cs="Arial"/>
           <w:b/>
           <w:color w:val="000000"/>
           <w:sz w:val="18"/>
@@ -5857,6 +6406,7 @@
       </w:r>
       <w:r>
         <w:rPr>
+          <w:rFonts w:ascii="Arial" w:hAnsi="Arial" w:cs="Arial"/>
           <w:color w:val="000000"/>
           <w:sz w:val="18"/>
           <w:highlight w:val="lightGray"/>
@@ -5961,12 +6511,14 @@
           <w:sz w:val="26"/>
           <w:szCs w:val="26"/>
         </w:rPr>
+        <w:lastRenderedPageBreak/>
         <w:t>✅ Summary Order to Learn:</w:t>
       </w:r>
     </w:p>
     <w:p>
       <w:r>
         <w:rPr>
+          <w:rFonts w:ascii="Arial" w:hAnsi="Arial" w:cs="Arial"/>
           <w:b/>
           <w:color w:val="000000"/>
           <w:sz w:val="18"/>
@@ -5976,14 +6528,36 @@
       </w:r>
       <w:r>
         <w:rPr>
-          <w:color w:val="000000"/>
-          <w:sz w:val="18"/>
-          <w:highlight w:val="lightGray"/>
-        </w:rPr>
-        <w:t xml:space="preserve">: Persons Table -&gt; ID Column: 1, Name_En Column: Motasem Essam] -&gt; </w:t>
-      </w:r>
-      <w:r>
-        <w:rPr>
+          <w:rFonts w:ascii="Arial" w:hAnsi="Arial" w:cs="Arial"/>
+          <w:color w:val="000000"/>
+          <w:sz w:val="18"/>
+          <w:highlight w:val="lightGray"/>
+        </w:rPr>
+        <w:t xml:space="preserve">: Persons Table -&gt; ID Column: 1, </w:t>
+      </w:r>
+      <w:proofErr w:type="spellStart"/>
+      <w:r>
+        <w:rPr>
+          <w:rFonts w:ascii="Arial" w:hAnsi="Arial" w:cs="Arial"/>
+          <w:color w:val="000000"/>
+          <w:sz w:val="18"/>
+          <w:highlight w:val="lightGray"/>
+        </w:rPr>
+        <w:t>Name_En</w:t>
+      </w:r>
+      <w:proofErr w:type="spellEnd"/>
+      <w:r>
+        <w:rPr>
+          <w:rFonts w:ascii="Arial" w:hAnsi="Arial" w:cs="Arial"/>
+          <w:color w:val="000000"/>
+          <w:sz w:val="18"/>
+          <w:highlight w:val="lightGray"/>
+        </w:rPr>
+        <w:t xml:space="preserve"> Column: Motasem Essam] -&gt; </w:t>
+      </w:r>
+      <w:r>
+        <w:rPr>
+          <w:rFonts w:ascii="Arial" w:hAnsi="Arial" w:cs="Arial"/>
           <w:b/>
           <w:color w:val="000000"/>
           <w:sz w:val="18"/>
@@ -5993,6 +6567,7 @@
       </w:r>
       <w:r>
         <w:rPr>
+          <w:rFonts w:ascii="Arial" w:hAnsi="Arial" w:cs="Arial"/>
           <w:color w:val="000000"/>
           <w:sz w:val="18"/>
           <w:highlight w:val="lightGray"/>
@@ -6001,6 +6576,7 @@
       </w:r>
       <w:r>
         <w:rPr>
+          <w:rFonts w:ascii="Arial" w:hAnsi="Arial" w:cs="Arial"/>
           <w:b/>
           <w:color w:val="000000"/>
           <w:sz w:val="18"/>
@@ -6010,6 +6586,7 @@
       </w:r>
       <w:r>
         <w:rPr>
+          <w:rFonts w:ascii="Arial" w:hAnsi="Arial" w:cs="Arial"/>
           <w:color w:val="000000"/>
           <w:sz w:val="18"/>
           <w:highlight w:val="lightGray"/>
@@ -9025,7 +9602,6 @@
   <w:style w:type="character" w:default="1" w:styleId="DefaultParagraphFont">
     <w:name w:val="Default Paragraph Font"/>
     <w:uiPriority w:val="1"/>
-    <w:semiHidden/>
     <w:unhideWhenUsed/>
   </w:style>
   <w:style w:type="table" w:default="1" w:styleId="TableNormal">

--- a/Knowledge/3-Work knowledge/1-Software Engineering/2-General Technologies/9-Databases/5-My Source/2-SQL/1-Intro to SQL/7-SQL commands.docx
+++ b/Knowledge/3-Work knowledge/1-Software Engineering/2-General Technologies/9-Databases/5-My Source/2-SQL/1-Intro to SQL/7-SQL commands.docx
@@ -4773,17 +4773,6 @@
         </w:pict>
       </w:r>
     </w:p>
-    <w:p>
-      <w:pPr>
-        <w:spacing w:before="240" w:after="240"/>
-      </w:pPr>
-      <w:r>
-        <w:rPr>
-          <w:rFonts w:ascii="Roboto Mono" w:eastAsia="Roboto Mono" w:hAnsi="Roboto Mono"/>
-        </w:rPr>
-        <w:t>Let me know if you want examples of each with real table data!</w:t>
-      </w:r>
-    </w:p>
     <w:p/>
     <w:p>
       <w:pPr>
@@ -5377,7 +5366,6 @@
           <w:sz w:val="26"/>
           <w:szCs w:val="26"/>
         </w:rPr>
-        <w:lastRenderedPageBreak/>
         <w:t>✅ 2. DML – Learn how to modify data</w:t>
       </w:r>
     </w:p>
@@ -5858,7 +5846,6 @@
           <w:sz w:val="18"/>
           <w:highlight w:val="lightGray"/>
         </w:rPr>
-        <w:lastRenderedPageBreak/>
         <w:t># Source: AI Source: Provided by: [Data Path</w:t>
       </w:r>
       <w:r>
@@ -6511,7 +6498,6 @@
           <w:sz w:val="26"/>
           <w:szCs w:val="26"/>
         </w:rPr>
-        <w:lastRenderedPageBreak/>
         <w:t>✅ Summary Order to Learn:</w:t>
       </w:r>
     </w:p>
@@ -9602,6 +9588,7 @@
   <w:style w:type="character" w:default="1" w:styleId="DefaultParagraphFont">
     <w:name w:val="Default Paragraph Font"/>
     <w:uiPriority w:val="1"/>
+    <w:semiHidden/>
     <w:unhideWhenUsed/>
   </w:style>
   <w:style w:type="table" w:default="1" w:styleId="TableNormal">
